--- a/out/08_ISMS/SNX-ISMS-SOP-01 Information Security Incident Management (Rev00 DRAFT).docx
+++ b/out/08_ISMS/SNX-ISMS-SOP-01 Information Security Incident Management (Rev00 DRAFT).docx
@@ -8050,7 +8050,7 @@
                 <w:sz w:val="24"/>
                 <w:szCs w:val="24"/>
               </w:rPr>
-              <w:t>Nama Incident Commander di butir 2 sheet Investigasi</w:t>
+              <w:t>Nama Incident Commander di butir Incident Commander sheet Investigasi</w:t>
             </w:r>
           </w:p>
         </w:tc>
@@ -8737,7 +8737,7 @@
                 <w:sz w:val="24"/>
                 <w:szCs w:val="24"/>
               </w:rPr>
-              <w:t>Hasil sweep di butir 12 sheet Investigasi</w:t>
+              <w:t>Hasil sweep di butir Sweep ke host sejenis sheet Investigasi</w:t>
             </w:r>
           </w:p>
         </w:tc>
@@ -9187,7 +9187,7 @@
                 <w:sz w:val="24"/>
                 <w:szCs w:val="24"/>
               </w:rPr>
-              <w:t>Hasil verifikasi di butir 13 sheet Investigasi</w:t>
+              <w:t>Hasil verifikasi di butir Verifikasi bersih sheet Investigasi</w:t>
             </w:r>
           </w:p>
         </w:tc>
@@ -10594,7 +10594,7 @@
                 <w:sz w:val="24"/>
                 <w:szCs w:val="24"/>
               </w:rPr>
-              <w:t>5. Catat keputusan pemberitahuan dan pelaporan beserta dasarnya di butir 15 sheet Investigasi SNX-ISMS-FRM-02.</w:t>
+              <w:t>5. Catat keputusan pemberitahuan dan pelaporan beserta dasarnya di butir Pemberitahuan sheet Investigasi SNX-ISMS-FRM-02.</w:t>
             </w:r>
           </w:p>
         </w:tc>
@@ -10651,7 +10651,7 @@
                 <w:sz w:val="24"/>
                 <w:szCs w:val="24"/>
               </w:rPr>
-              <w:t>Butir 15 sheet Investigasi terisi</w:t>
+              <w:t>Butir Pemberitahuan sheet Investigasi terisi</w:t>
             </w:r>
           </w:p>
         </w:tc>

--- a/out/08_ISMS/SNX-ISMS-SOP-01 Information Security Incident Management (Rev00 DRAFT).docx
+++ b/out/08_ISMS/SNX-ISMS-SOP-01 Information Security Incident Management (Rev00 DRAFT).docx
@@ -217,6 +217,7 @@
     <w:p>
       <w:pPr>
         <w:pStyle w:val="Heading1"/>
+        <w:keepNext/>
         <w:widowControl w:val="0"/>
         <w:spacing w:line="240" w:lineRule="auto"/>
         <w:ind w:right="407" w:firstLine="0"/>
@@ -511,6 +512,10 @@
         <w:gridCol w:w="5850"/>
       </w:tblGrid>
       <w:tr>
+        <w:trPr>
+          <w:cantSplit/>
+          <w:tblHeader/>
+        </w:trPr>
         <w:tc>
           <w:tcPr>
             <w:tcW w:w="3150" w:type="dxa"/>
@@ -523,6 +528,7 @@
           </w:tcPr>
           <w:p>
             <w:pPr>
+              <w:keepNext/>
               <w:widowControl w:val="0"/>
               <w:pBdr>
                 <w:top w:val="nil"/>
@@ -563,6 +569,7 @@
           </w:tcPr>
           <w:p>
             <w:pPr>
+              <w:keepNext/>
               <w:widowControl w:val="0"/>
               <w:pBdr>
                 <w:top w:val="nil"/>
@@ -593,6 +600,9 @@
         </w:tc>
       </w:tr>
       <w:tr>
+        <w:trPr>
+          <w:cantSplit/>
+        </w:trPr>
         <w:tc>
           <w:tcPr>
             <w:tcW w:w="3150" w:type="dxa"/>
@@ -646,6 +656,9 @@
         </w:tc>
       </w:tr>
       <w:tr>
+        <w:trPr>
+          <w:cantSplit/>
+        </w:trPr>
         <w:tc>
           <w:tcPr>
             <w:tcW w:w="3150" w:type="dxa"/>
@@ -699,6 +712,9 @@
         </w:tc>
       </w:tr>
       <w:tr>
+        <w:trPr>
+          <w:cantSplit/>
+        </w:trPr>
         <w:tc>
           <w:tcPr>
             <w:tcW w:w="3150" w:type="dxa"/>
@@ -750,6 +766,9 @@
         </w:tc>
       </w:tr>
       <w:tr>
+        <w:trPr>
+          <w:cantSplit/>
+        </w:trPr>
         <w:tc>
           <w:tcPr>
             <w:tcW w:w="3150" w:type="dxa"/>
@@ -810,6 +829,9 @@
         </w:tc>
       </w:tr>
       <w:tr>
+        <w:trPr>
+          <w:cantSplit/>
+        </w:trPr>
         <w:tc>
           <w:tcPr>
             <w:tcW w:w="3150" w:type="dxa"/>
@@ -861,6 +883,9 @@
         </w:tc>
       </w:tr>
       <w:tr>
+        <w:trPr>
+          <w:cantSplit/>
+        </w:trPr>
         <w:tc>
           <w:tcPr>
             <w:tcW w:w="3150" w:type="dxa"/>
@@ -914,6 +939,9 @@
         </w:tc>
       </w:tr>
       <w:tr>
+        <w:trPr>
+          <w:cantSplit/>
+        </w:trPr>
         <w:tc>
           <w:tcPr>
             <w:tcW w:w="3150" w:type="dxa"/>
@@ -967,6 +995,9 @@
         </w:tc>
       </w:tr>
       <w:tr>
+        <w:trPr>
+          <w:cantSplit/>
+        </w:trPr>
         <w:tc>
           <w:tcPr>
             <w:tcW w:w="3150" w:type="dxa"/>
@@ -1020,6 +1051,9 @@
         </w:tc>
       </w:tr>
       <w:tr>
+        <w:trPr>
+          <w:cantSplit/>
+        </w:trPr>
         <w:tc>
           <w:tcPr>
             <w:tcW w:w="3150" w:type="dxa"/>
@@ -1073,6 +1107,9 @@
         </w:tc>
       </w:tr>
       <w:tr>
+        <w:trPr>
+          <w:cantSplit/>
+        </w:trPr>
         <w:tc>
           <w:tcPr>
             <w:tcW w:w="3150" w:type="dxa"/>
@@ -1126,6 +1163,9 @@
         </w:tc>
       </w:tr>
       <w:tr>
+        <w:trPr>
+          <w:cantSplit/>
+        </w:trPr>
         <w:tc>
           <w:tcPr>
             <w:tcW w:w="3150" w:type="dxa"/>
@@ -1207,6 +1247,7 @@
     <w:p>
       <w:pPr>
         <w:pStyle w:val="Heading1"/>
+        <w:keepNext/>
         <w:widowControl w:val="0"/>
         <w:spacing w:before="816" w:line="240" w:lineRule="auto"/>
         <w:ind w:right="407"/>
@@ -1243,6 +1284,10 @@
         <w:gridCol w:w="3010"/>
       </w:tblGrid>
       <w:tr>
+        <w:trPr>
+          <w:cantSplit/>
+          <w:tblHeader/>
+        </w:trPr>
         <w:tc>
           <w:tcPr>
             <w:tcW w:w="3009" w:type="dxa"/>
@@ -1255,6 +1300,7 @@
           </w:tcPr>
           <w:p>
             <w:pPr>
+              <w:keepNext/>
               <w:widowControl w:val="0"/>
               <w:spacing w:line="240" w:lineRule="auto"/>
               <w:jc w:val="center"/>
@@ -1288,6 +1334,7 @@
           </w:tcPr>
           <w:p>
             <w:pPr>
+              <w:keepNext/>
               <w:widowControl w:val="0"/>
               <w:spacing w:line="240" w:lineRule="auto"/>
               <w:jc w:val="center"/>
@@ -1321,6 +1368,7 @@
           </w:tcPr>
           <w:p>
             <w:pPr>
+              <w:keepNext/>
               <w:widowControl w:val="0"/>
               <w:spacing w:line="240" w:lineRule="auto"/>
               <w:jc w:val="center"/>
@@ -1344,6 +1392,9 @@
         </w:tc>
       </w:tr>
       <w:tr>
+        <w:trPr>
+          <w:cantSplit/>
+        </w:trPr>
         <w:tc>
           <w:tcPr>
             <w:tcW w:w="3009" w:type="dxa"/>
@@ -1392,6 +1443,9 @@
         </w:tc>
       </w:tr>
       <w:tr>
+        <w:trPr>
+          <w:cantSplit/>
+        </w:trPr>
         <w:tc>
           <w:tcPr>
             <w:tcW w:w="3009" w:type="dxa"/>
@@ -1463,6 +1517,9 @@
         </w:tc>
       </w:tr>
       <w:tr>
+        <w:trPr>
+          <w:cantSplit/>
+        </w:trPr>
         <w:tc>
           <w:tcPr>
             <w:tcW w:w="3009" w:type="dxa"/>
@@ -1537,6 +1594,7 @@
     <w:p>
       <w:pPr>
         <w:pStyle w:val="Heading1"/>
+        <w:keepNext/>
         <w:widowControl w:val="0"/>
         <w:spacing w:before="816" w:line="240" w:lineRule="auto"/>
         <w:ind w:right="407"/>
@@ -1578,6 +1636,10 @@
         <w:gridCol w:w="2235"/>
       </w:tblGrid>
       <w:tr>
+        <w:trPr>
+          <w:cantSplit/>
+          <w:tblHeader/>
+        </w:trPr>
         <w:tc>
           <w:tcPr>
             <w:tcW w:w="810" w:type="dxa"/>
@@ -1590,6 +1652,7 @@
           </w:tcPr>
           <w:p>
             <w:pPr>
+              <w:keepNext/>
               <w:widowControl w:val="0"/>
               <w:pBdr>
                 <w:top w:val="nil"/>
@@ -1630,6 +1693,7 @@
           </w:tcPr>
           <w:p>
             <w:pPr>
+              <w:keepNext/>
               <w:widowControl w:val="0"/>
               <w:spacing w:line="240" w:lineRule="auto"/>
               <w:jc w:val="center"/>
@@ -1663,6 +1727,7 @@
           </w:tcPr>
           <w:p>
             <w:pPr>
+              <w:keepNext/>
               <w:widowControl w:val="0"/>
               <w:pBdr>
                 <w:top w:val="nil"/>
@@ -1703,6 +1768,7 @@
           </w:tcPr>
           <w:p>
             <w:pPr>
+              <w:keepNext/>
               <w:widowControl w:val="0"/>
               <w:pBdr>
                 <w:top w:val="nil"/>
@@ -1733,6 +1799,9 @@
         </w:tc>
       </w:tr>
       <w:tr>
+        <w:trPr>
+          <w:cantSplit/>
+        </w:trPr>
         <w:tc>
           <w:tcPr>
             <w:tcW w:w="810" w:type="dxa"/>
@@ -1835,6 +1904,9 @@
         </w:tc>
       </w:tr>
       <w:tr>
+        <w:trPr>
+          <w:cantSplit/>
+        </w:trPr>
         <w:tc>
           <w:tcPr>
             <w:tcW w:w="810" w:type="dxa"/>
@@ -1937,6 +2009,9 @@
         </w:tc>
       </w:tr>
       <w:tr>
+        <w:trPr>
+          <w:cantSplit/>
+        </w:trPr>
         <w:tc>
           <w:tcPr>
             <w:tcW w:w="810" w:type="dxa"/>
@@ -2487,12 +2562,13 @@
           <w:sz w:val="24"/>
           <w:szCs w:val="24"/>
         </w:rPr>
-        <w:t xml:space="preserve">Dikecualikan dari SOP ini: pekerjaan app-level pelanggan, seperti pembersihan konten aplikasi dan perbaikan kode, yang diserahkan ke developer atau PIC pelanggan; serta gangguan teknis tanpa indikasi keamanan, yang ditangani lewat SNX-OPS-SOP-04.</w:t>
+        <w:t xml:space="preserve">Dikecualikan dari SOP ini: pekerjaan app-level pelanggan, seperti pembersihan konten aplikasi dan perbaikan kode, yang diserahkan ke developer atau PIC pelanggan; serta gangguan teknis tanpa indikasi keamanan, yang ditangani melalui SNX-OPS-SOP-04.</w:t>
       </w:r>
     </w:p>
     <w:p>
       <w:pPr>
         <w:pStyle w:val="Heading1"/>
+        <w:keepNext/>
         <w:numPr>
           <w:ilvl w:val="0"/>
           <w:numId w:val="7"/>
@@ -2527,6 +2603,8 @@
       </w:tblGrid>
       <w:tr>
         <w:trPr>
+          <w:cantSplit/>
+          <w:tblHeader/>
           <w:jc w:val="center"/>
         </w:trPr>
         <w:tc>
@@ -2536,6 +2614,7 @@
           </w:tcPr>
           <w:p>
             <w:pPr>
+              <w:keepNext/>
               <w:jc w:val="center"/>
               <w:rPr>
                 <w:sz w:val="24"/>
@@ -2560,6 +2639,7 @@
           </w:tcPr>
           <w:p>
             <w:pPr>
+              <w:keepNext/>
               <w:jc w:val="center"/>
               <w:rPr>
                 <w:sz w:val="24"/>
@@ -2580,6 +2660,7 @@
       </w:tr>
       <w:tr>
         <w:trPr>
+          <w:cantSplit/>
           <w:jc w:val="center"/>
         </w:trPr>
         <w:tc>
@@ -2629,6 +2710,7 @@
       </w:tr>
       <w:tr>
         <w:trPr>
+          <w:cantSplit/>
           <w:jc w:val="center"/>
         </w:trPr>
         <w:tc>
@@ -2671,13 +2753,14 @@
                 <w:sz w:val="24"/>
                 <w:szCs w:val="24"/>
               </w:rPr>
-              <w:t>Pengakuan pertama SOC Analyst di tiket bahwa event atau insiden diterima dan sedang ditangani (USULAN: penerima Ack belum ditetapkan).</w:t>
+              <w:t>Pengakuan pertama SOC Analyst di ticket bahwa event atau insiden sudah diterima dan sedang ditangani. Penerima Ack belum ditetapkan (USULAN).</w:t>
             </w:r>
           </w:p>
         </w:tc>
       </w:tr>
       <w:tr>
         <w:trPr>
+          <w:cantSplit/>
           <w:jc w:val="center"/>
         </w:trPr>
         <w:tc>
@@ -2727,6 +2810,7 @@
       </w:tr>
       <w:tr>
         <w:trPr>
+          <w:cantSplit/>
           <w:jc w:val="center"/>
         </w:trPr>
         <w:tc>
@@ -2776,6 +2860,7 @@
       </w:tr>
       <w:tr>
         <w:trPr>
+          <w:cantSplit/>
           <w:jc w:val="center"/>
         </w:trPr>
         <w:tc>
@@ -2825,6 +2910,7 @@
       </w:tr>
       <w:tr>
         <w:trPr>
+          <w:cantSplit/>
           <w:jc w:val="center"/>
         </w:trPr>
         <w:tc>
@@ -2874,6 +2960,7 @@
       </w:tr>
       <w:tr>
         <w:trPr>
+          <w:cantSplit/>
           <w:jc w:val="center"/>
         </w:trPr>
         <w:tc>
@@ -2923,6 +3010,7 @@
       </w:tr>
       <w:tr>
         <w:trPr>
+          <w:cantSplit/>
           <w:jc w:val="center"/>
         </w:trPr>
         <w:tc>
@@ -2965,13 +3053,14 @@
                 <w:sz w:val="24"/>
                 <w:szCs w:val="24"/>
               </w:rPr>
-              <w:t>Jabatan JA-02 pada SNX-HR-ORG-01. Dokumen Operation menyebut jabatan ini COO, dan dokumen ini memakai COO sesudah sebutan ini.</w:t>
+              <w:t>Jabatan JA-02 di SNX-HR-ORG-01. Dokumen Operation dan dokumen ini menyebut jabatan ini COO.</w:t>
             </w:r>
           </w:p>
         </w:tc>
       </w:tr>
       <w:tr>
         <w:trPr>
+          <w:cantSplit/>
           <w:jc w:val="center"/>
         </w:trPr>
         <w:tc>
@@ -3021,6 +3110,7 @@
       </w:tr>
       <w:tr>
         <w:trPr>
+          <w:cantSplit/>
           <w:jc w:val="center"/>
         </w:trPr>
         <w:tc>
@@ -3063,13 +3153,14 @@
                 <w:sz w:val="24"/>
                 <w:szCs w:val="24"/>
               </w:rPr>
-              <w:t>Kejadian yang mungkin berdampak pada keamanan informasi, misalnya alert SIEM, login gagal berulang.</w:t>
+              <w:t>Kejadian yang mungkin berdampak pada keamanan informasi, misalnya alert SIEM atau login gagal berulang.</w:t>
             </w:r>
           </w:p>
         </w:tc>
       </w:tr>
       <w:tr>
         <w:trPr>
+          <w:cantSplit/>
           <w:jc w:val="center"/>
         </w:trPr>
         <w:tc>
@@ -3119,6 +3210,7 @@
       </w:tr>
       <w:tr>
         <w:trPr>
+          <w:cantSplit/>
           <w:jc w:val="center"/>
         </w:trPr>
         <w:tc>
@@ -3161,13 +3253,14 @@
                 <w:sz w:val="24"/>
                 <w:szCs w:val="24"/>
               </w:rPr>
-              <w:t>Insiden yang akar masalahnya sama dengan insiden sebelumnya.</w:t>
+              <w:t>Insiden yang root cause-nya sama dengan insiden sebelumnya.</w:t>
             </w:r>
           </w:p>
         </w:tc>
       </w:tr>
       <w:tr>
         <w:trPr>
+          <w:cantSplit/>
           <w:jc w:val="center"/>
         </w:trPr>
         <w:tc>
@@ -3217,6 +3310,7 @@
       </w:tr>
       <w:tr>
         <w:trPr>
+          <w:cantSplit/>
           <w:jc w:val="center"/>
         </w:trPr>
         <w:tc>
@@ -3266,6 +3360,7 @@
       </w:tr>
       <w:tr>
         <w:trPr>
+          <w:cantSplit/>
           <w:jc w:val="center"/>
         </w:trPr>
         <w:tc>
@@ -3315,6 +3410,7 @@
       </w:tr>
       <w:tr>
         <w:trPr>
+          <w:cantSplit/>
           <w:jc w:val="center"/>
         </w:trPr>
         <w:tc>
@@ -3364,6 +3460,7 @@
       </w:tr>
       <w:tr>
         <w:trPr>
+          <w:cantSplit/>
           <w:jc w:val="center"/>
         </w:trPr>
         <w:tc>
@@ -3406,13 +3503,14 @@
                 <w:sz w:val="24"/>
                 <w:szCs w:val="24"/>
               </w:rPr>
-              <w:t>Pelajaran dari satu insiden yang dicatat supaya insiden serupa tidak terulang.</w:t>
+              <w:t>Pelajaran dari satu insiden yang dicatat agar insiden serupa tidak terulang.</w:t>
             </w:r>
           </w:p>
         </w:tc>
       </w:tr>
       <w:tr>
         <w:trPr>
+          <w:cantSplit/>
           <w:jc w:val="center"/>
         </w:trPr>
         <w:tc>
@@ -3462,6 +3560,7 @@
       </w:tr>
       <w:tr>
         <w:trPr>
+          <w:cantSplit/>
           <w:jc w:val="center"/>
         </w:trPr>
         <w:tc>
@@ -3504,13 +3603,14 @@
                 <w:sz w:val="24"/>
                 <w:szCs w:val="24"/>
               </w:rPr>
-              <w:t>Tiket induk satu insiden; alert dan tiket terkait ditautkan ke tiket ini.</w:t>
+              <w:t>Ticket induk satu insiden; alert dan ticket terkait ditautkan ke ticket ini.</w:t>
             </w:r>
           </w:p>
         </w:tc>
       </w:tr>
       <w:tr>
         <w:trPr>
+          <w:cantSplit/>
           <w:jc w:val="center"/>
         </w:trPr>
         <w:tc>
@@ -3560,6 +3660,7 @@
       </w:tr>
       <w:tr>
         <w:trPr>
+          <w:cantSplit/>
           <w:jc w:val="center"/>
         </w:trPr>
         <w:tc>
@@ -3609,6 +3710,7 @@
       </w:tr>
       <w:tr>
         <w:trPr>
+          <w:cantSplit/>
           <w:jc w:val="center"/>
         </w:trPr>
         <w:tc>
@@ -3658,6 +3760,7 @@
       </w:tr>
       <w:tr>
         <w:trPr>
+          <w:cantSplit/>
           <w:jc w:val="center"/>
         </w:trPr>
         <w:tc>
@@ -3700,13 +3803,14 @@
                 <w:sz w:val="24"/>
                 <w:szCs w:val="24"/>
               </w:rPr>
-              <w:t>Root cause analysis: analisis akar masalah sebuah insiden, ditulis di SNX-OPS-FRM-10.</w:t>
+              <w:t>Root cause analysis (analisis akar masalah) atas sebuah insiden, ditulis di SNX-OPS-FRM-10.</w:t>
             </w:r>
           </w:p>
         </w:tc>
       </w:tr>
       <w:tr>
         <w:trPr>
+          <w:cantSplit/>
           <w:jc w:val="center"/>
         </w:trPr>
         <w:tc>
@@ -3749,13 +3853,14 @@
                 <w:sz w:val="24"/>
                 <w:szCs w:val="24"/>
               </w:rPr>
-              <w:t>SINUX Service Hub berbasis GLPI, sistem tiket untuk generalist, termasuk permintaan internal.</w:t>
+              <w:t>SINUX Service Hub berbasis GLPI, sistem ticket untuk generalist, termasuk permintaan internal.</w:t>
             </w:r>
           </w:p>
         </w:tc>
       </w:tr>
       <w:tr>
         <w:trPr>
+          <w:cantSplit/>
           <w:jc w:val="center"/>
         </w:trPr>
         <w:tc>
@@ -3798,13 +3903,14 @@
                 <w:sz w:val="24"/>
                 <w:szCs w:val="24"/>
               </w:rPr>
-              <w:t>Tingkat insiden keamanan: P1, P2, P3, atau P4. Kriteria tiap tingkat ada di baris P1 sampai P4 berikut. Severity insiden teknis ditetapkan di SNX-OPS-SOP-04.</w:t>
+              <w:t>Tingkat insiden keamanan, yaitu P1, P2, P3, atau P4, dengan kriteria pada baris P1 sampai P4 di bawah. Severity insiden teknis ditetapkan di SNX-OPS-SOP-04.</w:t>
             </w:r>
           </w:p>
         </w:tc>
       </w:tr>
       <w:tr>
         <w:trPr>
+          <w:cantSplit/>
           <w:jc w:val="center"/>
         </w:trPr>
         <w:tc>
@@ -3854,6 +3960,7 @@
       </w:tr>
       <w:tr>
         <w:trPr>
+          <w:cantSplit/>
           <w:jc w:val="center"/>
         </w:trPr>
         <w:tc>
@@ -3903,6 +4010,7 @@
       </w:tr>
       <w:tr>
         <w:trPr>
+          <w:cantSplit/>
           <w:jc w:val="center"/>
         </w:trPr>
         <w:tc>
@@ -3945,13 +4053,14 @@
                 <w:sz w:val="24"/>
                 <w:szCs w:val="24"/>
               </w:rPr>
-              <w:t>Upaya serangan gagal yang butuh tindak lanjut; pelanggaran kebijakan ringan.</w:t>
+              <w:t>Upaya serangan gagal yang perlu ditindaklanjuti; pelanggaran kebijakan ringan.</w:t>
             </w:r>
           </w:p>
         </w:tc>
       </w:tr>
       <w:tr>
         <w:trPr>
+          <w:cantSplit/>
           <w:jc w:val="center"/>
         </w:trPr>
         <w:tc>
@@ -4001,6 +4110,7 @@
       </w:tr>
       <w:tr>
         <w:trPr>
+          <w:cantSplit/>
           <w:jc w:val="center"/>
         </w:trPr>
         <w:tc>
@@ -4043,13 +4153,14 @@
                 <w:sz w:val="24"/>
                 <w:szCs w:val="24"/>
               </w:rPr>
-              <w:t>Sub divisi Divisi Operation menurut POL-OPS-001 yang memantau SIEM, EDR, WAF, dan Cloudflare serta menangani insiden keamanan.</w:t>
+              <w:t>Sub divisi Divisi Operation (POL-OPS-001) yang memantau SIEM, EDR, WAF, dan Cloudflare serta menangani insiden keamanan.</w:t>
             </w:r>
           </w:p>
         </w:tc>
       </w:tr>
       <w:tr>
         <w:trPr>
+          <w:cantSplit/>
           <w:jc w:val="center"/>
         </w:trPr>
         <w:tc>
@@ -4099,6 +4210,7 @@
       </w:tr>
       <w:tr>
         <w:trPr>
+          <w:cantSplit/>
           <w:jc w:val="center"/>
         </w:trPr>
         <w:tc>
@@ -4148,6 +4260,7 @@
       </w:tr>
       <w:tr>
         <w:trPr>
+          <w:cantSplit/>
           <w:jc w:val="center"/>
         </w:trPr>
         <w:tc>
@@ -4190,13 +4303,14 @@
                 <w:sz w:val="24"/>
                 <w:szCs w:val="24"/>
               </w:rPr>
-              <w:t>Orang yang ditugaskan pada satu insiden, dicatat di butir Tim investigasi sheet Investigasi SNX-ISMS-FRM-02.</w:t>
+              <w:t>Personel yang ditugaskan menangani satu insiden, dicatat di butir Tim investigasi sheet Investigasi SNX-ISMS-FRM-02.</w:t>
             </w:r>
           </w:p>
         </w:tc>
       </w:tr>
       <w:tr>
         <w:trPr>
+          <w:cantSplit/>
           <w:jc w:val="center"/>
         </w:trPr>
         <w:tc>
@@ -4217,7 +4331,7 @@
                 <w:sz w:val="24"/>
                 <w:szCs w:val="24"/>
               </w:rPr>
-              <w:t>Tindakan korektif</w:t>
+              <w:t>Corrective action</w:t>
             </w:r>
           </w:p>
         </w:tc>
@@ -4239,13 +4353,14 @@
                 <w:sz w:val="24"/>
                 <w:szCs w:val="24"/>
               </w:rPr>
-              <w:t>Tindakan menghilangkan akar masalah supaya insiden tidak terulang.</w:t>
+              <w:t>Tindakan untuk menghilangkan root cause agar insiden tidak terulang.</w:t>
             </w:r>
           </w:p>
         </w:tc>
       </w:tr>
       <w:tr>
         <w:trPr>
+          <w:cantSplit/>
           <w:jc w:val="center"/>
         </w:trPr>
         <w:tc>
@@ -4288,13 +4403,14 @@
                 <w:sz w:val="24"/>
                 <w:szCs w:val="24"/>
               </w:rPr>
-              <w:t>Penilaian awal sebuah event menjadi true positive (benar menandai ancaman), false positive (bukan ancaman), atau butuh investigasi.</w:t>
+              <w:t>Penilaian awal untuk menggolongkan event sebagai true positive (benar menandai ancaman), false positive (bukan ancaman), atau butuh investigasi.</w:t>
             </w:r>
           </w:p>
         </w:tc>
       </w:tr>
       <w:tr>
         <w:trPr>
+          <w:cantSplit/>
           <w:jc w:val="center"/>
         </w:trPr>
         <w:tc>
@@ -4344,6 +4460,7 @@
       </w:tr>
       <w:tr>
         <w:trPr>
+          <w:cantSplit/>
           <w:jc w:val="center"/>
         </w:trPr>
         <w:tc>
@@ -4393,6 +4510,7 @@
       </w:tr>
       <w:tr>
         <w:trPr>
+          <w:cantSplit/>
           <w:jc w:val="center"/>
         </w:trPr>
         <w:tc>
@@ -4435,13 +4553,14 @@
                 <w:sz w:val="24"/>
                 <w:szCs w:val="24"/>
               </w:rPr>
-              <w:t>Waktu SOC Analyst menerima laporan event atau melihat alert, dicatat di tiket dan di kolom Waktu deteksi SNX-ISMS-FRM-02.</w:t>
+              <w:t>Waktu SOC Analyst menerima laporan event atau melihat alert, dicatat di ticket dan di kolom Waktu deteksi SNX-ISMS-FRM-02.</w:t>
             </w:r>
           </w:p>
         </w:tc>
       </w:tr>
       <w:tr>
         <w:trPr>
+          <w:cantSplit/>
           <w:jc w:val="center"/>
         </w:trPr>
         <w:tc>
@@ -4484,7 +4603,7 @@
                 <w:sz w:val="24"/>
                 <w:szCs w:val="24"/>
               </w:rPr>
-              <w:t>Sistem tiket untuk Ops.</w:t>
+              <w:t>Sistem ticket untuk Ops.</w:t>
             </w:r>
           </w:p>
         </w:tc>
@@ -4542,7 +4661,7 @@
           <w:sz w:val="24"/>
           <w:szCs w:val="24"/>
         </w:rPr>
-        <w:t xml:space="preserve">Persiapan (Annex A 5.24): kontak eskalasi, akses darurat personel on-call, playbook, dan latihan tabletop disiapkan sebelum insiden terjadi, mengikuti butir 6.1.</w:t>
+        <w:t xml:space="preserve">Persiapan (Annex A 5.24): kontak eskalasi, akses darurat personel on-call, playbook, dan latihan tabletop disiapkan sebelum insiden terjadi, sesuai butir 6.1.</w:t>
       </w:r>
     </w:p>
     <w:p>
@@ -4614,7 +4733,7 @@
           <w:sz w:val="24"/>
           <w:szCs w:val="24"/>
         </w:rPr>
-        <w:t xml:space="preserve">Batas waktu di bagian 8 dihitung dari waktu deteksi (USULAN: titik awal belum ditetapkan), kecuali batas lapor oleh personel (sejak mengetahui) dan batas 3 x 24 jam untuk data pribadi (sejak diketahui).</w:t>
+        <w:t xml:space="preserve">Batas waktu di bagian 8 dihitung dari waktu deteksi, kecuali batas lapor personel (sejak mengetahui) dan batas 3 x 24 jam untuk data pribadi (sejak diketahui). Titik awal hitungan dari waktu deteksi belum ditetapkan (USULAN).</w:t>
       </w:r>
     </w:p>
     <w:p>
@@ -4638,7 +4757,7 @@
           <w:sz w:val="24"/>
           <w:szCs w:val="24"/>
         </w:rPr>
-        <w:t xml:space="preserve">Respons (Annex A 5.26): forensik lebih dulu, perbaikan kemudian. Bukti diamankan sebelum mengubah apa pun.</w:t>
+        <w:t xml:space="preserve">Respons (Annex A 5.26): forensik lebih dulu, perbaikan kemudian. Bukti diamankan sebelum ada perubahan apa pun pada sistem.</w:t>
       </w:r>
     </w:p>
     <w:p>
@@ -4662,7 +4781,7 @@
           <w:sz w:val="24"/>
           <w:szCs w:val="24"/>
         </w:rPr>
-        <w:t xml:space="preserve">Webshell tidak pernah di-probe dengan GET atau HEAD, karena probe sama dengan eksekusi.</w:t>
+        <w:t xml:space="preserve">Webshell dilarang di-probe dengan GET atau HEAD, karena probe sama dengan menjalankan webshell itu.</w:t>
       </w:r>
     </w:p>
     <w:p>
@@ -4686,7 +4805,7 @@
           <w:sz w:val="24"/>
           <w:szCs w:val="24"/>
         </w:rPr>
-        <w:t xml:space="preserve">File mencurigakan dipindahkan ke folder quarantine dengan mv dan tidak dihapus dengan rm, agar bukti tetap utuh.</w:t>
+        <w:t xml:space="preserve">File mencurigakan dipindahkan ke folder quarantine dengan mv, bukan dihapus dengan rm, agar bukti tetap utuh.</w:t>
       </w:r>
     </w:p>
     <w:p>
@@ -4734,7 +4853,7 @@
           <w:sz w:val="24"/>
           <w:szCs w:val="24"/>
         </w:rPr>
-        <w:t xml:space="preserve">Containment mengikuti SNX-OPS-SOP-02. Lead SOC boleh menyatakan darurat dan langsung bertindak dengan pencatatan.</w:t>
+        <w:t xml:space="preserve">Containment mengikuti SNX-OPS-SOP-02. Lead SOC boleh menyatakan darurat keamanan dan langsung bertindak, dengan tetap mencatat tindakannya.</w:t>
       </w:r>
     </w:p>
     <w:p>
@@ -4758,7 +4877,7 @@
           <w:sz w:val="24"/>
           <w:szCs w:val="24"/>
         </w:rPr>
-        <w:t xml:space="preserve">Pengumpulan bukti (Annex A 5.28): bukti dikumpulkan tanpa mengubah aslinya dan dicatat dengan chain of custody, mengikuti butir 6.5. Bukti disimpan di lokasi RESTRICTED (Internal) menurut SNX-ISMS-PRO-01.</w:t>
+        <w:t xml:space="preserve">Pengumpulan bukti (Annex A 5.28): bukti dikumpulkan tanpa mengubah aslinya dan dicatat dengan chain of custody (butir 6.5). Bukti disimpan di lokasi berklasifikasi RESTRICTED (Internal).</w:t>
       </w:r>
     </w:p>
     <w:p>
@@ -4782,7 +4901,7 @@
           <w:sz w:val="24"/>
           <w:szCs w:val="24"/>
         </w:rPr>
-        <w:t xml:space="preserve">Pemberitahuan pihak luar: pemberitahuan ke pelanggan mengikuti kontrak. Kegagalan pelindungan data pribadi diberitahukan menurut UU PDP. Komunikasi kepada media hanya oleh pihak yang ditunjuk manajemen.</w:t>
+        <w:t xml:space="preserve">Pemberitahuan pihak luar: pemberitahuan ke pelanggan mengikuti kontrak. Kegagalan pelindungan data pribadi diberitahukan sesuai UU PDP. Komunikasi ke media hanya dilakukan pihak yang ditunjuk manajemen.</w:t>
       </w:r>
     </w:p>
     <w:p>
@@ -4806,12 +4925,13 @@
           <w:sz w:val="24"/>
           <w:szCs w:val="24"/>
         </w:rPr>
-        <w:t xml:space="preserve">Pembelajaran (Annex A 5.27) dan tindakan korektif (ISO 9001:2015 10.2): insiden P1 dan P2 wajib punya RCA di SNX-OPS-FRM-10 dan tindakan korektif dengan pemilik dan tenggat. Lessons learned disimpan tanpa kredensial.</w:t>
+        <w:t xml:space="preserve">Pembelajaran (Annex A 5.27) dan corrective action (ISO 9001:2015 10.2): insiden P1 dan P2 wajib memiliki RCA di SNX-OPS-FRM-10 serta corrective action dengan pemilik dan tenggat. Lessons learned disimpan tanpa kredensial.</w:t>
       </w:r>
     </w:p>
     <w:p>
       <w:pPr>
         <w:pStyle w:val="Heading1"/>
+        <w:keepNext/>
         <w:numPr>
           <w:ilvl w:val="0"/>
           <w:numId w:val="7"/>
@@ -4839,6 +4959,8 @@
       </w:tblGrid>
       <w:tr>
         <w:trPr>
+          <w:cantSplit/>
+          <w:tblHeader/>
           <w:jc w:val="center"/>
         </w:trPr>
         <w:tc>
@@ -4855,6 +4977,7 @@
           </w:tcPr>
           <w:p>
             <w:pPr>
+              <w:keepNext/>
               <w:jc w:val="center"/>
               <w:rPr>
                 <w:sz w:val="24"/>
@@ -4886,6 +5009,7 @@
           </w:tcPr>
           <w:p>
             <w:pPr>
+              <w:keepNext/>
               <w:jc w:val="center"/>
               <w:rPr>
                 <w:sz w:val="24"/>
@@ -4917,6 +5041,7 @@
           </w:tcPr>
           <w:p>
             <w:pPr>
+              <w:keepNext/>
               <w:jc w:val="center"/>
               <w:rPr>
                 <w:sz w:val="24"/>
@@ -4937,6 +5062,7 @@
       </w:tr>
       <w:tr>
         <w:trPr>
+          <w:cantSplit/>
           <w:jc w:val="center"/>
         </w:trPr>
         <w:tc>
@@ -4982,19 +5108,19 @@
           </w:tcPr>
           <w:p>
             <w:pPr>
-              <w:jc w:val="both"/>
-              <w:rPr>
-                <w:sz w:val="24"/>
-                <w:szCs w:val="24"/>
-              </w:rPr>
-            </w:pPr>
-            <w:r>
-              <w:rPr>
-                <w:b w:val="0"/>
-                <w:sz w:val="24"/>
-                <w:szCs w:val="24"/>
-              </w:rPr>
-              <w:t>Pemilik SOP. Incident Commander untuk insiden P1 dan P2. Me-review laporan insiden sebelum dikirim. Menyusun RCA dan mencatat tindakan korektif insiden P1 dan P2. Memelihara kontak eskalasi, playbook, dan latihan tabletop.</w:t>
+              <w:jc w:val="left"/>
+              <w:rPr>
+                <w:sz w:val="24"/>
+                <w:szCs w:val="24"/>
+              </w:rPr>
+            </w:pPr>
+            <w:r>
+              <w:rPr>
+                <w:b w:val="0"/>
+                <w:sz w:val="24"/>
+                <w:szCs w:val="24"/>
+              </w:rPr>
+              <w:t>Pemilik SOP. Incident Commander untuk insiden P1 dan P2. Me-review laporan insiden sebelum dikirim. Menyusun RCA dan mencatat corrective action insiden P1 dan P2. Memelihara kontak eskalasi, playbook, dan latihan tabletop.</w:t>
             </w:r>
           </w:p>
         </w:tc>
@@ -5012,7 +5138,7 @@
           </w:tcPr>
           <w:p>
             <w:pPr>
-              <w:jc w:val="both"/>
+              <w:jc w:val="left"/>
               <w:rPr>
                 <w:sz w:val="24"/>
                 <w:szCs w:val="24"/>
@@ -5031,6 +5157,7 @@
       </w:tr>
       <w:tr>
         <w:trPr>
+          <w:cantSplit/>
           <w:jc w:val="center"/>
         </w:trPr>
         <w:tc>
@@ -5076,7 +5203,7 @@
           </w:tcPr>
           <w:p>
             <w:pPr>
-              <w:jc w:val="both"/>
+              <w:jc w:val="left"/>
               <w:rPr>
                 <w:sz w:val="24"/>
                 <w:szCs w:val="24"/>
@@ -5106,25 +5233,26 @@
           </w:tcPr>
           <w:p>
             <w:pPr>
-              <w:jc w:val="both"/>
-              <w:rPr>
-                <w:sz w:val="24"/>
-                <w:szCs w:val="24"/>
-              </w:rPr>
-            </w:pPr>
-            <w:r>
-              <w:rPr>
-                <w:b w:val="0"/>
-                <w:sz w:val="24"/>
-                <w:szCs w:val="24"/>
-              </w:rPr>
-              <w:t>Menetapkan hasil triage dan severity; menutup event yang bukan insiden; menjalankan containment sesudah change request disetujui.</w:t>
+              <w:jc w:val="left"/>
+              <w:rPr>
+                <w:sz w:val="24"/>
+                <w:szCs w:val="24"/>
+              </w:rPr>
+            </w:pPr>
+            <w:r>
+              <w:rPr>
+                <w:b w:val="0"/>
+                <w:sz w:val="24"/>
+                <w:szCs w:val="24"/>
+              </w:rPr>
+              <w:t>Menetapkan hasil triage dan severity; menutup event yang bukan insiden; menjalankan containment setelah change request disetujui.</w:t>
             </w:r>
           </w:p>
         </w:tc>
       </w:tr>
       <w:tr>
         <w:trPr>
+          <w:cantSplit/>
           <w:jc w:val="center"/>
         </w:trPr>
         <w:tc>
@@ -5170,7 +5298,7 @@
           </w:tcPr>
           <w:p>
             <w:pPr>
-              <w:jc w:val="both"/>
+              <w:jc w:val="left"/>
               <w:rPr>
                 <w:sz w:val="24"/>
                 <w:szCs w:val="24"/>
@@ -5200,25 +5328,26 @@
           </w:tcPr>
           <w:p>
             <w:pPr>
-              <w:jc w:val="both"/>
-              <w:rPr>
-                <w:sz w:val="24"/>
-                <w:szCs w:val="24"/>
-              </w:rPr>
-            </w:pPr>
-            <w:r>
-              <w:rPr>
-                <w:b w:val="0"/>
-                <w:sz w:val="24"/>
-                <w:szCs w:val="24"/>
-              </w:rPr>
-              <w:t>Mengeksekusi patch, penggantian kredensial, dan restore dari backup sesudah change request disetujui.</w:t>
+              <w:jc w:val="left"/>
+              <w:rPr>
+                <w:sz w:val="24"/>
+                <w:szCs w:val="24"/>
+              </w:rPr>
+            </w:pPr>
+            <w:r>
+              <w:rPr>
+                <w:b w:val="0"/>
+                <w:sz w:val="24"/>
+                <w:szCs w:val="24"/>
+              </w:rPr>
+              <w:t>Mengeksekusi patch, penggantian kredensial, dan restore dari backup setelah change request disetujui.</w:t>
             </w:r>
           </w:p>
         </w:tc>
       </w:tr>
       <w:tr>
         <w:trPr>
+          <w:cantSplit/>
           <w:jc w:val="center"/>
         </w:trPr>
         <w:tc>
@@ -5264,7 +5393,7 @@
           </w:tcPr>
           <w:p>
             <w:pPr>
-              <w:jc w:val="both"/>
+              <w:jc w:val="left"/>
               <w:rPr>
                 <w:sz w:val="24"/>
                 <w:szCs w:val="24"/>
@@ -5294,7 +5423,7 @@
           </w:tcPr>
           <w:p>
             <w:pPr>
-              <w:jc w:val="both"/>
+              <w:jc w:val="left"/>
               <w:rPr>
                 <w:sz w:val="24"/>
                 <w:szCs w:val="24"/>
@@ -5313,6 +5442,7 @@
       </w:tr>
       <w:tr>
         <w:trPr>
+          <w:cantSplit/>
           <w:jc w:val="center"/>
         </w:trPr>
         <w:tc>
@@ -5358,7 +5488,7 @@
           </w:tcPr>
           <w:p>
             <w:pPr>
-              <w:jc w:val="both"/>
+              <w:jc w:val="left"/>
               <w:rPr>
                 <w:sz w:val="24"/>
                 <w:szCs w:val="24"/>
@@ -5388,7 +5518,7 @@
           </w:tcPr>
           <w:p>
             <w:pPr>
-              <w:jc w:val="both"/>
+              <w:jc w:val="left"/>
               <w:rPr>
                 <w:sz w:val="24"/>
                 <w:szCs w:val="24"/>
@@ -5407,6 +5537,7 @@
       </w:tr>
       <w:tr>
         <w:trPr>
+          <w:cantSplit/>
           <w:jc w:val="center"/>
         </w:trPr>
         <w:tc>
@@ -5452,19 +5583,19 @@
           </w:tcPr>
           <w:p>
             <w:pPr>
-              <w:jc w:val="both"/>
-              <w:rPr>
-                <w:sz w:val="24"/>
-                <w:szCs w:val="24"/>
-              </w:rPr>
-            </w:pPr>
-            <w:r>
-              <w:rPr>
-                <w:b w:val="0"/>
-                <w:sz w:val="24"/>
-                <w:szCs w:val="24"/>
-              </w:rPr>
-              <w:t>Memastikan pembelajaran dari insiden masuk ke register risiko dan tindakan korektif, dan menyusun pelaporan ISMS.</w:t>
+              <w:jc w:val="left"/>
+              <w:rPr>
+                <w:sz w:val="24"/>
+                <w:szCs w:val="24"/>
+              </w:rPr>
+            </w:pPr>
+            <w:r>
+              <w:rPr>
+                <w:b w:val="0"/>
+                <w:sz w:val="24"/>
+                <w:szCs w:val="24"/>
+              </w:rPr>
+              <w:t>Memastikan pembelajaran dari insiden masuk ke register risiko dan corrective action, dan menyusun pelaporan ISMS.</w:t>
             </w:r>
           </w:p>
         </w:tc>
@@ -5482,25 +5613,26 @@
           </w:tcPr>
           <w:p>
             <w:pPr>
-              <w:jc w:val="both"/>
-              <w:rPr>
-                <w:sz w:val="24"/>
-                <w:szCs w:val="24"/>
-              </w:rPr>
-            </w:pPr>
-            <w:r>
-              <w:rPr>
-                <w:b w:val="0"/>
-                <w:sz w:val="24"/>
-                <w:szCs w:val="24"/>
-              </w:rPr>
-              <w:t>Memperbarui SNX-ISMS-REG-02 dan SNX-ISMS-REG-03 bila insiden menunjukkan risiko baru atau kontrol yang tidak efektif.</w:t>
+              <w:jc w:val="left"/>
+              <w:rPr>
+                <w:sz w:val="24"/>
+                <w:szCs w:val="24"/>
+              </w:rPr>
+            </w:pPr>
+            <w:r>
+              <w:rPr>
+                <w:b w:val="0"/>
+                <w:sz w:val="24"/>
+                <w:szCs w:val="24"/>
+              </w:rPr>
+              <w:t>Memperbarui SNX-ISMS-REG-02 dan SNX-ISMS-REG-03 jika insiden menunjukkan risiko baru atau kontrol yang tidak efektif.</w:t>
             </w:r>
           </w:p>
         </w:tc>
       </w:tr>
       <w:tr>
         <w:trPr>
+          <w:cantSplit/>
           <w:jc w:val="center"/>
         </w:trPr>
         <w:tc>
@@ -5546,19 +5678,19 @@
           </w:tcPr>
           <w:p>
             <w:pPr>
-              <w:jc w:val="both"/>
-              <w:rPr>
-                <w:sz w:val="24"/>
-                <w:szCs w:val="24"/>
-              </w:rPr>
-            </w:pPr>
-            <w:r>
-              <w:rPr>
-                <w:b w:val="0"/>
-                <w:sz w:val="24"/>
-                <w:szCs w:val="24"/>
-              </w:rPr>
-              <w:t>Diberi tahu tentang insiden P1. Memutuskan bersama Legal &amp; Compliance pemberitahuan kepada subjek data dan lembaga berwenang menurut UU PDP, serta pelaporan ke regulator sektor dan aparat penegak hukum.</w:t>
+              <w:jc w:val="left"/>
+              <w:rPr>
+                <w:sz w:val="24"/>
+                <w:szCs w:val="24"/>
+              </w:rPr>
+            </w:pPr>
+            <w:r>
+              <w:rPr>
+                <w:b w:val="0"/>
+                <w:sz w:val="24"/>
+                <w:szCs w:val="24"/>
+              </w:rPr>
+              <w:t>Menerima pemberitahuan insiden P1. Bersama Legal &amp; Compliance, memutuskan pemberitahuan kepada subjek data dan lembaga berwenang sesuai UU PDP, serta pelaporan ke regulator sektor dan aparat penegak hukum.</w:t>
             </w:r>
           </w:p>
         </w:tc>
@@ -5576,25 +5708,26 @@
           </w:tcPr>
           <w:p>
             <w:pPr>
-              <w:jc w:val="both"/>
-              <w:rPr>
-                <w:sz w:val="24"/>
-                <w:szCs w:val="24"/>
-              </w:rPr>
-            </w:pPr>
-            <w:r>
-              <w:rPr>
-                <w:b w:val="0"/>
-                <w:sz w:val="24"/>
-                <w:szCs w:val="24"/>
-              </w:rPr>
-              <w:t>Memutuskan bersama Legal &amp; Compliance pemberitahuan dan pelaporan ke pihak luar.</w:t>
+              <w:jc w:val="left"/>
+              <w:rPr>
+                <w:sz w:val="24"/>
+                <w:szCs w:val="24"/>
+              </w:rPr>
+            </w:pPr>
+            <w:r>
+              <w:rPr>
+                <w:b w:val="0"/>
+                <w:sz w:val="24"/>
+                <w:szCs w:val="24"/>
+              </w:rPr>
+              <w:t>Bersama Legal &amp; Compliance, memutuskan pemberitahuan dan pelaporan ke pihak luar.</w:t>
             </w:r>
           </w:p>
         </w:tc>
       </w:tr>
       <w:tr>
         <w:trPr>
+          <w:cantSplit/>
           <w:jc w:val="center"/>
         </w:trPr>
         <w:tc>
@@ -5640,19 +5773,19 @@
           </w:tcPr>
           <w:p>
             <w:pPr>
-              <w:jc w:val="both"/>
-              <w:rPr>
-                <w:sz w:val="24"/>
-                <w:szCs w:val="24"/>
-              </w:rPr>
-            </w:pPr>
-            <w:r>
-              <w:rPr>
-                <w:b w:val="0"/>
-                <w:sz w:val="24"/>
-                <w:szCs w:val="24"/>
-              </w:rPr>
-              <w:t>Memutuskan bersama COO pemberitahuan dan pelaporan ke pihak luar (butir 6.6). Memberi arahan masa simpan bukti yang mungkin dibutuhkan untuk proses hukum.</w:t>
+              <w:jc w:val="left"/>
+              <w:rPr>
+                <w:sz w:val="24"/>
+                <w:szCs w:val="24"/>
+              </w:rPr>
+            </w:pPr>
+            <w:r>
+              <w:rPr>
+                <w:b w:val="0"/>
+                <w:sz w:val="24"/>
+                <w:szCs w:val="24"/>
+              </w:rPr>
+              <w:t>Bersama COO, memutuskan pemberitahuan dan pelaporan ke pihak luar (butir 6.6). Memberi arahan masa simpan bukti yang mungkin dibutuhkan untuk proses hukum.</w:t>
             </w:r>
           </w:p>
         </w:tc>
@@ -5670,25 +5803,26 @@
           </w:tcPr>
           <w:p>
             <w:pPr>
-              <w:jc w:val="both"/>
-              <w:rPr>
-                <w:sz w:val="24"/>
-                <w:szCs w:val="24"/>
-              </w:rPr>
-            </w:pPr>
-            <w:r>
-              <w:rPr>
-                <w:b w:val="0"/>
-                <w:sz w:val="24"/>
-                <w:szCs w:val="24"/>
-              </w:rPr>
-              <w:t>Memutuskan bersama COO pemberitahuan dan pelaporan ke pihak luar; mengarahkan masa simpan bukti.</w:t>
+              <w:jc w:val="left"/>
+              <w:rPr>
+                <w:sz w:val="24"/>
+                <w:szCs w:val="24"/>
+              </w:rPr>
+            </w:pPr>
+            <w:r>
+              <w:rPr>
+                <w:b w:val="0"/>
+                <w:sz w:val="24"/>
+                <w:szCs w:val="24"/>
+              </w:rPr>
+              <w:t>Bersama COO, memutuskan pemberitahuan dan pelaporan ke pihak luar; memberi arahan masa simpan bukti.</w:t>
             </w:r>
           </w:p>
         </w:tc>
       </w:tr>
       <w:tr>
         <w:trPr>
+          <w:cantSplit/>
           <w:jc w:val="center"/>
         </w:trPr>
         <w:tc>
@@ -5734,7 +5868,7 @@
           </w:tcPr>
           <w:p>
             <w:pPr>
-              <w:jc w:val="both"/>
+              <w:jc w:val="left"/>
               <w:rPr>
                 <w:sz w:val="24"/>
                 <w:szCs w:val="24"/>
@@ -5764,19 +5898,19 @@
           </w:tcPr>
           <w:p>
             <w:pPr>
-              <w:jc w:val="both"/>
-              <w:rPr>
-                <w:sz w:val="24"/>
-                <w:szCs w:val="24"/>
-              </w:rPr>
-            </w:pPr>
-            <w:r>
-              <w:rPr>
-                <w:b w:val="0"/>
-                <w:sz w:val="24"/>
-                <w:szCs w:val="24"/>
-              </w:rPr>
-              <w:t>Melapor langsung ke SOC lewat Zammad, Service Hub, atau kanal on-call.</w:t>
+              <w:jc w:val="left"/>
+              <w:rPr>
+                <w:sz w:val="24"/>
+                <w:szCs w:val="24"/>
+              </w:rPr>
+            </w:pPr>
+            <w:r>
+              <w:rPr>
+                <w:b w:val="0"/>
+                <w:sz w:val="24"/>
+                <w:szCs w:val="24"/>
+              </w:rPr>
+              <w:t>Melapor langsung ke SOC melalui Zammad, Service Hub, atau kanal on-call.</w:t>
             </w:r>
           </w:p>
         </w:tc>
@@ -5816,6 +5950,7 @@
     <w:p>
       <w:pPr>
         <w:pStyle w:val="Heading2"/>
+        <w:keepNext/>
         <w:numPr>
           <w:ilvl w:val="1"/>
           <w:numId w:val="7"/>
@@ -5838,27 +5973,30 @@
         <w:tblLook w:val="0400" w:firstRow="0" w:lastRow="0" w:firstColumn="0" w:lastColumn="0" w:noHBand="0" w:noVBand="1"/>
       </w:tblPr>
       <w:tblGrid>
-        <w:gridCol w:w="3367"/>
-        <w:gridCol w:w="2248"/>
-        <w:gridCol w:w="3913"/>
+        <w:gridCol w:w="4309"/>
+        <w:gridCol w:w="1927"/>
+        <w:gridCol w:w="2835"/>
       </w:tblGrid>
       <w:tr>
         <w:trPr>
+          <w:cantSplit/>
+          <w:tblHeader/>
           <w:jc w:val="center"/>
         </w:trPr>
         <w:tc>
           <w:tcPr>
-            <w:tcW w:w="3367" w:type="dxa"/>
-            <w:tcBorders>
-              <w:top w:val="single" w:sz="8" w:space="0" w:color="000000"/>
-              <w:left w:val="single" w:sz="8" w:space="0" w:color="000000"/>
-              <w:bottom w:val="single" w:sz="8" w:space="0" w:color="000000"/>
-              <w:right w:val="single" w:sz="8" w:space="0" w:color="000000"/>
-            </w:tcBorders>
-            <w:vAlign w:val="center"/>
-          </w:tcPr>
-          <w:p>
-            <w:pPr>
+            <w:tcW w:w="4309" w:type="dxa"/>
+            <w:tcBorders>
+              <w:top w:val="single" w:sz="8" w:space="0" w:color="000000"/>
+              <w:left w:val="single" w:sz="8" w:space="0" w:color="000000"/>
+              <w:bottom w:val="single" w:sz="8" w:space="0" w:color="000000"/>
+              <w:right w:val="single" w:sz="8" w:space="0" w:color="000000"/>
+            </w:tcBorders>
+            <w:vAlign w:val="center"/>
+          </w:tcPr>
+          <w:p>
+            <w:pPr>
+              <w:keepNext/>
               <w:jc w:val="center"/>
               <w:rPr>
                 <w:sz w:val="24"/>
@@ -5878,17 +6016,18 @@
         </w:tc>
         <w:tc>
           <w:tcPr>
-            <w:tcW w:w="2248" w:type="dxa"/>
-            <w:tcBorders>
-              <w:top w:val="single" w:sz="8" w:space="0" w:color="000000"/>
-              <w:left w:val="single" w:sz="8" w:space="0" w:color="000000"/>
-              <w:bottom w:val="single" w:sz="8" w:space="0" w:color="000000"/>
-              <w:right w:val="single" w:sz="8" w:space="0" w:color="000000"/>
-            </w:tcBorders>
-            <w:vAlign w:val="center"/>
-          </w:tcPr>
-          <w:p>
-            <w:pPr>
+            <w:tcW w:w="1927" w:type="dxa"/>
+            <w:tcBorders>
+              <w:top w:val="single" w:sz="8" w:space="0" w:color="000000"/>
+              <w:left w:val="single" w:sz="8" w:space="0" w:color="000000"/>
+              <w:bottom w:val="single" w:sz="8" w:space="0" w:color="000000"/>
+              <w:right w:val="single" w:sz="8" w:space="0" w:color="000000"/>
+            </w:tcBorders>
+            <w:vAlign w:val="center"/>
+          </w:tcPr>
+          <w:p>
+            <w:pPr>
+              <w:keepNext/>
               <w:jc w:val="center"/>
               <w:rPr>
                 <w:sz w:val="24"/>
@@ -5908,17 +6047,18 @@
         </w:tc>
         <w:tc>
           <w:tcPr>
-            <w:tcW w:w="3913" w:type="dxa"/>
-            <w:tcBorders>
-              <w:top w:val="single" w:sz="8" w:space="0" w:color="000000"/>
-              <w:left w:val="single" w:sz="8" w:space="0" w:color="000000"/>
-              <w:bottom w:val="single" w:sz="8" w:space="0" w:color="000000"/>
-              <w:right w:val="single" w:sz="8" w:space="0" w:color="000000"/>
-            </w:tcBorders>
-            <w:vAlign w:val="center"/>
-          </w:tcPr>
-          <w:p>
-            <w:pPr>
+            <w:tcW w:w="2835" w:type="dxa"/>
+            <w:tcBorders>
+              <w:top w:val="single" w:sz="8" w:space="0" w:color="000000"/>
+              <w:left w:val="single" w:sz="8" w:space="0" w:color="000000"/>
+              <w:bottom w:val="single" w:sz="8" w:space="0" w:color="000000"/>
+              <w:right w:val="single" w:sz="8" w:space="0" w:color="000000"/>
+            </w:tcBorders>
+            <w:vAlign w:val="center"/>
+          </w:tcPr>
+          <w:p>
+            <w:pPr>
+              <w:keepNext/>
               <w:jc w:val="center"/>
               <w:rPr>
                 <w:sz w:val="24"/>
@@ -5939,11 +6079,12 @@
       </w:tr>
       <w:tr>
         <w:trPr>
+          <w:cantSplit/>
           <w:jc w:val="center"/>
         </w:trPr>
         <w:tc>
           <w:tcPr>
-            <w:tcW w:w="3367" w:type="dxa"/>
+            <w:tcW w:w="4309" w:type="dxa"/>
             <w:tcBorders>
               <w:top w:val="single" w:sz="8" w:space="0" w:color="000000"/>
               <w:left w:val="single" w:sz="8" w:space="0" w:color="000000"/>
@@ -5971,7 +6112,7 @@
         </w:tc>
         <w:tc>
           <w:tcPr>
-            <w:tcW w:w="2248" w:type="dxa"/>
+            <w:tcW w:w="1927" w:type="dxa"/>
             <w:tcBorders>
               <w:top w:val="single" w:sz="8" w:space="0" w:color="000000"/>
               <w:left w:val="single" w:sz="8" w:space="0" w:color="000000"/>
@@ -5999,18 +6140,18 @@
         </w:tc>
         <w:tc>
           <w:tcPr>
-            <w:tcW w:w="3913" w:type="dxa"/>
-            <w:tcBorders>
-              <w:top w:val="single" w:sz="8" w:space="0" w:color="000000"/>
-              <w:left w:val="single" w:sz="8" w:space="0" w:color="000000"/>
-              <w:bottom w:val="single" w:sz="8" w:space="0" w:color="000000"/>
-              <w:right w:val="single" w:sz="8" w:space="0" w:color="000000"/>
-            </w:tcBorders>
-            <w:vAlign w:val="center"/>
-          </w:tcPr>
-          <w:p>
-            <w:pPr>
-              <w:jc w:val="both"/>
+            <w:tcW w:w="2835" w:type="dxa"/>
+            <w:tcBorders>
+              <w:top w:val="single" w:sz="8" w:space="0" w:color="000000"/>
+              <w:left w:val="single" w:sz="8" w:space="0" w:color="000000"/>
+              <w:bottom w:val="single" w:sz="8" w:space="0" w:color="000000"/>
+              <w:right w:val="single" w:sz="8" w:space="0" w:color="000000"/>
+            </w:tcBorders>
+            <w:vAlign w:val="center"/>
+          </w:tcPr>
+          <w:p>
+            <w:pPr>
+              <w:jc w:val="left"/>
               <w:rPr>
                 <w:sz w:val="24"/>
                 <w:szCs w:val="24"/>
@@ -6029,11 +6170,12 @@
       </w:tr>
       <w:tr>
         <w:trPr>
+          <w:cantSplit/>
           <w:jc w:val="center"/>
         </w:trPr>
         <w:tc>
           <w:tcPr>
-            <w:tcW w:w="3367" w:type="dxa"/>
+            <w:tcW w:w="4309" w:type="dxa"/>
             <w:tcBorders>
               <w:top w:val="single" w:sz="8" w:space="0" w:color="000000"/>
               <w:left w:val="single" w:sz="8" w:space="0" w:color="000000"/>
@@ -6061,7 +6203,7 @@
         </w:tc>
         <w:tc>
           <w:tcPr>
-            <w:tcW w:w="2248" w:type="dxa"/>
+            <w:tcW w:w="1927" w:type="dxa"/>
             <w:tcBorders>
               <w:top w:val="single" w:sz="8" w:space="0" w:color="000000"/>
               <w:left w:val="single" w:sz="8" w:space="0" w:color="000000"/>
@@ -6089,18 +6231,18 @@
         </w:tc>
         <w:tc>
           <w:tcPr>
-            <w:tcW w:w="3913" w:type="dxa"/>
-            <w:tcBorders>
-              <w:top w:val="single" w:sz="8" w:space="0" w:color="000000"/>
-              <w:left w:val="single" w:sz="8" w:space="0" w:color="000000"/>
-              <w:bottom w:val="single" w:sz="8" w:space="0" w:color="000000"/>
-              <w:right w:val="single" w:sz="8" w:space="0" w:color="000000"/>
-            </w:tcBorders>
-            <w:vAlign w:val="center"/>
-          </w:tcPr>
-          <w:p>
-            <w:pPr>
-              <w:jc w:val="both"/>
+            <w:tcW w:w="2835" w:type="dxa"/>
+            <w:tcBorders>
+              <w:top w:val="single" w:sz="8" w:space="0" w:color="000000"/>
+              <w:left w:val="single" w:sz="8" w:space="0" w:color="000000"/>
+              <w:bottom w:val="single" w:sz="8" w:space="0" w:color="000000"/>
+              <w:right w:val="single" w:sz="8" w:space="0" w:color="000000"/>
+            </w:tcBorders>
+            <w:vAlign w:val="center"/>
+          </w:tcPr>
+          <w:p>
+            <w:pPr>
+              <w:jc w:val="left"/>
               <w:rPr>
                 <w:sz w:val="24"/>
                 <w:szCs w:val="24"/>
@@ -6119,39 +6261,40 @@
       </w:tr>
       <w:tr>
         <w:trPr>
+          <w:cantSplit/>
           <w:jc w:val="center"/>
         </w:trPr>
         <w:tc>
           <w:tcPr>
-            <w:tcW w:w="3367" w:type="dxa"/>
-            <w:tcBorders>
-              <w:top w:val="single" w:sz="8" w:space="0" w:color="000000"/>
-              <w:left w:val="single" w:sz="8" w:space="0" w:color="000000"/>
-              <w:bottom w:val="single" w:sz="8" w:space="0" w:color="000000"/>
-              <w:right w:val="single" w:sz="8" w:space="0" w:color="000000"/>
-            </w:tcBorders>
-            <w:vAlign w:val="center"/>
-          </w:tcPr>
-          <w:p>
-            <w:pPr>
-              <w:rPr>
-                <w:sz w:val="24"/>
-                <w:szCs w:val="24"/>
-              </w:rPr>
-            </w:pPr>
-            <w:r>
-              <w:rPr>
-                <w:b w:val="0"/>
-                <w:sz w:val="24"/>
-                <w:szCs w:val="24"/>
-              </w:rPr>
-              <w:t>3. Pastikan personel on-call punya akses darurat ke sistem kritis lewat Jumphost dan password manager.</w:t>
-            </w:r>
-          </w:p>
-        </w:tc>
-        <w:tc>
-          <w:tcPr>
-            <w:tcW w:w="2248" w:type="dxa"/>
+            <w:tcW w:w="4309" w:type="dxa"/>
+            <w:tcBorders>
+              <w:top w:val="single" w:sz="8" w:space="0" w:color="000000"/>
+              <w:left w:val="single" w:sz="8" w:space="0" w:color="000000"/>
+              <w:bottom w:val="single" w:sz="8" w:space="0" w:color="000000"/>
+              <w:right w:val="single" w:sz="8" w:space="0" w:color="000000"/>
+            </w:tcBorders>
+            <w:vAlign w:val="center"/>
+          </w:tcPr>
+          <w:p>
+            <w:pPr>
+              <w:rPr>
+                <w:sz w:val="24"/>
+                <w:szCs w:val="24"/>
+              </w:rPr>
+            </w:pPr>
+            <w:r>
+              <w:rPr>
+                <w:b w:val="0"/>
+                <w:sz w:val="24"/>
+                <w:szCs w:val="24"/>
+              </w:rPr>
+              <w:t>3. Pastikan personel on-call punya akses darurat ke sistem kritis melalui Jumphost dan password manager.</w:t>
+            </w:r>
+          </w:p>
+        </w:tc>
+        <w:tc>
+          <w:tcPr>
+            <w:tcW w:w="1927" w:type="dxa"/>
             <w:tcBorders>
               <w:top w:val="single" w:sz="8" w:space="0" w:color="000000"/>
               <w:left w:val="single" w:sz="8" w:space="0" w:color="000000"/>
@@ -6179,18 +6322,18 @@
         </w:tc>
         <w:tc>
           <w:tcPr>
-            <w:tcW w:w="3913" w:type="dxa"/>
-            <w:tcBorders>
-              <w:top w:val="single" w:sz="8" w:space="0" w:color="000000"/>
-              <w:left w:val="single" w:sz="8" w:space="0" w:color="000000"/>
-              <w:bottom w:val="single" w:sz="8" w:space="0" w:color="000000"/>
-              <w:right w:val="single" w:sz="8" w:space="0" w:color="000000"/>
-            </w:tcBorders>
-            <w:vAlign w:val="center"/>
-          </w:tcPr>
-          <w:p>
-            <w:pPr>
-              <w:jc w:val="both"/>
+            <w:tcW w:w="2835" w:type="dxa"/>
+            <w:tcBorders>
+              <w:top w:val="single" w:sz="8" w:space="0" w:color="000000"/>
+              <w:left w:val="single" w:sz="8" w:space="0" w:color="000000"/>
+              <w:bottom w:val="single" w:sz="8" w:space="0" w:color="000000"/>
+              <w:right w:val="single" w:sz="8" w:space="0" w:color="000000"/>
+            </w:tcBorders>
+            <w:vAlign w:val="center"/>
+          </w:tcPr>
+          <w:p>
+            <w:pPr>
+              <w:jc w:val="left"/>
               <w:rPr>
                 <w:sz w:val="24"/>
                 <w:szCs w:val="24"/>
@@ -6209,11 +6352,12 @@
       </w:tr>
       <w:tr>
         <w:trPr>
+          <w:cantSplit/>
           <w:jc w:val="center"/>
         </w:trPr>
         <w:tc>
           <w:tcPr>
-            <w:tcW w:w="3367" w:type="dxa"/>
+            <w:tcW w:w="4309" w:type="dxa"/>
             <w:tcBorders>
               <w:top w:val="single" w:sz="8" w:space="0" w:color="000000"/>
               <w:left w:val="single" w:sz="8" w:space="0" w:color="000000"/>
@@ -6241,7 +6385,7 @@
         </w:tc>
         <w:tc>
           <w:tcPr>
-            <w:tcW w:w="2248" w:type="dxa"/>
+            <w:tcW w:w="1927" w:type="dxa"/>
             <w:tcBorders>
               <w:top w:val="single" w:sz="8" w:space="0" w:color="000000"/>
               <w:left w:val="single" w:sz="8" w:space="0" w:color="000000"/>
@@ -6269,18 +6413,18 @@
         </w:tc>
         <w:tc>
           <w:tcPr>
-            <w:tcW w:w="3913" w:type="dxa"/>
-            <w:tcBorders>
-              <w:top w:val="single" w:sz="8" w:space="0" w:color="000000"/>
-              <w:left w:val="single" w:sz="8" w:space="0" w:color="000000"/>
-              <w:bottom w:val="single" w:sz="8" w:space="0" w:color="000000"/>
-              <w:right w:val="single" w:sz="8" w:space="0" w:color="000000"/>
-            </w:tcBorders>
-            <w:vAlign w:val="center"/>
-          </w:tcPr>
-          <w:p>
-            <w:pPr>
-              <w:jc w:val="both"/>
+            <w:tcW w:w="2835" w:type="dxa"/>
+            <w:tcBorders>
+              <w:top w:val="single" w:sz="8" w:space="0" w:color="000000"/>
+              <w:left w:val="single" w:sz="8" w:space="0" w:color="000000"/>
+              <w:bottom w:val="single" w:sz="8" w:space="0" w:color="000000"/>
+              <w:right w:val="single" w:sz="8" w:space="0" w:color="000000"/>
+            </w:tcBorders>
+            <w:vAlign w:val="center"/>
+          </w:tcPr>
+          <w:p>
+            <w:pPr>
+              <w:jc w:val="left"/>
               <w:rPr>
                 <w:sz w:val="24"/>
                 <w:szCs w:val="24"/>
@@ -6299,11 +6443,12 @@
       </w:tr>
       <w:tr>
         <w:trPr>
+          <w:cantSplit/>
           <w:jc w:val="center"/>
         </w:trPr>
         <w:tc>
           <w:tcPr>
-            <w:tcW w:w="3367" w:type="dxa"/>
+            <w:tcW w:w="4309" w:type="dxa"/>
             <w:tcBorders>
               <w:top w:val="single" w:sz="8" w:space="0" w:color="000000"/>
               <w:left w:val="single" w:sz="8" w:space="0" w:color="000000"/>
@@ -6331,7 +6476,7 @@
         </w:tc>
         <w:tc>
           <w:tcPr>
-            <w:tcW w:w="2248" w:type="dxa"/>
+            <w:tcW w:w="1927" w:type="dxa"/>
             <w:tcBorders>
               <w:top w:val="single" w:sz="8" w:space="0" w:color="000000"/>
               <w:left w:val="single" w:sz="8" w:space="0" w:color="000000"/>
@@ -6359,18 +6504,18 @@
         </w:tc>
         <w:tc>
           <w:tcPr>
-            <w:tcW w:w="3913" w:type="dxa"/>
-            <w:tcBorders>
-              <w:top w:val="single" w:sz="8" w:space="0" w:color="000000"/>
-              <w:left w:val="single" w:sz="8" w:space="0" w:color="000000"/>
-              <w:bottom w:val="single" w:sz="8" w:space="0" w:color="000000"/>
-              <w:right w:val="single" w:sz="8" w:space="0" w:color="000000"/>
-            </w:tcBorders>
-            <w:vAlign w:val="center"/>
-          </w:tcPr>
-          <w:p>
-            <w:pPr>
-              <w:jc w:val="both"/>
+            <w:tcW w:w="2835" w:type="dxa"/>
+            <w:tcBorders>
+              <w:top w:val="single" w:sz="8" w:space="0" w:color="000000"/>
+              <w:left w:val="single" w:sz="8" w:space="0" w:color="000000"/>
+              <w:bottom w:val="single" w:sz="8" w:space="0" w:color="000000"/>
+              <w:right w:val="single" w:sz="8" w:space="0" w:color="000000"/>
+            </w:tcBorders>
+            <w:vAlign w:val="center"/>
+          </w:tcPr>
+          <w:p>
+            <w:pPr>
+              <w:jc w:val="left"/>
               <w:rPr>
                 <w:sz w:val="24"/>
                 <w:szCs w:val="24"/>
@@ -6389,11 +6534,12 @@
       </w:tr>
       <w:tr>
         <w:trPr>
+          <w:cantSplit/>
           <w:jc w:val="center"/>
         </w:trPr>
         <w:tc>
           <w:tcPr>
-            <w:tcW w:w="3367" w:type="dxa"/>
+            <w:tcW w:w="4309" w:type="dxa"/>
             <w:tcBorders>
               <w:top w:val="single" w:sz="8" w:space="0" w:color="000000"/>
               <w:left w:val="single" w:sz="8" w:space="0" w:color="000000"/>
@@ -6421,7 +6567,7 @@
         </w:tc>
         <w:tc>
           <w:tcPr>
-            <w:tcW w:w="2248" w:type="dxa"/>
+            <w:tcW w:w="1927" w:type="dxa"/>
             <w:tcBorders>
               <w:top w:val="single" w:sz="8" w:space="0" w:color="000000"/>
               <w:left w:val="single" w:sz="8" w:space="0" w:color="000000"/>
@@ -6449,18 +6595,18 @@
         </w:tc>
         <w:tc>
           <w:tcPr>
-            <w:tcW w:w="3913" w:type="dxa"/>
-            <w:tcBorders>
-              <w:top w:val="single" w:sz="8" w:space="0" w:color="000000"/>
-              <w:left w:val="single" w:sz="8" w:space="0" w:color="000000"/>
-              <w:bottom w:val="single" w:sz="8" w:space="0" w:color="000000"/>
-              <w:right w:val="single" w:sz="8" w:space="0" w:color="000000"/>
-            </w:tcBorders>
-            <w:vAlign w:val="center"/>
-          </w:tcPr>
-          <w:p>
-            <w:pPr>
-              <w:jc w:val="both"/>
+            <w:tcW w:w="2835" w:type="dxa"/>
+            <w:tcBorders>
+              <w:top w:val="single" w:sz="8" w:space="0" w:color="000000"/>
+              <w:left w:val="single" w:sz="8" w:space="0" w:color="000000"/>
+              <w:bottom w:val="single" w:sz="8" w:space="0" w:color="000000"/>
+              <w:right w:val="single" w:sz="8" w:space="0" w:color="000000"/>
+            </w:tcBorders>
+            <w:vAlign w:val="center"/>
+          </w:tcPr>
+          <w:p>
+            <w:pPr>
+              <w:jc w:val="left"/>
               <w:rPr>
                 <w:sz w:val="24"/>
                 <w:szCs w:val="24"/>
@@ -6517,6 +6663,7 @@
     </w:p>
     <w:p>
       <w:pPr>
+        <w:keepNext/>
         <w:pBdr>
           <w:top w:val="nil"/>
           <w:left w:val="nil"/>
@@ -6536,7 +6683,7 @@
           <w:sz w:val="24"/>
           <w:szCs w:val="24"/>
         </w:rPr>
-        <w:t xml:space="preserve">Personel Operation melapor lewat Zammad dan personel lain lewat Service Hub (USULAN: batas ini belum diputus pimpinan SINUX). Seluruh personel boleh memakai kanal on-call sebagai pengganti sistem tiket.</w:t>
+        <w:t xml:space="preserve">Seluruh personel boleh memakai kanal on-call sebagai pengganti sistem ticket. Personel Operation melapor melalui Zammad, sedangkan personel lain melalui Service Hub; pembagian ini belum diputus pimpinan SINUX (USULAN).</w:t>
       </w:r>
     </w:p>
     <w:tbl>
@@ -6549,27 +6696,30 @@
         <w:tblLook w:val="0400" w:firstRow="0" w:lastRow="0" w:firstColumn="0" w:lastColumn="0" w:noHBand="0" w:noVBand="1"/>
       </w:tblPr>
       <w:tblGrid>
-        <w:gridCol w:w="3367"/>
-        <w:gridCol w:w="2248"/>
-        <w:gridCol w:w="3913"/>
+        <w:gridCol w:w="4309"/>
+        <w:gridCol w:w="1927"/>
+        <w:gridCol w:w="2835"/>
       </w:tblGrid>
       <w:tr>
         <w:trPr>
+          <w:cantSplit/>
+          <w:tblHeader/>
           <w:jc w:val="center"/>
         </w:trPr>
         <w:tc>
           <w:tcPr>
-            <w:tcW w:w="3367" w:type="dxa"/>
-            <w:tcBorders>
-              <w:top w:val="single" w:sz="8" w:space="0" w:color="000000"/>
-              <w:left w:val="single" w:sz="8" w:space="0" w:color="000000"/>
-              <w:bottom w:val="single" w:sz="8" w:space="0" w:color="000000"/>
-              <w:right w:val="single" w:sz="8" w:space="0" w:color="000000"/>
-            </w:tcBorders>
-            <w:vAlign w:val="center"/>
-          </w:tcPr>
-          <w:p>
-            <w:pPr>
+            <w:tcW w:w="4309" w:type="dxa"/>
+            <w:tcBorders>
+              <w:top w:val="single" w:sz="8" w:space="0" w:color="000000"/>
+              <w:left w:val="single" w:sz="8" w:space="0" w:color="000000"/>
+              <w:bottom w:val="single" w:sz="8" w:space="0" w:color="000000"/>
+              <w:right w:val="single" w:sz="8" w:space="0" w:color="000000"/>
+            </w:tcBorders>
+            <w:vAlign w:val="center"/>
+          </w:tcPr>
+          <w:p>
+            <w:pPr>
+              <w:keepNext/>
               <w:jc w:val="center"/>
               <w:rPr>
                 <w:sz w:val="24"/>
@@ -6589,17 +6739,18 @@
         </w:tc>
         <w:tc>
           <w:tcPr>
-            <w:tcW w:w="2248" w:type="dxa"/>
-            <w:tcBorders>
-              <w:top w:val="single" w:sz="8" w:space="0" w:color="000000"/>
-              <w:left w:val="single" w:sz="8" w:space="0" w:color="000000"/>
-              <w:bottom w:val="single" w:sz="8" w:space="0" w:color="000000"/>
-              <w:right w:val="single" w:sz="8" w:space="0" w:color="000000"/>
-            </w:tcBorders>
-            <w:vAlign w:val="center"/>
-          </w:tcPr>
-          <w:p>
-            <w:pPr>
+            <w:tcW w:w="1927" w:type="dxa"/>
+            <w:tcBorders>
+              <w:top w:val="single" w:sz="8" w:space="0" w:color="000000"/>
+              <w:left w:val="single" w:sz="8" w:space="0" w:color="000000"/>
+              <w:bottom w:val="single" w:sz="8" w:space="0" w:color="000000"/>
+              <w:right w:val="single" w:sz="8" w:space="0" w:color="000000"/>
+            </w:tcBorders>
+            <w:vAlign w:val="center"/>
+          </w:tcPr>
+          <w:p>
+            <w:pPr>
+              <w:keepNext/>
               <w:jc w:val="center"/>
               <w:rPr>
                 <w:sz w:val="24"/>
@@ -6619,17 +6770,18 @@
         </w:tc>
         <w:tc>
           <w:tcPr>
-            <w:tcW w:w="3913" w:type="dxa"/>
-            <w:tcBorders>
-              <w:top w:val="single" w:sz="8" w:space="0" w:color="000000"/>
-              <w:left w:val="single" w:sz="8" w:space="0" w:color="000000"/>
-              <w:bottom w:val="single" w:sz="8" w:space="0" w:color="000000"/>
-              <w:right w:val="single" w:sz="8" w:space="0" w:color="000000"/>
-            </w:tcBorders>
-            <w:vAlign w:val="center"/>
-          </w:tcPr>
-          <w:p>
-            <w:pPr>
+            <w:tcW w:w="2835" w:type="dxa"/>
+            <w:tcBorders>
+              <w:top w:val="single" w:sz="8" w:space="0" w:color="000000"/>
+              <w:left w:val="single" w:sz="8" w:space="0" w:color="000000"/>
+              <w:bottom w:val="single" w:sz="8" w:space="0" w:color="000000"/>
+              <w:right w:val="single" w:sz="8" w:space="0" w:color="000000"/>
+            </w:tcBorders>
+            <w:vAlign w:val="center"/>
+          </w:tcPr>
+          <w:p>
+            <w:pPr>
+              <w:keepNext/>
               <w:jc w:val="center"/>
               <w:rPr>
                 <w:sz w:val="24"/>
@@ -6650,11 +6802,12 @@
       </w:tr>
       <w:tr>
         <w:trPr>
+          <w:cantSplit/>
           <w:jc w:val="center"/>
         </w:trPr>
         <w:tc>
           <w:tcPr>
-            <w:tcW w:w="3367" w:type="dxa"/>
+            <w:tcW w:w="4309" w:type="dxa"/>
             <w:tcBorders>
               <w:top w:val="single" w:sz="8" w:space="0" w:color="000000"/>
               <w:left w:val="single" w:sz="8" w:space="0" w:color="000000"/>
@@ -6682,7 +6835,7 @@
         </w:tc>
         <w:tc>
           <w:tcPr>
-            <w:tcW w:w="2248" w:type="dxa"/>
+            <w:tcW w:w="1927" w:type="dxa"/>
             <w:tcBorders>
               <w:top w:val="single" w:sz="8" w:space="0" w:color="000000"/>
               <w:left w:val="single" w:sz="8" w:space="0" w:color="000000"/>
@@ -6710,69 +6863,70 @@
         </w:tc>
         <w:tc>
           <w:tcPr>
-            <w:tcW w:w="3913" w:type="dxa"/>
-            <w:tcBorders>
-              <w:top w:val="single" w:sz="8" w:space="0" w:color="000000"/>
-              <w:left w:val="single" w:sz="8" w:space="0" w:color="000000"/>
-              <w:bottom w:val="single" w:sz="8" w:space="0" w:color="000000"/>
-              <w:right w:val="single" w:sz="8" w:space="0" w:color="000000"/>
-            </w:tcBorders>
-            <w:vAlign w:val="center"/>
-          </w:tcPr>
-          <w:p>
-            <w:pPr>
-              <w:jc w:val="both"/>
-              <w:rPr>
-                <w:sz w:val="24"/>
-                <w:szCs w:val="24"/>
-              </w:rPr>
-            </w:pPr>
-            <w:r>
-              <w:rPr>
-                <w:b w:val="0"/>
-                <w:sz w:val="24"/>
-                <w:szCs w:val="24"/>
-              </w:rPr>
-              <w:t>Tiket atau laporan di kanal on-call</w:t>
+            <w:tcW w:w="2835" w:type="dxa"/>
+            <w:tcBorders>
+              <w:top w:val="single" w:sz="8" w:space="0" w:color="000000"/>
+              <w:left w:val="single" w:sz="8" w:space="0" w:color="000000"/>
+              <w:bottom w:val="single" w:sz="8" w:space="0" w:color="000000"/>
+              <w:right w:val="single" w:sz="8" w:space="0" w:color="000000"/>
+            </w:tcBorders>
+            <w:vAlign w:val="center"/>
+          </w:tcPr>
+          <w:p>
+            <w:pPr>
+              <w:jc w:val="left"/>
+              <w:rPr>
+                <w:sz w:val="24"/>
+                <w:szCs w:val="24"/>
+              </w:rPr>
+            </w:pPr>
+            <w:r>
+              <w:rPr>
+                <w:b w:val="0"/>
+                <w:sz w:val="24"/>
+                <w:szCs w:val="24"/>
+              </w:rPr>
+              <w:t>Ticket atau laporan di kanal on-call</w:t>
             </w:r>
           </w:p>
         </w:tc>
       </w:tr>
       <w:tr>
         <w:trPr>
+          <w:cantSplit/>
           <w:jc w:val="center"/>
         </w:trPr>
         <w:tc>
           <w:tcPr>
-            <w:tcW w:w="3367" w:type="dxa"/>
-            <w:tcBorders>
-              <w:top w:val="single" w:sz="8" w:space="0" w:color="000000"/>
-              <w:left w:val="single" w:sz="8" w:space="0" w:color="000000"/>
-              <w:bottom w:val="single" w:sz="8" w:space="0" w:color="000000"/>
-              <w:right w:val="single" w:sz="8" w:space="0" w:color="000000"/>
-            </w:tcBorders>
-            <w:vAlign w:val="center"/>
-          </w:tcPr>
-          <w:p>
-            <w:pPr>
-              <w:rPr>
-                <w:sz w:val="24"/>
-                <w:szCs w:val="24"/>
-              </w:rPr>
-            </w:pPr>
-            <w:r>
-              <w:rPr>
-                <w:b w:val="0"/>
-                <w:sz w:val="24"/>
-                <w:szCs w:val="24"/>
-              </w:rPr>
-              <w:t>2. Catat waktu deteksi di tiket saat menerima laporan event atau melihat alert.</w:t>
-            </w:r>
-          </w:p>
-        </w:tc>
-        <w:tc>
-          <w:tcPr>
-            <w:tcW w:w="2248" w:type="dxa"/>
+            <w:tcW w:w="4309" w:type="dxa"/>
+            <w:tcBorders>
+              <w:top w:val="single" w:sz="8" w:space="0" w:color="000000"/>
+              <w:left w:val="single" w:sz="8" w:space="0" w:color="000000"/>
+              <w:bottom w:val="single" w:sz="8" w:space="0" w:color="000000"/>
+              <w:right w:val="single" w:sz="8" w:space="0" w:color="000000"/>
+            </w:tcBorders>
+            <w:vAlign w:val="center"/>
+          </w:tcPr>
+          <w:p>
+            <w:pPr>
+              <w:rPr>
+                <w:sz w:val="24"/>
+                <w:szCs w:val="24"/>
+              </w:rPr>
+            </w:pPr>
+            <w:r>
+              <w:rPr>
+                <w:b w:val="0"/>
+                <w:sz w:val="24"/>
+                <w:szCs w:val="24"/>
+              </w:rPr>
+              <w:t>2. Saat menerima laporan event atau melihat alert, catat waktu deteksinya di ticket.</w:t>
+            </w:r>
+          </w:p>
+        </w:tc>
+        <w:tc>
+          <w:tcPr>
+            <w:tcW w:w="1927" w:type="dxa"/>
             <w:tcBorders>
               <w:top w:val="single" w:sz="8" w:space="0" w:color="000000"/>
               <w:left w:val="single" w:sz="8" w:space="0" w:color="000000"/>
@@ -6800,30 +6954,30 @@
         </w:tc>
         <w:tc>
           <w:tcPr>
-            <w:tcW w:w="3913" w:type="dxa"/>
-            <w:tcBorders>
-              <w:top w:val="single" w:sz="8" w:space="0" w:color="000000"/>
-              <w:left w:val="single" w:sz="8" w:space="0" w:color="000000"/>
-              <w:bottom w:val="single" w:sz="8" w:space="0" w:color="000000"/>
-              <w:right w:val="single" w:sz="8" w:space="0" w:color="000000"/>
-            </w:tcBorders>
-            <w:vAlign w:val="center"/>
-          </w:tcPr>
-          <w:p>
-            <w:pPr>
-              <w:jc w:val="both"/>
-              <w:rPr>
-                <w:sz w:val="24"/>
-                <w:szCs w:val="24"/>
-              </w:rPr>
-            </w:pPr>
-            <w:r>
-              <w:rPr>
-                <w:b w:val="0"/>
-                <w:sz w:val="24"/>
-                <w:szCs w:val="24"/>
-              </w:rPr>
-              <w:t>Waktu deteksi di tiket</w:t>
+            <w:tcW w:w="2835" w:type="dxa"/>
+            <w:tcBorders>
+              <w:top w:val="single" w:sz="8" w:space="0" w:color="000000"/>
+              <w:left w:val="single" w:sz="8" w:space="0" w:color="000000"/>
+              <w:bottom w:val="single" w:sz="8" w:space="0" w:color="000000"/>
+              <w:right w:val="single" w:sz="8" w:space="0" w:color="000000"/>
+            </w:tcBorders>
+            <w:vAlign w:val="center"/>
+          </w:tcPr>
+          <w:p>
+            <w:pPr>
+              <w:jc w:val="left"/>
+              <w:rPr>
+                <w:sz w:val="24"/>
+                <w:szCs w:val="24"/>
+              </w:rPr>
+            </w:pPr>
+            <w:r>
+              <w:rPr>
+                <w:b w:val="0"/>
+                <w:sz w:val="24"/>
+                <w:szCs w:val="24"/>
+              </w:rPr>
+              <w:t>Waktu deteksi di ticket</w:t>
             </w:r>
           </w:p>
         </w:tc>
@@ -6856,6 +7010,7 @@
     <w:p>
       <w:pPr>
         <w:pStyle w:val="Heading2"/>
+        <w:keepNext/>
         <w:numPr>
           <w:ilvl w:val="1"/>
           <w:numId w:val="7"/>
@@ -6876,27 +7031,30 @@
         <w:tblLook w:val="0400" w:firstRow="0" w:lastRow="0" w:firstColumn="0" w:lastColumn="0" w:noHBand="0" w:noVBand="1"/>
       </w:tblPr>
       <w:tblGrid>
-        <w:gridCol w:w="3367"/>
-        <w:gridCol w:w="2248"/>
-        <w:gridCol w:w="3913"/>
+        <w:gridCol w:w="4309"/>
+        <w:gridCol w:w="1927"/>
+        <w:gridCol w:w="2835"/>
       </w:tblGrid>
       <w:tr>
         <w:trPr>
+          <w:cantSplit/>
+          <w:tblHeader/>
           <w:jc w:val="center"/>
         </w:trPr>
         <w:tc>
           <w:tcPr>
-            <w:tcW w:w="3367" w:type="dxa"/>
-            <w:tcBorders>
-              <w:top w:val="single" w:sz="8" w:space="0" w:color="000000"/>
-              <w:left w:val="single" w:sz="8" w:space="0" w:color="000000"/>
-              <w:bottom w:val="single" w:sz="8" w:space="0" w:color="000000"/>
-              <w:right w:val="single" w:sz="8" w:space="0" w:color="000000"/>
-            </w:tcBorders>
-            <w:vAlign w:val="center"/>
-          </w:tcPr>
-          <w:p>
-            <w:pPr>
+            <w:tcW w:w="4309" w:type="dxa"/>
+            <w:tcBorders>
+              <w:top w:val="single" w:sz="8" w:space="0" w:color="000000"/>
+              <w:left w:val="single" w:sz="8" w:space="0" w:color="000000"/>
+              <w:bottom w:val="single" w:sz="8" w:space="0" w:color="000000"/>
+              <w:right w:val="single" w:sz="8" w:space="0" w:color="000000"/>
+            </w:tcBorders>
+            <w:vAlign w:val="center"/>
+          </w:tcPr>
+          <w:p>
+            <w:pPr>
+              <w:keepNext/>
               <w:jc w:val="center"/>
               <w:rPr>
                 <w:sz w:val="24"/>
@@ -6916,17 +7074,18 @@
         </w:tc>
         <w:tc>
           <w:tcPr>
-            <w:tcW w:w="2248" w:type="dxa"/>
-            <w:tcBorders>
-              <w:top w:val="single" w:sz="8" w:space="0" w:color="000000"/>
-              <w:left w:val="single" w:sz="8" w:space="0" w:color="000000"/>
-              <w:bottom w:val="single" w:sz="8" w:space="0" w:color="000000"/>
-              <w:right w:val="single" w:sz="8" w:space="0" w:color="000000"/>
-            </w:tcBorders>
-            <w:vAlign w:val="center"/>
-          </w:tcPr>
-          <w:p>
-            <w:pPr>
+            <w:tcW w:w="1927" w:type="dxa"/>
+            <w:tcBorders>
+              <w:top w:val="single" w:sz="8" w:space="0" w:color="000000"/>
+              <w:left w:val="single" w:sz="8" w:space="0" w:color="000000"/>
+              <w:bottom w:val="single" w:sz="8" w:space="0" w:color="000000"/>
+              <w:right w:val="single" w:sz="8" w:space="0" w:color="000000"/>
+            </w:tcBorders>
+            <w:vAlign w:val="center"/>
+          </w:tcPr>
+          <w:p>
+            <w:pPr>
+              <w:keepNext/>
               <w:jc w:val="center"/>
               <w:rPr>
                 <w:sz w:val="24"/>
@@ -6946,17 +7105,18 @@
         </w:tc>
         <w:tc>
           <w:tcPr>
-            <w:tcW w:w="3913" w:type="dxa"/>
-            <w:tcBorders>
-              <w:top w:val="single" w:sz="8" w:space="0" w:color="000000"/>
-              <w:left w:val="single" w:sz="8" w:space="0" w:color="000000"/>
-              <w:bottom w:val="single" w:sz="8" w:space="0" w:color="000000"/>
-              <w:right w:val="single" w:sz="8" w:space="0" w:color="000000"/>
-            </w:tcBorders>
-            <w:vAlign w:val="center"/>
-          </w:tcPr>
-          <w:p>
-            <w:pPr>
+            <w:tcW w:w="2835" w:type="dxa"/>
+            <w:tcBorders>
+              <w:top w:val="single" w:sz="8" w:space="0" w:color="000000"/>
+              <w:left w:val="single" w:sz="8" w:space="0" w:color="000000"/>
+              <w:bottom w:val="single" w:sz="8" w:space="0" w:color="000000"/>
+              <w:right w:val="single" w:sz="8" w:space="0" w:color="000000"/>
+            </w:tcBorders>
+            <w:vAlign w:val="center"/>
+          </w:tcPr>
+          <w:p>
+            <w:pPr>
+              <w:keepNext/>
               <w:jc w:val="center"/>
               <w:rPr>
                 <w:sz w:val="24"/>
@@ -6977,11 +7137,12 @@
       </w:tr>
       <w:tr>
         <w:trPr>
+          <w:cantSplit/>
           <w:jc w:val="center"/>
         </w:trPr>
         <w:tc>
           <w:tcPr>
-            <w:tcW w:w="3367" w:type="dxa"/>
+            <w:tcW w:w="4309" w:type="dxa"/>
             <w:tcBorders>
               <w:top w:val="single" w:sz="8" w:space="0" w:color="000000"/>
               <w:left w:val="single" w:sz="8" w:space="0" w:color="000000"/>
@@ -7009,7 +7170,7 @@
         </w:tc>
         <w:tc>
           <w:tcPr>
-            <w:tcW w:w="2248" w:type="dxa"/>
+            <w:tcW w:w="1927" w:type="dxa"/>
             <w:tcBorders>
               <w:top w:val="single" w:sz="8" w:space="0" w:color="000000"/>
               <w:left w:val="single" w:sz="8" w:space="0" w:color="000000"/>
@@ -7037,18 +7198,18 @@
         </w:tc>
         <w:tc>
           <w:tcPr>
-            <w:tcW w:w="3913" w:type="dxa"/>
-            <w:tcBorders>
-              <w:top w:val="single" w:sz="8" w:space="0" w:color="000000"/>
-              <w:left w:val="single" w:sz="8" w:space="0" w:color="000000"/>
-              <w:bottom w:val="single" w:sz="8" w:space="0" w:color="000000"/>
-              <w:right w:val="single" w:sz="8" w:space="0" w:color="000000"/>
-            </w:tcBorders>
-            <w:vAlign w:val="center"/>
-          </w:tcPr>
-          <w:p>
-            <w:pPr>
-              <w:jc w:val="both"/>
+            <w:tcW w:w="2835" w:type="dxa"/>
+            <w:tcBorders>
+              <w:top w:val="single" w:sz="8" w:space="0" w:color="000000"/>
+              <w:left w:val="single" w:sz="8" w:space="0" w:color="000000"/>
+              <w:bottom w:val="single" w:sz="8" w:space="0" w:color="000000"/>
+              <w:right w:val="single" w:sz="8" w:space="0" w:color="000000"/>
+            </w:tcBorders>
+            <w:vAlign w:val="center"/>
+          </w:tcPr>
+          <w:p>
+            <w:pPr>
+              <w:jc w:val="left"/>
               <w:rPr>
                 <w:sz w:val="24"/>
                 <w:szCs w:val="24"/>
@@ -7067,39 +7228,40 @@
       </w:tr>
       <w:tr>
         <w:trPr>
+          <w:cantSplit/>
           <w:jc w:val="center"/>
         </w:trPr>
         <w:tc>
           <w:tcPr>
-            <w:tcW w:w="3367" w:type="dxa"/>
-            <w:tcBorders>
-              <w:top w:val="single" w:sz="8" w:space="0" w:color="000000"/>
-              <w:left w:val="single" w:sz="8" w:space="0" w:color="000000"/>
-              <w:bottom w:val="single" w:sz="8" w:space="0" w:color="000000"/>
-              <w:right w:val="single" w:sz="8" w:space="0" w:color="000000"/>
-            </w:tcBorders>
-            <w:vAlign w:val="center"/>
-          </w:tcPr>
-          <w:p>
-            <w:pPr>
-              <w:rPr>
-                <w:sz w:val="24"/>
-                <w:szCs w:val="24"/>
-              </w:rPr>
-            </w:pPr>
-            <w:r>
-              <w:rPr>
-                <w:b w:val="0"/>
-                <w:sz w:val="24"/>
-                <w:szCs w:val="24"/>
-              </w:rPr>
-              <w:t>2. Catat alasan hasil triage di tiket.</w:t>
-            </w:r>
-          </w:p>
-        </w:tc>
-        <w:tc>
-          <w:tcPr>
-            <w:tcW w:w="2248" w:type="dxa"/>
+            <w:tcW w:w="4309" w:type="dxa"/>
+            <w:tcBorders>
+              <w:top w:val="single" w:sz="8" w:space="0" w:color="000000"/>
+              <w:left w:val="single" w:sz="8" w:space="0" w:color="000000"/>
+              <w:bottom w:val="single" w:sz="8" w:space="0" w:color="000000"/>
+              <w:right w:val="single" w:sz="8" w:space="0" w:color="000000"/>
+            </w:tcBorders>
+            <w:vAlign w:val="center"/>
+          </w:tcPr>
+          <w:p>
+            <w:pPr>
+              <w:rPr>
+                <w:sz w:val="24"/>
+                <w:szCs w:val="24"/>
+              </w:rPr>
+            </w:pPr>
+            <w:r>
+              <w:rPr>
+                <w:b w:val="0"/>
+                <w:sz w:val="24"/>
+                <w:szCs w:val="24"/>
+              </w:rPr>
+              <w:t>2. Catat alasan hasil triage di ticket.</w:t>
+            </w:r>
+          </w:p>
+        </w:tc>
+        <w:tc>
+          <w:tcPr>
+            <w:tcW w:w="1927" w:type="dxa"/>
             <w:tcBorders>
               <w:top w:val="single" w:sz="8" w:space="0" w:color="000000"/>
               <w:left w:val="single" w:sz="8" w:space="0" w:color="000000"/>
@@ -7127,69 +7289,70 @@
         </w:tc>
         <w:tc>
           <w:tcPr>
-            <w:tcW w:w="3913" w:type="dxa"/>
-            <w:tcBorders>
-              <w:top w:val="single" w:sz="8" w:space="0" w:color="000000"/>
-              <w:left w:val="single" w:sz="8" w:space="0" w:color="000000"/>
-              <w:bottom w:val="single" w:sz="8" w:space="0" w:color="000000"/>
-              <w:right w:val="single" w:sz="8" w:space="0" w:color="000000"/>
-            </w:tcBorders>
-            <w:vAlign w:val="center"/>
-          </w:tcPr>
-          <w:p>
-            <w:pPr>
-              <w:jc w:val="both"/>
-              <w:rPr>
-                <w:sz w:val="24"/>
-                <w:szCs w:val="24"/>
-              </w:rPr>
-            </w:pPr>
-            <w:r>
-              <w:rPr>
-                <w:b w:val="0"/>
-                <w:sz w:val="24"/>
-                <w:szCs w:val="24"/>
-              </w:rPr>
-              <w:t>Alasan triage di tiket</w:t>
+            <w:tcW w:w="2835" w:type="dxa"/>
+            <w:tcBorders>
+              <w:top w:val="single" w:sz="8" w:space="0" w:color="000000"/>
+              <w:left w:val="single" w:sz="8" w:space="0" w:color="000000"/>
+              <w:bottom w:val="single" w:sz="8" w:space="0" w:color="000000"/>
+              <w:right w:val="single" w:sz="8" w:space="0" w:color="000000"/>
+            </w:tcBorders>
+            <w:vAlign w:val="center"/>
+          </w:tcPr>
+          <w:p>
+            <w:pPr>
+              <w:jc w:val="left"/>
+              <w:rPr>
+                <w:sz w:val="24"/>
+                <w:szCs w:val="24"/>
+              </w:rPr>
+            </w:pPr>
+            <w:r>
+              <w:rPr>
+                <w:b w:val="0"/>
+                <w:sz w:val="24"/>
+                <w:szCs w:val="24"/>
+              </w:rPr>
+              <w:t>Alasan triage di ticket</w:t>
             </w:r>
           </w:p>
         </w:tc>
       </w:tr>
       <w:tr>
         <w:trPr>
+          <w:cantSplit/>
           <w:jc w:val="center"/>
         </w:trPr>
         <w:tc>
           <w:tcPr>
-            <w:tcW w:w="3367" w:type="dxa"/>
-            <w:tcBorders>
-              <w:top w:val="single" w:sz="8" w:space="0" w:color="000000"/>
-              <w:left w:val="single" w:sz="8" w:space="0" w:color="000000"/>
-              <w:bottom w:val="single" w:sz="8" w:space="0" w:color="000000"/>
-              <w:right w:val="single" w:sz="8" w:space="0" w:color="000000"/>
-            </w:tcBorders>
-            <w:vAlign w:val="center"/>
-          </w:tcPr>
-          <w:p>
-            <w:pPr>
-              <w:rPr>
-                <w:sz w:val="24"/>
-                <w:szCs w:val="24"/>
-              </w:rPr>
-            </w:pPr>
-            <w:r>
-              <w:rPr>
-                <w:b w:val="0"/>
-                <w:sz w:val="24"/>
-                <w:szCs w:val="24"/>
-              </w:rPr>
-              <w:t>3. Tutup event yang bukan insiden dan catat usulan tuning rule di tiket.</w:t>
-            </w:r>
-          </w:p>
-        </w:tc>
-        <w:tc>
-          <w:tcPr>
-            <w:tcW w:w="2248" w:type="dxa"/>
+            <w:tcW w:w="4309" w:type="dxa"/>
+            <w:tcBorders>
+              <w:top w:val="single" w:sz="8" w:space="0" w:color="000000"/>
+              <w:left w:val="single" w:sz="8" w:space="0" w:color="000000"/>
+              <w:bottom w:val="single" w:sz="8" w:space="0" w:color="000000"/>
+              <w:right w:val="single" w:sz="8" w:space="0" w:color="000000"/>
+            </w:tcBorders>
+            <w:vAlign w:val="center"/>
+          </w:tcPr>
+          <w:p>
+            <w:pPr>
+              <w:rPr>
+                <w:sz w:val="24"/>
+                <w:szCs w:val="24"/>
+              </w:rPr>
+            </w:pPr>
+            <w:r>
+              <w:rPr>
+                <w:b w:val="0"/>
+                <w:sz w:val="24"/>
+                <w:szCs w:val="24"/>
+              </w:rPr>
+              <w:t>3. Tutup event yang bukan insiden dan catat usulan tuning rule di ticket.</w:t>
+            </w:r>
+          </w:p>
+        </w:tc>
+        <w:tc>
+          <w:tcPr>
+            <w:tcW w:w="1927" w:type="dxa"/>
             <w:tcBorders>
               <w:top w:val="single" w:sz="8" w:space="0" w:color="000000"/>
               <w:left w:val="single" w:sz="8" w:space="0" w:color="000000"/>
@@ -7217,69 +7380,70 @@
         </w:tc>
         <w:tc>
           <w:tcPr>
-            <w:tcW w:w="3913" w:type="dxa"/>
-            <w:tcBorders>
-              <w:top w:val="single" w:sz="8" w:space="0" w:color="000000"/>
-              <w:left w:val="single" w:sz="8" w:space="0" w:color="000000"/>
-              <w:bottom w:val="single" w:sz="8" w:space="0" w:color="000000"/>
-              <w:right w:val="single" w:sz="8" w:space="0" w:color="000000"/>
-            </w:tcBorders>
-            <w:vAlign w:val="center"/>
-          </w:tcPr>
-          <w:p>
-            <w:pPr>
-              <w:jc w:val="both"/>
-              <w:rPr>
-                <w:sz w:val="24"/>
-                <w:szCs w:val="24"/>
-              </w:rPr>
-            </w:pPr>
-            <w:r>
-              <w:rPr>
-                <w:b w:val="0"/>
-                <w:sz w:val="24"/>
-                <w:szCs w:val="24"/>
-              </w:rPr>
-              <w:t>Tiket event ditutup dengan usulan tuning</w:t>
+            <w:tcW w:w="2835" w:type="dxa"/>
+            <w:tcBorders>
+              <w:top w:val="single" w:sz="8" w:space="0" w:color="000000"/>
+              <w:left w:val="single" w:sz="8" w:space="0" w:color="000000"/>
+              <w:bottom w:val="single" w:sz="8" w:space="0" w:color="000000"/>
+              <w:right w:val="single" w:sz="8" w:space="0" w:color="000000"/>
+            </w:tcBorders>
+            <w:vAlign w:val="center"/>
+          </w:tcPr>
+          <w:p>
+            <w:pPr>
+              <w:jc w:val="left"/>
+              <w:rPr>
+                <w:sz w:val="24"/>
+                <w:szCs w:val="24"/>
+              </w:rPr>
+            </w:pPr>
+            <w:r>
+              <w:rPr>
+                <w:b w:val="0"/>
+                <w:sz w:val="24"/>
+                <w:szCs w:val="24"/>
+              </w:rPr>
+              <w:t>Ticket event ditutup dengan usulan tuning</w:t>
             </w:r>
           </w:p>
         </w:tc>
       </w:tr>
       <w:tr>
         <w:trPr>
+          <w:cantSplit/>
           <w:jc w:val="center"/>
         </w:trPr>
         <w:tc>
           <w:tcPr>
-            <w:tcW w:w="3367" w:type="dxa"/>
-            <w:tcBorders>
-              <w:top w:val="single" w:sz="8" w:space="0" w:color="000000"/>
-              <w:left w:val="single" w:sz="8" w:space="0" w:color="000000"/>
-              <w:bottom w:val="single" w:sz="8" w:space="0" w:color="000000"/>
-              <w:right w:val="single" w:sz="8" w:space="0" w:color="000000"/>
-            </w:tcBorders>
-            <w:vAlign w:val="center"/>
-          </w:tcPr>
-          <w:p>
-            <w:pPr>
-              <w:rPr>
-                <w:sz w:val="24"/>
-                <w:szCs w:val="24"/>
-              </w:rPr>
-            </w:pPr>
-            <w:r>
-              <w:rPr>
-                <w:b w:val="0"/>
-                <w:sz w:val="24"/>
-                <w:szCs w:val="24"/>
-              </w:rPr>
-              <w:t>4. Tetapkan event terkonfirmasi sebagai insiden dan beri severity P1 sampai P4 menurut definisi di bagian 3.</w:t>
-            </w:r>
-          </w:p>
-        </w:tc>
-        <w:tc>
-          <w:tcPr>
-            <w:tcW w:w="2248" w:type="dxa"/>
+            <w:tcW w:w="4309" w:type="dxa"/>
+            <w:tcBorders>
+              <w:top w:val="single" w:sz="8" w:space="0" w:color="000000"/>
+              <w:left w:val="single" w:sz="8" w:space="0" w:color="000000"/>
+              <w:bottom w:val="single" w:sz="8" w:space="0" w:color="000000"/>
+              <w:right w:val="single" w:sz="8" w:space="0" w:color="000000"/>
+            </w:tcBorders>
+            <w:vAlign w:val="center"/>
+          </w:tcPr>
+          <w:p>
+            <w:pPr>
+              <w:rPr>
+                <w:sz w:val="24"/>
+                <w:szCs w:val="24"/>
+              </w:rPr>
+            </w:pPr>
+            <w:r>
+              <w:rPr>
+                <w:b w:val="0"/>
+                <w:sz w:val="24"/>
+                <w:szCs w:val="24"/>
+              </w:rPr>
+              <w:t>4. Tetapkan event terkonfirmasi sebagai insiden dan beri severity P1 sampai P4 sesuai kriteria di bagian 3.</w:t>
+            </w:r>
+          </w:p>
+        </w:tc>
+        <w:tc>
+          <w:tcPr>
+            <w:tcW w:w="1927" w:type="dxa"/>
             <w:tcBorders>
               <w:top w:val="single" w:sz="8" w:space="0" w:color="000000"/>
               <w:left w:val="single" w:sz="8" w:space="0" w:color="000000"/>
@@ -7307,41 +7471,42 @@
         </w:tc>
         <w:tc>
           <w:tcPr>
-            <w:tcW w:w="3913" w:type="dxa"/>
-            <w:tcBorders>
-              <w:top w:val="single" w:sz="8" w:space="0" w:color="000000"/>
-              <w:left w:val="single" w:sz="8" w:space="0" w:color="000000"/>
-              <w:bottom w:val="single" w:sz="8" w:space="0" w:color="000000"/>
-              <w:right w:val="single" w:sz="8" w:space="0" w:color="000000"/>
-            </w:tcBorders>
-            <w:vAlign w:val="center"/>
-          </w:tcPr>
-          <w:p>
-            <w:pPr>
-              <w:jc w:val="both"/>
-              <w:rPr>
-                <w:sz w:val="24"/>
-                <w:szCs w:val="24"/>
-              </w:rPr>
-            </w:pPr>
-            <w:r>
-              <w:rPr>
-                <w:b w:val="0"/>
-                <w:sz w:val="24"/>
-                <w:szCs w:val="24"/>
-              </w:rPr>
-              <w:t>Insiden dengan severity di tiket</w:t>
+            <w:tcW w:w="2835" w:type="dxa"/>
+            <w:tcBorders>
+              <w:top w:val="single" w:sz="8" w:space="0" w:color="000000"/>
+              <w:left w:val="single" w:sz="8" w:space="0" w:color="000000"/>
+              <w:bottom w:val="single" w:sz="8" w:space="0" w:color="000000"/>
+              <w:right w:val="single" w:sz="8" w:space="0" w:color="000000"/>
+            </w:tcBorders>
+            <w:vAlign w:val="center"/>
+          </w:tcPr>
+          <w:p>
+            <w:pPr>
+              <w:jc w:val="left"/>
+              <w:rPr>
+                <w:sz w:val="24"/>
+                <w:szCs w:val="24"/>
+              </w:rPr>
+            </w:pPr>
+            <w:r>
+              <w:rPr>
+                <w:b w:val="0"/>
+                <w:sz w:val="24"/>
+                <w:szCs w:val="24"/>
+              </w:rPr>
+              <w:t>Insiden dengan severity di ticket</w:t>
             </w:r>
           </w:p>
         </w:tc>
       </w:tr>
       <w:tr>
         <w:trPr>
+          <w:cantSplit/>
           <w:jc w:val="center"/>
         </w:trPr>
         <w:tc>
           <w:tcPr>
-            <w:tcW w:w="3367" w:type="dxa"/>
+            <w:tcW w:w="4309" w:type="dxa"/>
             <w:tcBorders>
               <w:top w:val="single" w:sz="8" w:space="0" w:color="000000"/>
               <w:left w:val="single" w:sz="8" w:space="0" w:color="000000"/>
@@ -7369,7 +7534,7 @@
         </w:tc>
         <w:tc>
           <w:tcPr>
-            <w:tcW w:w="2248" w:type="dxa"/>
+            <w:tcW w:w="1927" w:type="dxa"/>
             <w:tcBorders>
               <w:top w:val="single" w:sz="8" w:space="0" w:color="000000"/>
               <w:left w:val="single" w:sz="8" w:space="0" w:color="000000"/>
@@ -7397,18 +7562,18 @@
         </w:tc>
         <w:tc>
           <w:tcPr>
-            <w:tcW w:w="3913" w:type="dxa"/>
-            <w:tcBorders>
-              <w:top w:val="single" w:sz="8" w:space="0" w:color="000000"/>
-              <w:left w:val="single" w:sz="8" w:space="0" w:color="000000"/>
-              <w:bottom w:val="single" w:sz="8" w:space="0" w:color="000000"/>
-              <w:right w:val="single" w:sz="8" w:space="0" w:color="000000"/>
-            </w:tcBorders>
-            <w:vAlign w:val="center"/>
-          </w:tcPr>
-          <w:p>
-            <w:pPr>
-              <w:jc w:val="both"/>
+            <w:tcW w:w="2835" w:type="dxa"/>
+            <w:tcBorders>
+              <w:top w:val="single" w:sz="8" w:space="0" w:color="000000"/>
+              <w:left w:val="single" w:sz="8" w:space="0" w:color="000000"/>
+              <w:bottom w:val="single" w:sz="8" w:space="0" w:color="000000"/>
+              <w:right w:val="single" w:sz="8" w:space="0" w:color="000000"/>
+            </w:tcBorders>
+            <w:vAlign w:val="center"/>
+          </w:tcPr>
+          <w:p>
+            <w:pPr>
+              <w:jc w:val="left"/>
               <w:rPr>
                 <w:sz w:val="24"/>
                 <w:szCs w:val="24"/>
@@ -7427,11 +7592,12 @@
       </w:tr>
       <w:tr>
         <w:trPr>
+          <w:cantSplit/>
           <w:jc w:val="center"/>
         </w:trPr>
         <w:tc>
           <w:tcPr>
-            <w:tcW w:w="3367" w:type="dxa"/>
+            <w:tcW w:w="4309" w:type="dxa"/>
             <w:tcBorders>
               <w:top w:val="single" w:sz="8" w:space="0" w:color="000000"/>
               <w:left w:val="single" w:sz="8" w:space="0" w:color="000000"/>
@@ -7459,7 +7625,7 @@
         </w:tc>
         <w:tc>
           <w:tcPr>
-            <w:tcW w:w="2248" w:type="dxa"/>
+            <w:tcW w:w="1927" w:type="dxa"/>
             <w:tcBorders>
               <w:top w:val="single" w:sz="8" w:space="0" w:color="000000"/>
               <w:left w:val="single" w:sz="8" w:space="0" w:color="000000"/>
@@ -7487,18 +7653,18 @@
         </w:tc>
         <w:tc>
           <w:tcPr>
-            <w:tcW w:w="3913" w:type="dxa"/>
-            <w:tcBorders>
-              <w:top w:val="single" w:sz="8" w:space="0" w:color="000000"/>
-              <w:left w:val="single" w:sz="8" w:space="0" w:color="000000"/>
-              <w:bottom w:val="single" w:sz="8" w:space="0" w:color="000000"/>
-              <w:right w:val="single" w:sz="8" w:space="0" w:color="000000"/>
-            </w:tcBorders>
-            <w:vAlign w:val="center"/>
-          </w:tcPr>
-          <w:p>
-            <w:pPr>
-              <w:jc w:val="both"/>
+            <w:tcW w:w="2835" w:type="dxa"/>
+            <w:tcBorders>
+              <w:top w:val="single" w:sz="8" w:space="0" w:color="000000"/>
+              <w:left w:val="single" w:sz="8" w:space="0" w:color="000000"/>
+              <w:bottom w:val="single" w:sz="8" w:space="0" w:color="000000"/>
+              <w:right w:val="single" w:sz="8" w:space="0" w:color="000000"/>
+            </w:tcBorders>
+            <w:vAlign w:val="center"/>
+          </w:tcPr>
+          <w:p>
+            <w:pPr>
+              <w:jc w:val="left"/>
               <w:rPr>
                 <w:sz w:val="24"/>
                 <w:szCs w:val="24"/>
@@ -7517,11 +7683,12 @@
       </w:tr>
       <w:tr>
         <w:trPr>
+          <w:cantSplit/>
           <w:jc w:val="center"/>
         </w:trPr>
         <w:tc>
           <w:tcPr>
-            <w:tcW w:w="3367" w:type="dxa"/>
+            <w:tcW w:w="4309" w:type="dxa"/>
             <w:tcBorders>
               <w:top w:val="single" w:sz="8" w:space="0" w:color="000000"/>
               <w:left w:val="single" w:sz="8" w:space="0" w:color="000000"/>
@@ -7549,7 +7716,7 @@
         </w:tc>
         <w:tc>
           <w:tcPr>
-            <w:tcW w:w="2248" w:type="dxa"/>
+            <w:tcW w:w="1927" w:type="dxa"/>
             <w:tcBorders>
               <w:top w:val="single" w:sz="8" w:space="0" w:color="000000"/>
               <w:left w:val="single" w:sz="8" w:space="0" w:color="000000"/>
@@ -7577,18 +7744,18 @@
         </w:tc>
         <w:tc>
           <w:tcPr>
-            <w:tcW w:w="3913" w:type="dxa"/>
-            <w:tcBorders>
-              <w:top w:val="single" w:sz="8" w:space="0" w:color="000000"/>
-              <w:left w:val="single" w:sz="8" w:space="0" w:color="000000"/>
-              <w:bottom w:val="single" w:sz="8" w:space="0" w:color="000000"/>
-              <w:right w:val="single" w:sz="8" w:space="0" w:color="000000"/>
-            </w:tcBorders>
-            <w:vAlign w:val="center"/>
-          </w:tcPr>
-          <w:p>
-            <w:pPr>
-              <w:jc w:val="both"/>
+            <w:tcW w:w="2835" w:type="dxa"/>
+            <w:tcBorders>
+              <w:top w:val="single" w:sz="8" w:space="0" w:color="000000"/>
+              <w:left w:val="single" w:sz="8" w:space="0" w:color="000000"/>
+              <w:bottom w:val="single" w:sz="8" w:space="0" w:color="000000"/>
+              <w:right w:val="single" w:sz="8" w:space="0" w:color="000000"/>
+            </w:tcBorders>
+            <w:vAlign w:val="center"/>
+          </w:tcPr>
+          <w:p>
+            <w:pPr>
+              <w:jc w:val="left"/>
               <w:rPr>
                 <w:sz w:val="24"/>
                 <w:szCs w:val="24"/>
@@ -7607,11 +7774,12 @@
       </w:tr>
       <w:tr>
         <w:trPr>
+          <w:cantSplit/>
           <w:jc w:val="center"/>
         </w:trPr>
         <w:tc>
           <w:tcPr>
-            <w:tcW w:w="3367" w:type="dxa"/>
+            <w:tcW w:w="4309" w:type="dxa"/>
             <w:tcBorders>
               <w:top w:val="single" w:sz="8" w:space="0" w:color="000000"/>
               <w:left w:val="single" w:sz="8" w:space="0" w:color="000000"/>
@@ -7639,7 +7807,7 @@
         </w:tc>
         <w:tc>
           <w:tcPr>
-            <w:tcW w:w="2248" w:type="dxa"/>
+            <w:tcW w:w="1927" w:type="dxa"/>
             <w:tcBorders>
               <w:top w:val="single" w:sz="8" w:space="0" w:color="000000"/>
               <w:left w:val="single" w:sz="8" w:space="0" w:color="000000"/>
@@ -7667,18 +7835,18 @@
         </w:tc>
         <w:tc>
           <w:tcPr>
-            <w:tcW w:w="3913" w:type="dxa"/>
-            <w:tcBorders>
-              <w:top w:val="single" w:sz="8" w:space="0" w:color="000000"/>
-              <w:left w:val="single" w:sz="8" w:space="0" w:color="000000"/>
-              <w:bottom w:val="single" w:sz="8" w:space="0" w:color="000000"/>
-              <w:right w:val="single" w:sz="8" w:space="0" w:color="000000"/>
-            </w:tcBorders>
-            <w:vAlign w:val="center"/>
-          </w:tcPr>
-          <w:p>
-            <w:pPr>
-              <w:jc w:val="both"/>
+            <w:tcW w:w="2835" w:type="dxa"/>
+            <w:tcBorders>
+              <w:top w:val="single" w:sz="8" w:space="0" w:color="000000"/>
+              <w:left w:val="single" w:sz="8" w:space="0" w:color="000000"/>
+              <w:bottom w:val="single" w:sz="8" w:space="0" w:color="000000"/>
+              <w:right w:val="single" w:sz="8" w:space="0" w:color="000000"/>
+            </w:tcBorders>
+            <w:vAlign w:val="center"/>
+          </w:tcPr>
+          <w:p>
+            <w:pPr>
+              <w:jc w:val="left"/>
               <w:rPr>
                 <w:sz w:val="24"/>
                 <w:szCs w:val="24"/>
@@ -7697,11 +7865,12 @@
       </w:tr>
       <w:tr>
         <w:trPr>
+          <w:cantSplit/>
           <w:jc w:val="center"/>
         </w:trPr>
         <w:tc>
           <w:tcPr>
-            <w:tcW w:w="3367" w:type="dxa"/>
+            <w:tcW w:w="4309" w:type="dxa"/>
             <w:tcBorders>
               <w:top w:val="single" w:sz="8" w:space="0" w:color="000000"/>
               <w:left w:val="single" w:sz="8" w:space="0" w:color="000000"/>
@@ -7729,7 +7898,7 @@
         </w:tc>
         <w:tc>
           <w:tcPr>
-            <w:tcW w:w="2248" w:type="dxa"/>
+            <w:tcW w:w="1927" w:type="dxa"/>
             <w:tcBorders>
               <w:top w:val="single" w:sz="8" w:space="0" w:color="000000"/>
               <w:left w:val="single" w:sz="8" w:space="0" w:color="000000"/>
@@ -7757,18 +7926,18 @@
         </w:tc>
         <w:tc>
           <w:tcPr>
-            <w:tcW w:w="3913" w:type="dxa"/>
-            <w:tcBorders>
-              <w:top w:val="single" w:sz="8" w:space="0" w:color="000000"/>
-              <w:left w:val="single" w:sz="8" w:space="0" w:color="000000"/>
-              <w:bottom w:val="single" w:sz="8" w:space="0" w:color="000000"/>
-              <w:right w:val="single" w:sz="8" w:space="0" w:color="000000"/>
-            </w:tcBorders>
-            <w:vAlign w:val="center"/>
-          </w:tcPr>
-          <w:p>
-            <w:pPr>
-              <w:jc w:val="both"/>
+            <w:tcW w:w="2835" w:type="dxa"/>
+            <w:tcBorders>
+              <w:top w:val="single" w:sz="8" w:space="0" w:color="000000"/>
+              <w:left w:val="single" w:sz="8" w:space="0" w:color="000000"/>
+              <w:bottom w:val="single" w:sz="8" w:space="0" w:color="000000"/>
+              <w:right w:val="single" w:sz="8" w:space="0" w:color="000000"/>
+            </w:tcBorders>
+            <w:vAlign w:val="center"/>
+          </w:tcPr>
+          <w:p>
+            <w:pPr>
+              <w:jc w:val="left"/>
               <w:rPr>
                 <w:sz w:val="24"/>
                 <w:szCs w:val="24"/>
@@ -7787,39 +7956,40 @@
       </w:tr>
       <w:tr>
         <w:trPr>
+          <w:cantSplit/>
           <w:jc w:val="center"/>
         </w:trPr>
         <w:tc>
           <w:tcPr>
-            <w:tcW w:w="3367" w:type="dxa"/>
-            <w:tcBorders>
-              <w:top w:val="single" w:sz="8" w:space="0" w:color="000000"/>
-              <w:left w:val="single" w:sz="8" w:space="0" w:color="000000"/>
-              <w:bottom w:val="single" w:sz="8" w:space="0" w:color="000000"/>
-              <w:right w:val="single" w:sz="8" w:space="0" w:color="000000"/>
-            </w:tcBorders>
-            <w:vAlign w:val="center"/>
-          </w:tcPr>
-          <w:p>
-            <w:pPr>
-              <w:rPr>
-                <w:sz w:val="24"/>
-                <w:szCs w:val="24"/>
-              </w:rPr>
-            </w:pPr>
-            <w:r>
-              <w:rPr>
-                <w:b w:val="0"/>
-                <w:sz w:val="24"/>
-                <w:szCs w:val="24"/>
-              </w:rPr>
-              <w:t>10. Teruskan insiden P3 dan P4 lewat tiket.</w:t>
-            </w:r>
-          </w:p>
-        </w:tc>
-        <w:tc>
-          <w:tcPr>
-            <w:tcW w:w="2248" w:type="dxa"/>
+            <w:tcW w:w="4309" w:type="dxa"/>
+            <w:tcBorders>
+              <w:top w:val="single" w:sz="8" w:space="0" w:color="000000"/>
+              <w:left w:val="single" w:sz="8" w:space="0" w:color="000000"/>
+              <w:bottom w:val="single" w:sz="8" w:space="0" w:color="000000"/>
+              <w:right w:val="single" w:sz="8" w:space="0" w:color="000000"/>
+            </w:tcBorders>
+            <w:vAlign w:val="center"/>
+          </w:tcPr>
+          <w:p>
+            <w:pPr>
+              <w:rPr>
+                <w:sz w:val="24"/>
+                <w:szCs w:val="24"/>
+              </w:rPr>
+            </w:pPr>
+            <w:r>
+              <w:rPr>
+                <w:b w:val="0"/>
+                <w:sz w:val="24"/>
+                <w:szCs w:val="24"/>
+              </w:rPr>
+              <w:t>10. Teruskan insiden P3 dan P4 melalui ticket.</w:t>
+            </w:r>
+          </w:p>
+        </w:tc>
+        <w:tc>
+          <w:tcPr>
+            <w:tcW w:w="1927" w:type="dxa"/>
             <w:tcBorders>
               <w:top w:val="single" w:sz="8" w:space="0" w:color="000000"/>
               <w:left w:val="single" w:sz="8" w:space="0" w:color="000000"/>
@@ -7847,41 +8017,42 @@
         </w:tc>
         <w:tc>
           <w:tcPr>
-            <w:tcW w:w="3913" w:type="dxa"/>
-            <w:tcBorders>
-              <w:top w:val="single" w:sz="8" w:space="0" w:color="000000"/>
-              <w:left w:val="single" w:sz="8" w:space="0" w:color="000000"/>
-              <w:bottom w:val="single" w:sz="8" w:space="0" w:color="000000"/>
-              <w:right w:val="single" w:sz="8" w:space="0" w:color="000000"/>
-            </w:tcBorders>
-            <w:vAlign w:val="center"/>
-          </w:tcPr>
-          <w:p>
-            <w:pPr>
-              <w:jc w:val="both"/>
-              <w:rPr>
-                <w:sz w:val="24"/>
-                <w:szCs w:val="24"/>
-              </w:rPr>
-            </w:pPr>
-            <w:r>
-              <w:rPr>
-                <w:b w:val="0"/>
-                <w:sz w:val="24"/>
-                <w:szCs w:val="24"/>
-              </w:rPr>
-              <w:t>Tiket insiden P3 atau P4</w:t>
+            <w:tcW w:w="2835" w:type="dxa"/>
+            <w:tcBorders>
+              <w:top w:val="single" w:sz="8" w:space="0" w:color="000000"/>
+              <w:left w:val="single" w:sz="8" w:space="0" w:color="000000"/>
+              <w:bottom w:val="single" w:sz="8" w:space="0" w:color="000000"/>
+              <w:right w:val="single" w:sz="8" w:space="0" w:color="000000"/>
+            </w:tcBorders>
+            <w:vAlign w:val="center"/>
+          </w:tcPr>
+          <w:p>
+            <w:pPr>
+              <w:jc w:val="left"/>
+              <w:rPr>
+                <w:sz w:val="24"/>
+                <w:szCs w:val="24"/>
+              </w:rPr>
+            </w:pPr>
+            <w:r>
+              <w:rPr>
+                <w:b w:val="0"/>
+                <w:sz w:val="24"/>
+                <w:szCs w:val="24"/>
+              </w:rPr>
+              <w:t>Ticket insiden P3 atau P4</w:t>
             </w:r>
           </w:p>
         </w:tc>
       </w:tr>
       <w:tr>
         <w:trPr>
+          <w:cantSplit/>
           <w:jc w:val="center"/>
         </w:trPr>
         <w:tc>
           <w:tcPr>
-            <w:tcW w:w="3367" w:type="dxa"/>
+            <w:tcW w:w="4309" w:type="dxa"/>
             <w:tcBorders>
               <w:top w:val="single" w:sz="8" w:space="0" w:color="000000"/>
               <w:left w:val="single" w:sz="8" w:space="0" w:color="000000"/>
@@ -7909,7 +8080,7 @@
         </w:tc>
         <w:tc>
           <w:tcPr>
-            <w:tcW w:w="2248" w:type="dxa"/>
+            <w:tcW w:w="1927" w:type="dxa"/>
             <w:tcBorders>
               <w:top w:val="single" w:sz="8" w:space="0" w:color="000000"/>
               <w:left w:val="single" w:sz="8" w:space="0" w:color="000000"/>
@@ -7937,18 +8108,18 @@
         </w:tc>
         <w:tc>
           <w:tcPr>
-            <w:tcW w:w="3913" w:type="dxa"/>
-            <w:tcBorders>
-              <w:top w:val="single" w:sz="8" w:space="0" w:color="000000"/>
-              <w:left w:val="single" w:sz="8" w:space="0" w:color="000000"/>
-              <w:bottom w:val="single" w:sz="8" w:space="0" w:color="000000"/>
-              <w:right w:val="single" w:sz="8" w:space="0" w:color="000000"/>
-            </w:tcBorders>
-            <w:vAlign w:val="center"/>
-          </w:tcPr>
-          <w:p>
-            <w:pPr>
-              <w:jc w:val="both"/>
+            <w:tcW w:w="2835" w:type="dxa"/>
+            <w:tcBorders>
+              <w:top w:val="single" w:sz="8" w:space="0" w:color="000000"/>
+              <w:left w:val="single" w:sz="8" w:space="0" w:color="000000"/>
+              <w:bottom w:val="single" w:sz="8" w:space="0" w:color="000000"/>
+              <w:right w:val="single" w:sz="8" w:space="0" w:color="000000"/>
+            </w:tcBorders>
+            <w:vAlign w:val="center"/>
+          </w:tcPr>
+          <w:p>
+            <w:pPr>
+              <w:jc w:val="left"/>
               <w:rPr>
                 <w:sz w:val="24"/>
                 <w:szCs w:val="24"/>
@@ -7967,11 +8138,12 @@
       </w:tr>
       <w:tr>
         <w:trPr>
+          <w:cantSplit/>
           <w:jc w:val="center"/>
         </w:trPr>
         <w:tc>
           <w:tcPr>
-            <w:tcW w:w="3367" w:type="dxa"/>
+            <w:tcW w:w="4309" w:type="dxa"/>
             <w:tcBorders>
               <w:top w:val="single" w:sz="8" w:space="0" w:color="000000"/>
               <w:left w:val="single" w:sz="8" w:space="0" w:color="000000"/>
@@ -7999,7 +8171,7 @@
         </w:tc>
         <w:tc>
           <w:tcPr>
-            <w:tcW w:w="2248" w:type="dxa"/>
+            <w:tcW w:w="1927" w:type="dxa"/>
             <w:tcBorders>
               <w:top w:val="single" w:sz="8" w:space="0" w:color="000000"/>
               <w:left w:val="single" w:sz="8" w:space="0" w:color="000000"/>
@@ -8027,18 +8199,18 @@
         </w:tc>
         <w:tc>
           <w:tcPr>
-            <w:tcW w:w="3913" w:type="dxa"/>
-            <w:tcBorders>
-              <w:top w:val="single" w:sz="8" w:space="0" w:color="000000"/>
-              <w:left w:val="single" w:sz="8" w:space="0" w:color="000000"/>
-              <w:bottom w:val="single" w:sz="8" w:space="0" w:color="000000"/>
-              <w:right w:val="single" w:sz="8" w:space="0" w:color="000000"/>
-            </w:tcBorders>
-            <w:vAlign w:val="center"/>
-          </w:tcPr>
-          <w:p>
-            <w:pPr>
-              <w:jc w:val="both"/>
+            <w:tcW w:w="2835" w:type="dxa"/>
+            <w:tcBorders>
+              <w:top w:val="single" w:sz="8" w:space="0" w:color="000000"/>
+              <w:left w:val="single" w:sz="8" w:space="0" w:color="000000"/>
+              <w:bottom w:val="single" w:sz="8" w:space="0" w:color="000000"/>
+              <w:right w:val="single" w:sz="8" w:space="0" w:color="000000"/>
+            </w:tcBorders>
+            <w:vAlign w:val="center"/>
+          </w:tcPr>
+          <w:p>
+            <w:pPr>
+              <w:jc w:val="left"/>
               <w:rPr>
                 <w:sz w:val="24"/>
                 <w:szCs w:val="24"/>
@@ -8083,6 +8255,7 @@
     <w:p>
       <w:pPr>
         <w:pStyle w:val="Heading2"/>
+        <w:keepNext/>
         <w:numPr>
           <w:ilvl w:val="1"/>
           <w:numId w:val="7"/>
@@ -8103,27 +8276,30 @@
         <w:tblLook w:val="0400" w:firstRow="0" w:lastRow="0" w:firstColumn="0" w:lastColumn="0" w:noHBand="0" w:noVBand="1"/>
       </w:tblPr>
       <w:tblGrid>
-        <w:gridCol w:w="3367"/>
-        <w:gridCol w:w="2248"/>
-        <w:gridCol w:w="3913"/>
+        <w:gridCol w:w="4309"/>
+        <w:gridCol w:w="1927"/>
+        <w:gridCol w:w="2835"/>
       </w:tblGrid>
       <w:tr>
         <w:trPr>
+          <w:cantSplit/>
+          <w:tblHeader/>
           <w:jc w:val="center"/>
         </w:trPr>
         <w:tc>
           <w:tcPr>
-            <w:tcW w:w="3367" w:type="dxa"/>
-            <w:tcBorders>
-              <w:top w:val="single" w:sz="8" w:space="0" w:color="000000"/>
-              <w:left w:val="single" w:sz="8" w:space="0" w:color="000000"/>
-              <w:bottom w:val="single" w:sz="8" w:space="0" w:color="000000"/>
-              <w:right w:val="single" w:sz="8" w:space="0" w:color="000000"/>
-            </w:tcBorders>
-            <w:vAlign w:val="center"/>
-          </w:tcPr>
-          <w:p>
-            <w:pPr>
+            <w:tcW w:w="4309" w:type="dxa"/>
+            <w:tcBorders>
+              <w:top w:val="single" w:sz="8" w:space="0" w:color="000000"/>
+              <w:left w:val="single" w:sz="8" w:space="0" w:color="000000"/>
+              <w:bottom w:val="single" w:sz="8" w:space="0" w:color="000000"/>
+              <w:right w:val="single" w:sz="8" w:space="0" w:color="000000"/>
+            </w:tcBorders>
+            <w:vAlign w:val="center"/>
+          </w:tcPr>
+          <w:p>
+            <w:pPr>
+              <w:keepNext/>
               <w:jc w:val="center"/>
               <w:rPr>
                 <w:sz w:val="24"/>
@@ -8143,17 +8319,18 @@
         </w:tc>
         <w:tc>
           <w:tcPr>
-            <w:tcW w:w="2248" w:type="dxa"/>
-            <w:tcBorders>
-              <w:top w:val="single" w:sz="8" w:space="0" w:color="000000"/>
-              <w:left w:val="single" w:sz="8" w:space="0" w:color="000000"/>
-              <w:bottom w:val="single" w:sz="8" w:space="0" w:color="000000"/>
-              <w:right w:val="single" w:sz="8" w:space="0" w:color="000000"/>
-            </w:tcBorders>
-            <w:vAlign w:val="center"/>
-          </w:tcPr>
-          <w:p>
-            <w:pPr>
+            <w:tcW w:w="1927" w:type="dxa"/>
+            <w:tcBorders>
+              <w:top w:val="single" w:sz="8" w:space="0" w:color="000000"/>
+              <w:left w:val="single" w:sz="8" w:space="0" w:color="000000"/>
+              <w:bottom w:val="single" w:sz="8" w:space="0" w:color="000000"/>
+              <w:right w:val="single" w:sz="8" w:space="0" w:color="000000"/>
+            </w:tcBorders>
+            <w:vAlign w:val="center"/>
+          </w:tcPr>
+          <w:p>
+            <w:pPr>
+              <w:keepNext/>
               <w:jc w:val="center"/>
               <w:rPr>
                 <w:sz w:val="24"/>
@@ -8173,17 +8350,18 @@
         </w:tc>
         <w:tc>
           <w:tcPr>
-            <w:tcW w:w="3913" w:type="dxa"/>
-            <w:tcBorders>
-              <w:top w:val="single" w:sz="8" w:space="0" w:color="000000"/>
-              <w:left w:val="single" w:sz="8" w:space="0" w:color="000000"/>
-              <w:bottom w:val="single" w:sz="8" w:space="0" w:color="000000"/>
-              <w:right w:val="single" w:sz="8" w:space="0" w:color="000000"/>
-            </w:tcBorders>
-            <w:vAlign w:val="center"/>
-          </w:tcPr>
-          <w:p>
-            <w:pPr>
+            <w:tcW w:w="2835" w:type="dxa"/>
+            <w:tcBorders>
+              <w:top w:val="single" w:sz="8" w:space="0" w:color="000000"/>
+              <w:left w:val="single" w:sz="8" w:space="0" w:color="000000"/>
+              <w:bottom w:val="single" w:sz="8" w:space="0" w:color="000000"/>
+              <w:right w:val="single" w:sz="8" w:space="0" w:color="000000"/>
+            </w:tcBorders>
+            <w:vAlign w:val="center"/>
+          </w:tcPr>
+          <w:p>
+            <w:pPr>
+              <w:keepNext/>
               <w:jc w:val="center"/>
               <w:rPr>
                 <w:sz w:val="24"/>
@@ -8204,11 +8382,12 @@
       </w:tr>
       <w:tr>
         <w:trPr>
+          <w:cantSplit/>
           <w:jc w:val="center"/>
         </w:trPr>
         <w:tc>
           <w:tcPr>
-            <w:tcW w:w="3367" w:type="dxa"/>
+            <w:tcW w:w="4309" w:type="dxa"/>
             <w:tcBorders>
               <w:top w:val="single" w:sz="8" w:space="0" w:color="000000"/>
               <w:left w:val="single" w:sz="8" w:space="0" w:color="000000"/>
@@ -8236,7 +8415,7 @@
         </w:tc>
         <w:tc>
           <w:tcPr>
-            <w:tcW w:w="2248" w:type="dxa"/>
+            <w:tcW w:w="1927" w:type="dxa"/>
             <w:tcBorders>
               <w:top w:val="single" w:sz="8" w:space="0" w:color="000000"/>
               <w:left w:val="single" w:sz="8" w:space="0" w:color="000000"/>
@@ -8264,18 +8443,18 @@
         </w:tc>
         <w:tc>
           <w:tcPr>
-            <w:tcW w:w="3913" w:type="dxa"/>
-            <w:tcBorders>
-              <w:top w:val="single" w:sz="8" w:space="0" w:color="000000"/>
-              <w:left w:val="single" w:sz="8" w:space="0" w:color="000000"/>
-              <w:bottom w:val="single" w:sz="8" w:space="0" w:color="000000"/>
-              <w:right w:val="single" w:sz="8" w:space="0" w:color="000000"/>
-            </w:tcBorders>
-            <w:vAlign w:val="center"/>
-          </w:tcPr>
-          <w:p>
-            <w:pPr>
-              <w:jc w:val="both"/>
+            <w:tcW w:w="2835" w:type="dxa"/>
+            <w:tcBorders>
+              <w:top w:val="single" w:sz="8" w:space="0" w:color="000000"/>
+              <w:left w:val="single" w:sz="8" w:space="0" w:color="000000"/>
+              <w:bottom w:val="single" w:sz="8" w:space="0" w:color="000000"/>
+              <w:right w:val="single" w:sz="8" w:space="0" w:color="000000"/>
+            </w:tcBorders>
+            <w:vAlign w:val="center"/>
+          </w:tcPr>
+          <w:p>
+            <w:pPr>
+              <w:jc w:val="left"/>
               <w:rPr>
                 <w:sz w:val="24"/>
                 <w:szCs w:val="24"/>
@@ -8294,11 +8473,12 @@
       </w:tr>
       <w:tr>
         <w:trPr>
+          <w:cantSplit/>
           <w:jc w:val="center"/>
         </w:trPr>
         <w:tc>
           <w:tcPr>
-            <w:tcW w:w="3367" w:type="dxa"/>
+            <w:tcW w:w="4309" w:type="dxa"/>
             <w:tcBorders>
               <w:top w:val="single" w:sz="8" w:space="0" w:color="000000"/>
               <w:left w:val="single" w:sz="8" w:space="0" w:color="000000"/>
@@ -8326,7 +8506,7 @@
         </w:tc>
         <w:tc>
           <w:tcPr>
-            <w:tcW w:w="2248" w:type="dxa"/>
+            <w:tcW w:w="1927" w:type="dxa"/>
             <w:tcBorders>
               <w:top w:val="single" w:sz="8" w:space="0" w:color="000000"/>
               <w:left w:val="single" w:sz="8" w:space="0" w:color="000000"/>
@@ -8354,18 +8534,18 @@
         </w:tc>
         <w:tc>
           <w:tcPr>
-            <w:tcW w:w="3913" w:type="dxa"/>
-            <w:tcBorders>
-              <w:top w:val="single" w:sz="8" w:space="0" w:color="000000"/>
-              <w:left w:val="single" w:sz="8" w:space="0" w:color="000000"/>
-              <w:bottom w:val="single" w:sz="8" w:space="0" w:color="000000"/>
-              <w:right w:val="single" w:sz="8" w:space="0" w:color="000000"/>
-            </w:tcBorders>
-            <w:vAlign w:val="center"/>
-          </w:tcPr>
-          <w:p>
-            <w:pPr>
-              <w:jc w:val="both"/>
+            <w:tcW w:w="2835" w:type="dxa"/>
+            <w:tcBorders>
+              <w:top w:val="single" w:sz="8" w:space="0" w:color="000000"/>
+              <w:left w:val="single" w:sz="8" w:space="0" w:color="000000"/>
+              <w:bottom w:val="single" w:sz="8" w:space="0" w:color="000000"/>
+              <w:right w:val="single" w:sz="8" w:space="0" w:color="000000"/>
+            </w:tcBorders>
+            <w:vAlign w:val="center"/>
+          </w:tcPr>
+          <w:p>
+            <w:pPr>
+              <w:jc w:val="left"/>
               <w:rPr>
                 <w:sz w:val="24"/>
                 <w:szCs w:val="24"/>
@@ -8384,11 +8564,12 @@
       </w:tr>
       <w:tr>
         <w:trPr>
+          <w:cantSplit/>
           <w:jc w:val="center"/>
         </w:trPr>
         <w:tc>
           <w:tcPr>
-            <w:tcW w:w="3367" w:type="dxa"/>
+            <w:tcW w:w="4309" w:type="dxa"/>
             <w:tcBorders>
               <w:top w:val="single" w:sz="8" w:space="0" w:color="000000"/>
               <w:left w:val="single" w:sz="8" w:space="0" w:color="000000"/>
@@ -8416,7 +8597,7 @@
         </w:tc>
         <w:tc>
           <w:tcPr>
-            <w:tcW w:w="2248" w:type="dxa"/>
+            <w:tcW w:w="1927" w:type="dxa"/>
             <w:tcBorders>
               <w:top w:val="single" w:sz="8" w:space="0" w:color="000000"/>
               <w:left w:val="single" w:sz="8" w:space="0" w:color="000000"/>
@@ -8444,18 +8625,18 @@
         </w:tc>
         <w:tc>
           <w:tcPr>
-            <w:tcW w:w="3913" w:type="dxa"/>
-            <w:tcBorders>
-              <w:top w:val="single" w:sz="8" w:space="0" w:color="000000"/>
-              <w:left w:val="single" w:sz="8" w:space="0" w:color="000000"/>
-              <w:bottom w:val="single" w:sz="8" w:space="0" w:color="000000"/>
-              <w:right w:val="single" w:sz="8" w:space="0" w:color="000000"/>
-            </w:tcBorders>
-            <w:vAlign w:val="center"/>
-          </w:tcPr>
-          <w:p>
-            <w:pPr>
-              <w:jc w:val="both"/>
+            <w:tcW w:w="2835" w:type="dxa"/>
+            <w:tcBorders>
+              <w:top w:val="single" w:sz="8" w:space="0" w:color="000000"/>
+              <w:left w:val="single" w:sz="8" w:space="0" w:color="000000"/>
+              <w:bottom w:val="single" w:sz="8" w:space="0" w:color="000000"/>
+              <w:right w:val="single" w:sz="8" w:space="0" w:color="000000"/>
+            </w:tcBorders>
+            <w:vAlign w:val="center"/>
+          </w:tcPr>
+          <w:p>
+            <w:pPr>
+              <w:jc w:val="left"/>
               <w:rPr>
                 <w:sz w:val="24"/>
                 <w:szCs w:val="24"/>
@@ -8474,39 +8655,40 @@
       </w:tr>
       <w:tr>
         <w:trPr>
+          <w:cantSplit/>
           <w:jc w:val="center"/>
         </w:trPr>
         <w:tc>
           <w:tcPr>
-            <w:tcW w:w="3367" w:type="dxa"/>
-            <w:tcBorders>
-              <w:top w:val="single" w:sz="8" w:space="0" w:color="000000"/>
-              <w:left w:val="single" w:sz="8" w:space="0" w:color="000000"/>
-              <w:bottom w:val="single" w:sz="8" w:space="0" w:color="000000"/>
-              <w:right w:val="single" w:sz="8" w:space="0" w:color="000000"/>
-            </w:tcBorders>
-            <w:vAlign w:val="center"/>
-          </w:tcPr>
-          <w:p>
-            <w:pPr>
-              <w:rPr>
-                <w:sz w:val="24"/>
-                <w:szCs w:val="24"/>
-              </w:rPr>
-            </w:pPr>
-            <w:r>
-              <w:rPr>
-                <w:b w:val="0"/>
-                <w:sz w:val="24"/>
-                <w:szCs w:val="24"/>
-              </w:rPr>
-              <w:t>4. Jalankan containment sesudah change request disetujui.</w:t>
-            </w:r>
-          </w:p>
-        </w:tc>
-        <w:tc>
-          <w:tcPr>
-            <w:tcW w:w="2248" w:type="dxa"/>
+            <w:tcW w:w="4309" w:type="dxa"/>
+            <w:tcBorders>
+              <w:top w:val="single" w:sz="8" w:space="0" w:color="000000"/>
+              <w:left w:val="single" w:sz="8" w:space="0" w:color="000000"/>
+              <w:bottom w:val="single" w:sz="8" w:space="0" w:color="000000"/>
+              <w:right w:val="single" w:sz="8" w:space="0" w:color="000000"/>
+            </w:tcBorders>
+            <w:vAlign w:val="center"/>
+          </w:tcPr>
+          <w:p>
+            <w:pPr>
+              <w:rPr>
+                <w:sz w:val="24"/>
+                <w:szCs w:val="24"/>
+              </w:rPr>
+            </w:pPr>
+            <w:r>
+              <w:rPr>
+                <w:b w:val="0"/>
+                <w:sz w:val="24"/>
+                <w:szCs w:val="24"/>
+              </w:rPr>
+              <w:t>4. Jalankan containment setelah change request disetujui.</w:t>
+            </w:r>
+          </w:p>
+        </w:tc>
+        <w:tc>
+          <w:tcPr>
+            <w:tcW w:w="1927" w:type="dxa"/>
             <w:tcBorders>
               <w:top w:val="single" w:sz="8" w:space="0" w:color="000000"/>
               <w:left w:val="single" w:sz="8" w:space="0" w:color="000000"/>
@@ -8534,18 +8716,18 @@
         </w:tc>
         <w:tc>
           <w:tcPr>
-            <w:tcW w:w="3913" w:type="dxa"/>
-            <w:tcBorders>
-              <w:top w:val="single" w:sz="8" w:space="0" w:color="000000"/>
-              <w:left w:val="single" w:sz="8" w:space="0" w:color="000000"/>
-              <w:bottom w:val="single" w:sz="8" w:space="0" w:color="000000"/>
-              <w:right w:val="single" w:sz="8" w:space="0" w:color="000000"/>
-            </w:tcBorders>
-            <w:vAlign w:val="center"/>
-          </w:tcPr>
-          <w:p>
-            <w:pPr>
-              <w:jc w:val="both"/>
+            <w:tcW w:w="2835" w:type="dxa"/>
+            <w:tcBorders>
+              <w:top w:val="single" w:sz="8" w:space="0" w:color="000000"/>
+              <w:left w:val="single" w:sz="8" w:space="0" w:color="000000"/>
+              <w:bottom w:val="single" w:sz="8" w:space="0" w:color="000000"/>
+              <w:right w:val="single" w:sz="8" w:space="0" w:color="000000"/>
+            </w:tcBorders>
+            <w:vAlign w:val="center"/>
+          </w:tcPr>
+          <w:p>
+            <w:pPr>
+              <w:jc w:val="left"/>
               <w:rPr>
                 <w:sz w:val="24"/>
                 <w:szCs w:val="24"/>
@@ -8564,11 +8746,12 @@
       </w:tr>
       <w:tr>
         <w:trPr>
+          <w:cantSplit/>
           <w:jc w:val="center"/>
         </w:trPr>
         <w:tc>
           <w:tcPr>
-            <w:tcW w:w="3367" w:type="dxa"/>
+            <w:tcW w:w="4309" w:type="dxa"/>
             <w:tcBorders>
               <w:top w:val="single" w:sz="8" w:space="0" w:color="000000"/>
               <w:left w:val="single" w:sz="8" w:space="0" w:color="000000"/>
@@ -8596,7 +8779,7 @@
         </w:tc>
         <w:tc>
           <w:tcPr>
-            <w:tcW w:w="2248" w:type="dxa"/>
+            <w:tcW w:w="1927" w:type="dxa"/>
             <w:tcBorders>
               <w:top w:val="single" w:sz="8" w:space="0" w:color="000000"/>
               <w:left w:val="single" w:sz="8" w:space="0" w:color="000000"/>
@@ -8624,18 +8807,18 @@
         </w:tc>
         <w:tc>
           <w:tcPr>
-            <w:tcW w:w="3913" w:type="dxa"/>
-            <w:tcBorders>
-              <w:top w:val="single" w:sz="8" w:space="0" w:color="000000"/>
-              <w:left w:val="single" w:sz="8" w:space="0" w:color="000000"/>
-              <w:bottom w:val="single" w:sz="8" w:space="0" w:color="000000"/>
-              <w:right w:val="single" w:sz="8" w:space="0" w:color="000000"/>
-            </w:tcBorders>
-            <w:vAlign w:val="center"/>
-          </w:tcPr>
-          <w:p>
-            <w:pPr>
-              <w:jc w:val="both"/>
+            <w:tcW w:w="2835" w:type="dxa"/>
+            <w:tcBorders>
+              <w:top w:val="single" w:sz="8" w:space="0" w:color="000000"/>
+              <w:left w:val="single" w:sz="8" w:space="0" w:color="000000"/>
+              <w:bottom w:val="single" w:sz="8" w:space="0" w:color="000000"/>
+              <w:right w:val="single" w:sz="8" w:space="0" w:color="000000"/>
+            </w:tcBorders>
+            <w:vAlign w:val="center"/>
+          </w:tcPr>
+          <w:p>
+            <w:pPr>
+              <w:jc w:val="left"/>
               <w:rPr>
                 <w:sz w:val="24"/>
                 <w:szCs w:val="24"/>
@@ -8654,39 +8837,40 @@
       </w:tr>
       <w:tr>
         <w:trPr>
+          <w:cantSplit/>
           <w:jc w:val="center"/>
         </w:trPr>
         <w:tc>
           <w:tcPr>
-            <w:tcW w:w="3367" w:type="dxa"/>
-            <w:tcBorders>
-              <w:top w:val="single" w:sz="8" w:space="0" w:color="000000"/>
-              <w:left w:val="single" w:sz="8" w:space="0" w:color="000000"/>
-              <w:bottom w:val="single" w:sz="8" w:space="0" w:color="000000"/>
-              <w:right w:val="single" w:sz="8" w:space="0" w:color="000000"/>
-            </w:tcBorders>
-            <w:vAlign w:val="center"/>
-          </w:tcPr>
-          <w:p>
-            <w:pPr>
-              <w:rPr>
-                <w:sz w:val="24"/>
-                <w:szCs w:val="24"/>
-              </w:rPr>
-            </w:pPr>
-            <w:r>
-              <w:rPr>
-                <w:b w:val="0"/>
-                <w:sz w:val="24"/>
-                <w:szCs w:val="24"/>
-              </w:rPr>
-              <w:t>6. Lakukan sweep IOC ke host sejenis berdasarkan hash sesudah satu host terbukti kompromi.</w:t>
-            </w:r>
-          </w:p>
-        </w:tc>
-        <w:tc>
-          <w:tcPr>
-            <w:tcW w:w="2248" w:type="dxa"/>
+            <w:tcW w:w="4309" w:type="dxa"/>
+            <w:tcBorders>
+              <w:top w:val="single" w:sz="8" w:space="0" w:color="000000"/>
+              <w:left w:val="single" w:sz="8" w:space="0" w:color="000000"/>
+              <w:bottom w:val="single" w:sz="8" w:space="0" w:color="000000"/>
+              <w:right w:val="single" w:sz="8" w:space="0" w:color="000000"/>
+            </w:tcBorders>
+            <w:vAlign w:val="center"/>
+          </w:tcPr>
+          <w:p>
+            <w:pPr>
+              <w:rPr>
+                <w:sz w:val="24"/>
+                <w:szCs w:val="24"/>
+              </w:rPr>
+            </w:pPr>
+            <w:r>
+              <w:rPr>
+                <w:b w:val="0"/>
+                <w:sz w:val="24"/>
+                <w:szCs w:val="24"/>
+              </w:rPr>
+              <w:t>6. Setelah satu host terbukti kompromi, lakukan sweep IOC ke host sejenis berdasarkan hash.</w:t>
+            </w:r>
+          </w:p>
+        </w:tc>
+        <w:tc>
+          <w:tcPr>
+            <w:tcW w:w="1927" w:type="dxa"/>
             <w:tcBorders>
               <w:top w:val="single" w:sz="8" w:space="0" w:color="000000"/>
               <w:left w:val="single" w:sz="8" w:space="0" w:color="000000"/>
@@ -8714,18 +8898,18 @@
         </w:tc>
         <w:tc>
           <w:tcPr>
-            <w:tcW w:w="3913" w:type="dxa"/>
-            <w:tcBorders>
-              <w:top w:val="single" w:sz="8" w:space="0" w:color="000000"/>
-              <w:left w:val="single" w:sz="8" w:space="0" w:color="000000"/>
-              <w:bottom w:val="single" w:sz="8" w:space="0" w:color="000000"/>
-              <w:right w:val="single" w:sz="8" w:space="0" w:color="000000"/>
-            </w:tcBorders>
-            <w:vAlign w:val="center"/>
-          </w:tcPr>
-          <w:p>
-            <w:pPr>
-              <w:jc w:val="both"/>
+            <w:tcW w:w="2835" w:type="dxa"/>
+            <w:tcBorders>
+              <w:top w:val="single" w:sz="8" w:space="0" w:color="000000"/>
+              <w:left w:val="single" w:sz="8" w:space="0" w:color="000000"/>
+              <w:bottom w:val="single" w:sz="8" w:space="0" w:color="000000"/>
+              <w:right w:val="single" w:sz="8" w:space="0" w:color="000000"/>
+            </w:tcBorders>
+            <w:vAlign w:val="center"/>
+          </w:tcPr>
+          <w:p>
+            <w:pPr>
+              <w:jc w:val="left"/>
               <w:rPr>
                 <w:sz w:val="24"/>
                 <w:szCs w:val="24"/>
@@ -8744,11 +8928,12 @@
       </w:tr>
       <w:tr>
         <w:trPr>
+          <w:cantSplit/>
           <w:jc w:val="center"/>
         </w:trPr>
         <w:tc>
           <w:tcPr>
-            <w:tcW w:w="3367" w:type="dxa"/>
+            <w:tcW w:w="4309" w:type="dxa"/>
             <w:tcBorders>
               <w:top w:val="single" w:sz="8" w:space="0" w:color="000000"/>
               <w:left w:val="single" w:sz="8" w:space="0" w:color="000000"/>
@@ -8776,7 +8961,7 @@
         </w:tc>
         <w:tc>
           <w:tcPr>
-            <w:tcW w:w="2248" w:type="dxa"/>
+            <w:tcW w:w="1927" w:type="dxa"/>
             <w:tcBorders>
               <w:top w:val="single" w:sz="8" w:space="0" w:color="000000"/>
               <w:left w:val="single" w:sz="8" w:space="0" w:color="000000"/>
@@ -8804,18 +8989,18 @@
         </w:tc>
         <w:tc>
           <w:tcPr>
-            <w:tcW w:w="3913" w:type="dxa"/>
-            <w:tcBorders>
-              <w:top w:val="single" w:sz="8" w:space="0" w:color="000000"/>
-              <w:left w:val="single" w:sz="8" w:space="0" w:color="000000"/>
-              <w:bottom w:val="single" w:sz="8" w:space="0" w:color="000000"/>
-              <w:right w:val="single" w:sz="8" w:space="0" w:color="000000"/>
-            </w:tcBorders>
-            <w:vAlign w:val="center"/>
-          </w:tcPr>
-          <w:p>
-            <w:pPr>
-              <w:jc w:val="both"/>
+            <w:tcW w:w="2835" w:type="dxa"/>
+            <w:tcBorders>
+              <w:top w:val="single" w:sz="8" w:space="0" w:color="000000"/>
+              <w:left w:val="single" w:sz="8" w:space="0" w:color="000000"/>
+              <w:bottom w:val="single" w:sz="8" w:space="0" w:color="000000"/>
+              <w:right w:val="single" w:sz="8" w:space="0" w:color="000000"/>
+            </w:tcBorders>
+            <w:vAlign w:val="center"/>
+          </w:tcPr>
+          <w:p>
+            <w:pPr>
+              <w:jc w:val="left"/>
               <w:rPr>
                 <w:sz w:val="24"/>
                 <w:szCs w:val="24"/>
@@ -8834,11 +9019,12 @@
       </w:tr>
       <w:tr>
         <w:trPr>
+          <w:cantSplit/>
           <w:jc w:val="center"/>
         </w:trPr>
         <w:tc>
           <w:tcPr>
-            <w:tcW w:w="3367" w:type="dxa"/>
+            <w:tcW w:w="4309" w:type="dxa"/>
             <w:tcBorders>
               <w:top w:val="single" w:sz="8" w:space="0" w:color="000000"/>
               <w:left w:val="single" w:sz="8" w:space="0" w:color="000000"/>
@@ -8866,7 +9052,7 @@
         </w:tc>
         <w:tc>
           <w:tcPr>
-            <w:tcW w:w="2248" w:type="dxa"/>
+            <w:tcW w:w="1927" w:type="dxa"/>
             <w:tcBorders>
               <w:top w:val="single" w:sz="8" w:space="0" w:color="000000"/>
               <w:left w:val="single" w:sz="8" w:space="0" w:color="000000"/>
@@ -8894,18 +9080,18 @@
         </w:tc>
         <w:tc>
           <w:tcPr>
-            <w:tcW w:w="3913" w:type="dxa"/>
-            <w:tcBorders>
-              <w:top w:val="single" w:sz="8" w:space="0" w:color="000000"/>
-              <w:left w:val="single" w:sz="8" w:space="0" w:color="000000"/>
-              <w:bottom w:val="single" w:sz="8" w:space="0" w:color="000000"/>
-              <w:right w:val="single" w:sz="8" w:space="0" w:color="000000"/>
-            </w:tcBorders>
-            <w:vAlign w:val="center"/>
-          </w:tcPr>
-          <w:p>
-            <w:pPr>
-              <w:jc w:val="both"/>
+            <w:tcW w:w="2835" w:type="dxa"/>
+            <w:tcBorders>
+              <w:top w:val="single" w:sz="8" w:space="0" w:color="000000"/>
+              <w:left w:val="single" w:sz="8" w:space="0" w:color="000000"/>
+              <w:bottom w:val="single" w:sz="8" w:space="0" w:color="000000"/>
+              <w:right w:val="single" w:sz="8" w:space="0" w:color="000000"/>
+            </w:tcBorders>
+            <w:vAlign w:val="center"/>
+          </w:tcPr>
+          <w:p>
+            <w:pPr>
+              <w:jc w:val="left"/>
               <w:rPr>
                 <w:sz w:val="24"/>
                 <w:szCs w:val="24"/>
@@ -8924,39 +9110,40 @@
       </w:tr>
       <w:tr>
         <w:trPr>
+          <w:cantSplit/>
           <w:jc w:val="center"/>
         </w:trPr>
         <w:tc>
           <w:tcPr>
-            <w:tcW w:w="3367" w:type="dxa"/>
-            <w:tcBorders>
-              <w:top w:val="single" w:sz="8" w:space="0" w:color="000000"/>
-              <w:left w:val="single" w:sz="8" w:space="0" w:color="000000"/>
-              <w:bottom w:val="single" w:sz="8" w:space="0" w:color="000000"/>
-              <w:right w:val="single" w:sz="8" w:space="0" w:color="000000"/>
-            </w:tcBorders>
-            <w:vAlign w:val="center"/>
-          </w:tcPr>
-          <w:p>
-            <w:pPr>
-              <w:rPr>
-                <w:sz w:val="24"/>
-                <w:szCs w:val="24"/>
-              </w:rPr>
-            </w:pPr>
-            <w:r>
-              <w:rPr>
-                <w:b w:val="0"/>
-                <w:sz w:val="24"/>
-                <w:szCs w:val="24"/>
-              </w:rPr>
-              <w:t>9. Pulihkan sistem dari backup bersih bila perlu.</w:t>
-            </w:r>
-          </w:p>
-        </w:tc>
-        <w:tc>
-          <w:tcPr>
-            <w:tcW w:w="2248" w:type="dxa"/>
+            <w:tcW w:w="4309" w:type="dxa"/>
+            <w:tcBorders>
+              <w:top w:val="single" w:sz="8" w:space="0" w:color="000000"/>
+              <w:left w:val="single" w:sz="8" w:space="0" w:color="000000"/>
+              <w:bottom w:val="single" w:sz="8" w:space="0" w:color="000000"/>
+              <w:right w:val="single" w:sz="8" w:space="0" w:color="000000"/>
+            </w:tcBorders>
+            <w:vAlign w:val="center"/>
+          </w:tcPr>
+          <w:p>
+            <w:pPr>
+              <w:rPr>
+                <w:sz w:val="24"/>
+                <w:szCs w:val="24"/>
+              </w:rPr>
+            </w:pPr>
+            <w:r>
+              <w:rPr>
+                <w:b w:val="0"/>
+                <w:sz w:val="24"/>
+                <w:szCs w:val="24"/>
+              </w:rPr>
+              <w:t>9. Pulihkan sistem dari backup bersih jika perlu.</w:t>
+            </w:r>
+          </w:p>
+        </w:tc>
+        <w:tc>
+          <w:tcPr>
+            <w:tcW w:w="1927" w:type="dxa"/>
             <w:tcBorders>
               <w:top w:val="single" w:sz="8" w:space="0" w:color="000000"/>
               <w:left w:val="single" w:sz="8" w:space="0" w:color="000000"/>
@@ -8984,18 +9171,18 @@
         </w:tc>
         <w:tc>
           <w:tcPr>
-            <w:tcW w:w="3913" w:type="dxa"/>
-            <w:tcBorders>
-              <w:top w:val="single" w:sz="8" w:space="0" w:color="000000"/>
-              <w:left w:val="single" w:sz="8" w:space="0" w:color="000000"/>
-              <w:bottom w:val="single" w:sz="8" w:space="0" w:color="000000"/>
-              <w:right w:val="single" w:sz="8" w:space="0" w:color="000000"/>
-            </w:tcBorders>
-            <w:vAlign w:val="center"/>
-          </w:tcPr>
-          <w:p>
-            <w:pPr>
-              <w:jc w:val="both"/>
+            <w:tcW w:w="2835" w:type="dxa"/>
+            <w:tcBorders>
+              <w:top w:val="single" w:sz="8" w:space="0" w:color="000000"/>
+              <w:left w:val="single" w:sz="8" w:space="0" w:color="000000"/>
+              <w:bottom w:val="single" w:sz="8" w:space="0" w:color="000000"/>
+              <w:right w:val="single" w:sz="8" w:space="0" w:color="000000"/>
+            </w:tcBorders>
+            <w:vAlign w:val="center"/>
+          </w:tcPr>
+          <w:p>
+            <w:pPr>
+              <w:jc w:val="left"/>
               <w:rPr>
                 <w:sz w:val="24"/>
                 <w:szCs w:val="24"/>
@@ -9014,11 +9201,12 @@
       </w:tr>
       <w:tr>
         <w:trPr>
+          <w:cantSplit/>
           <w:jc w:val="center"/>
         </w:trPr>
         <w:tc>
           <w:tcPr>
-            <w:tcW w:w="3367" w:type="dxa"/>
+            <w:tcW w:w="4309" w:type="dxa"/>
             <w:tcBorders>
               <w:top w:val="single" w:sz="8" w:space="0" w:color="000000"/>
               <w:left w:val="single" w:sz="8" w:space="0" w:color="000000"/>
@@ -9046,7 +9234,7 @@
         </w:tc>
         <w:tc>
           <w:tcPr>
-            <w:tcW w:w="2248" w:type="dxa"/>
+            <w:tcW w:w="1927" w:type="dxa"/>
             <w:tcBorders>
               <w:top w:val="single" w:sz="8" w:space="0" w:color="000000"/>
               <w:left w:val="single" w:sz="8" w:space="0" w:color="000000"/>
@@ -9074,18 +9262,18 @@
         </w:tc>
         <w:tc>
           <w:tcPr>
-            <w:tcW w:w="3913" w:type="dxa"/>
-            <w:tcBorders>
-              <w:top w:val="single" w:sz="8" w:space="0" w:color="000000"/>
-              <w:left w:val="single" w:sz="8" w:space="0" w:color="000000"/>
-              <w:bottom w:val="single" w:sz="8" w:space="0" w:color="000000"/>
-              <w:right w:val="single" w:sz="8" w:space="0" w:color="000000"/>
-            </w:tcBorders>
-            <w:vAlign w:val="center"/>
-          </w:tcPr>
-          <w:p>
-            <w:pPr>
-              <w:jc w:val="both"/>
+            <w:tcW w:w="2835" w:type="dxa"/>
+            <w:tcBorders>
+              <w:top w:val="single" w:sz="8" w:space="0" w:color="000000"/>
+              <w:left w:val="single" w:sz="8" w:space="0" w:color="000000"/>
+              <w:bottom w:val="single" w:sz="8" w:space="0" w:color="000000"/>
+              <w:right w:val="single" w:sz="8" w:space="0" w:color="000000"/>
+            </w:tcBorders>
+            <w:vAlign w:val="center"/>
+          </w:tcPr>
+          <w:p>
+            <w:pPr>
+              <w:jc w:val="left"/>
               <w:rPr>
                 <w:sz w:val="24"/>
                 <w:szCs w:val="24"/>
@@ -9104,11 +9292,12 @@
       </w:tr>
       <w:tr>
         <w:trPr>
+          <w:cantSplit/>
           <w:jc w:val="center"/>
         </w:trPr>
         <w:tc>
           <w:tcPr>
-            <w:tcW w:w="3367" w:type="dxa"/>
+            <w:tcW w:w="4309" w:type="dxa"/>
             <w:tcBorders>
               <w:top w:val="single" w:sz="8" w:space="0" w:color="000000"/>
               <w:left w:val="single" w:sz="8" w:space="0" w:color="000000"/>
@@ -9136,7 +9325,7 @@
         </w:tc>
         <w:tc>
           <w:tcPr>
-            <w:tcW w:w="2248" w:type="dxa"/>
+            <w:tcW w:w="1927" w:type="dxa"/>
             <w:tcBorders>
               <w:top w:val="single" w:sz="8" w:space="0" w:color="000000"/>
               <w:left w:val="single" w:sz="8" w:space="0" w:color="000000"/>
@@ -9164,18 +9353,18 @@
         </w:tc>
         <w:tc>
           <w:tcPr>
-            <w:tcW w:w="3913" w:type="dxa"/>
-            <w:tcBorders>
-              <w:top w:val="single" w:sz="8" w:space="0" w:color="000000"/>
-              <w:left w:val="single" w:sz="8" w:space="0" w:color="000000"/>
-              <w:bottom w:val="single" w:sz="8" w:space="0" w:color="000000"/>
-              <w:right w:val="single" w:sz="8" w:space="0" w:color="000000"/>
-            </w:tcBorders>
-            <w:vAlign w:val="center"/>
-          </w:tcPr>
-          <w:p>
-            <w:pPr>
-              <w:jc w:val="both"/>
+            <w:tcW w:w="2835" w:type="dxa"/>
+            <w:tcBorders>
+              <w:top w:val="single" w:sz="8" w:space="0" w:color="000000"/>
+              <w:left w:val="single" w:sz="8" w:space="0" w:color="000000"/>
+              <w:bottom w:val="single" w:sz="8" w:space="0" w:color="000000"/>
+              <w:right w:val="single" w:sz="8" w:space="0" w:color="000000"/>
+            </w:tcBorders>
+            <w:vAlign w:val="center"/>
+          </w:tcPr>
+          <w:p>
+            <w:pPr>
+              <w:jc w:val="left"/>
               <w:rPr>
                 <w:sz w:val="24"/>
                 <w:szCs w:val="24"/>
@@ -9194,11 +9383,12 @@
       </w:tr>
       <w:tr>
         <w:trPr>
+          <w:cantSplit/>
           <w:jc w:val="center"/>
         </w:trPr>
         <w:tc>
           <w:tcPr>
-            <w:tcW w:w="3367" w:type="dxa"/>
+            <w:tcW w:w="4309" w:type="dxa"/>
             <w:tcBorders>
               <w:top w:val="single" w:sz="8" w:space="0" w:color="000000"/>
               <w:left w:val="single" w:sz="8" w:space="0" w:color="000000"/>
@@ -9226,7 +9416,7 @@
         </w:tc>
         <w:tc>
           <w:tcPr>
-            <w:tcW w:w="2248" w:type="dxa"/>
+            <w:tcW w:w="1927" w:type="dxa"/>
             <w:tcBorders>
               <w:top w:val="single" w:sz="8" w:space="0" w:color="000000"/>
               <w:left w:val="single" w:sz="8" w:space="0" w:color="000000"/>
@@ -9254,18 +9444,18 @@
         </w:tc>
         <w:tc>
           <w:tcPr>
-            <w:tcW w:w="3913" w:type="dxa"/>
-            <w:tcBorders>
-              <w:top w:val="single" w:sz="8" w:space="0" w:color="000000"/>
-              <w:left w:val="single" w:sz="8" w:space="0" w:color="000000"/>
-              <w:bottom w:val="single" w:sz="8" w:space="0" w:color="000000"/>
-              <w:right w:val="single" w:sz="8" w:space="0" w:color="000000"/>
-            </w:tcBorders>
-            <w:vAlign w:val="center"/>
-          </w:tcPr>
-          <w:p>
-            <w:pPr>
-              <w:jc w:val="both"/>
+            <w:tcW w:w="2835" w:type="dxa"/>
+            <w:tcBorders>
+              <w:top w:val="single" w:sz="8" w:space="0" w:color="000000"/>
+              <w:left w:val="single" w:sz="8" w:space="0" w:color="000000"/>
+              <w:bottom w:val="single" w:sz="8" w:space="0" w:color="000000"/>
+              <w:right w:val="single" w:sz="8" w:space="0" w:color="000000"/>
+            </w:tcBorders>
+            <w:vAlign w:val="center"/>
+          </w:tcPr>
+          <w:p>
+            <w:pPr>
+              <w:jc w:val="left"/>
               <w:rPr>
                 <w:sz w:val="24"/>
                 <w:szCs w:val="24"/>
@@ -9310,6 +9500,7 @@
     <w:p>
       <w:pPr>
         <w:pStyle w:val="Heading2"/>
+        <w:keepNext/>
         <w:numPr>
           <w:ilvl w:val="1"/>
           <w:numId w:val="7"/>
@@ -9330,27 +9521,30 @@
         <w:tblLook w:val="0400" w:firstRow="0" w:lastRow="0" w:firstColumn="0" w:lastColumn="0" w:noHBand="0" w:noVBand="1"/>
       </w:tblPr>
       <w:tblGrid>
-        <w:gridCol w:w="3367"/>
-        <w:gridCol w:w="2248"/>
-        <w:gridCol w:w="3913"/>
+        <w:gridCol w:w="4309"/>
+        <w:gridCol w:w="1927"/>
+        <w:gridCol w:w="2835"/>
       </w:tblGrid>
       <w:tr>
         <w:trPr>
+          <w:cantSplit/>
+          <w:tblHeader/>
           <w:jc w:val="center"/>
         </w:trPr>
         <w:tc>
           <w:tcPr>
-            <w:tcW w:w="3367" w:type="dxa"/>
-            <w:tcBorders>
-              <w:top w:val="single" w:sz="8" w:space="0" w:color="000000"/>
-              <w:left w:val="single" w:sz="8" w:space="0" w:color="000000"/>
-              <w:bottom w:val="single" w:sz="8" w:space="0" w:color="000000"/>
-              <w:right w:val="single" w:sz="8" w:space="0" w:color="000000"/>
-            </w:tcBorders>
-            <w:vAlign w:val="center"/>
-          </w:tcPr>
-          <w:p>
-            <w:pPr>
+            <w:tcW w:w="4309" w:type="dxa"/>
+            <w:tcBorders>
+              <w:top w:val="single" w:sz="8" w:space="0" w:color="000000"/>
+              <w:left w:val="single" w:sz="8" w:space="0" w:color="000000"/>
+              <w:bottom w:val="single" w:sz="8" w:space="0" w:color="000000"/>
+              <w:right w:val="single" w:sz="8" w:space="0" w:color="000000"/>
+            </w:tcBorders>
+            <w:vAlign w:val="center"/>
+          </w:tcPr>
+          <w:p>
+            <w:pPr>
+              <w:keepNext/>
               <w:jc w:val="center"/>
               <w:rPr>
                 <w:sz w:val="24"/>
@@ -9370,17 +9564,18 @@
         </w:tc>
         <w:tc>
           <w:tcPr>
-            <w:tcW w:w="2248" w:type="dxa"/>
-            <w:tcBorders>
-              <w:top w:val="single" w:sz="8" w:space="0" w:color="000000"/>
-              <w:left w:val="single" w:sz="8" w:space="0" w:color="000000"/>
-              <w:bottom w:val="single" w:sz="8" w:space="0" w:color="000000"/>
-              <w:right w:val="single" w:sz="8" w:space="0" w:color="000000"/>
-            </w:tcBorders>
-            <w:vAlign w:val="center"/>
-          </w:tcPr>
-          <w:p>
-            <w:pPr>
+            <w:tcW w:w="1927" w:type="dxa"/>
+            <w:tcBorders>
+              <w:top w:val="single" w:sz="8" w:space="0" w:color="000000"/>
+              <w:left w:val="single" w:sz="8" w:space="0" w:color="000000"/>
+              <w:bottom w:val="single" w:sz="8" w:space="0" w:color="000000"/>
+              <w:right w:val="single" w:sz="8" w:space="0" w:color="000000"/>
+            </w:tcBorders>
+            <w:vAlign w:val="center"/>
+          </w:tcPr>
+          <w:p>
+            <w:pPr>
+              <w:keepNext/>
               <w:jc w:val="center"/>
               <w:rPr>
                 <w:sz w:val="24"/>
@@ -9400,17 +9595,18 @@
         </w:tc>
         <w:tc>
           <w:tcPr>
-            <w:tcW w:w="3913" w:type="dxa"/>
-            <w:tcBorders>
-              <w:top w:val="single" w:sz="8" w:space="0" w:color="000000"/>
-              <w:left w:val="single" w:sz="8" w:space="0" w:color="000000"/>
-              <w:bottom w:val="single" w:sz="8" w:space="0" w:color="000000"/>
-              <w:right w:val="single" w:sz="8" w:space="0" w:color="000000"/>
-            </w:tcBorders>
-            <w:vAlign w:val="center"/>
-          </w:tcPr>
-          <w:p>
-            <w:pPr>
+            <w:tcW w:w="2835" w:type="dxa"/>
+            <w:tcBorders>
+              <w:top w:val="single" w:sz="8" w:space="0" w:color="000000"/>
+              <w:left w:val="single" w:sz="8" w:space="0" w:color="000000"/>
+              <w:bottom w:val="single" w:sz="8" w:space="0" w:color="000000"/>
+              <w:right w:val="single" w:sz="8" w:space="0" w:color="000000"/>
+            </w:tcBorders>
+            <w:vAlign w:val="center"/>
+          </w:tcPr>
+          <w:p>
+            <w:pPr>
+              <w:keepNext/>
               <w:jc w:val="center"/>
               <w:rPr>
                 <w:sz w:val="24"/>
@@ -9431,39 +9627,40 @@
       </w:tr>
       <w:tr>
         <w:trPr>
+          <w:cantSplit/>
           <w:jc w:val="center"/>
         </w:trPr>
         <w:tc>
           <w:tcPr>
-            <w:tcW w:w="3367" w:type="dxa"/>
-            <w:tcBorders>
-              <w:top w:val="single" w:sz="8" w:space="0" w:color="000000"/>
-              <w:left w:val="single" w:sz="8" w:space="0" w:color="000000"/>
-              <w:bottom w:val="single" w:sz="8" w:space="0" w:color="000000"/>
-              <w:right w:val="single" w:sz="8" w:space="0" w:color="000000"/>
-            </w:tcBorders>
-            <w:vAlign w:val="center"/>
-          </w:tcPr>
-          <w:p>
-            <w:pPr>
-              <w:rPr>
-                <w:sz w:val="24"/>
-                <w:szCs w:val="24"/>
-              </w:rPr>
-            </w:pPr>
-            <w:r>
-              <w:rPr>
-                <w:b w:val="0"/>
-                <w:sz w:val="24"/>
-                <w:szCs w:val="24"/>
-              </w:rPr>
-              <w:t>1. Kumpulkan bukti: log, hash file, daftar proses, koneksi aktif, dan snapshot bila memungkinkan.</w:t>
-            </w:r>
-          </w:p>
-        </w:tc>
-        <w:tc>
-          <w:tcPr>
-            <w:tcW w:w="2248" w:type="dxa"/>
+            <w:tcW w:w="4309" w:type="dxa"/>
+            <w:tcBorders>
+              <w:top w:val="single" w:sz="8" w:space="0" w:color="000000"/>
+              <w:left w:val="single" w:sz="8" w:space="0" w:color="000000"/>
+              <w:bottom w:val="single" w:sz="8" w:space="0" w:color="000000"/>
+              <w:right w:val="single" w:sz="8" w:space="0" w:color="000000"/>
+            </w:tcBorders>
+            <w:vAlign w:val="center"/>
+          </w:tcPr>
+          <w:p>
+            <w:pPr>
+              <w:rPr>
+                <w:sz w:val="24"/>
+                <w:szCs w:val="24"/>
+              </w:rPr>
+            </w:pPr>
+            <w:r>
+              <w:rPr>
+                <w:b w:val="0"/>
+                <w:sz w:val="24"/>
+                <w:szCs w:val="24"/>
+              </w:rPr>
+              <w:t>1. Kumpulkan bukti: log, hash file, daftar proses, koneksi aktif, dan snapshot jika memungkinkan.</w:t>
+            </w:r>
+          </w:p>
+        </w:tc>
+        <w:tc>
+          <w:tcPr>
+            <w:tcW w:w="1927" w:type="dxa"/>
             <w:tcBorders>
               <w:top w:val="single" w:sz="8" w:space="0" w:color="000000"/>
               <w:left w:val="single" w:sz="8" w:space="0" w:color="000000"/>
@@ -9491,18 +9688,18 @@
         </w:tc>
         <w:tc>
           <w:tcPr>
-            <w:tcW w:w="3913" w:type="dxa"/>
-            <w:tcBorders>
-              <w:top w:val="single" w:sz="8" w:space="0" w:color="000000"/>
-              <w:left w:val="single" w:sz="8" w:space="0" w:color="000000"/>
-              <w:bottom w:val="single" w:sz="8" w:space="0" w:color="000000"/>
-              <w:right w:val="single" w:sz="8" w:space="0" w:color="000000"/>
-            </w:tcBorders>
-            <w:vAlign w:val="center"/>
-          </w:tcPr>
-          <w:p>
-            <w:pPr>
-              <w:jc w:val="both"/>
+            <w:tcW w:w="2835" w:type="dxa"/>
+            <w:tcBorders>
+              <w:top w:val="single" w:sz="8" w:space="0" w:color="000000"/>
+              <w:left w:val="single" w:sz="8" w:space="0" w:color="000000"/>
+              <w:bottom w:val="single" w:sz="8" w:space="0" w:color="000000"/>
+              <w:right w:val="single" w:sz="8" w:space="0" w:color="000000"/>
+            </w:tcBorders>
+            <w:vAlign w:val="center"/>
+          </w:tcPr>
+          <w:p>
+            <w:pPr>
+              <w:jc w:val="left"/>
               <w:rPr>
                 <w:sz w:val="24"/>
                 <w:szCs w:val="24"/>
@@ -9521,11 +9718,12 @@
       </w:tr>
       <w:tr>
         <w:trPr>
+          <w:cantSplit/>
           <w:jc w:val="center"/>
         </w:trPr>
         <w:tc>
           <w:tcPr>
-            <w:tcW w:w="3367" w:type="dxa"/>
+            <w:tcW w:w="4309" w:type="dxa"/>
             <w:tcBorders>
               <w:top w:val="single" w:sz="8" w:space="0" w:color="000000"/>
               <w:left w:val="single" w:sz="8" w:space="0" w:color="000000"/>
@@ -9553,7 +9751,7 @@
         </w:tc>
         <w:tc>
           <w:tcPr>
-            <w:tcW w:w="2248" w:type="dxa"/>
+            <w:tcW w:w="1927" w:type="dxa"/>
             <w:tcBorders>
               <w:top w:val="single" w:sz="8" w:space="0" w:color="000000"/>
               <w:left w:val="single" w:sz="8" w:space="0" w:color="000000"/>
@@ -9581,18 +9779,18 @@
         </w:tc>
         <w:tc>
           <w:tcPr>
-            <w:tcW w:w="3913" w:type="dxa"/>
-            <w:tcBorders>
-              <w:top w:val="single" w:sz="8" w:space="0" w:color="000000"/>
-              <w:left w:val="single" w:sz="8" w:space="0" w:color="000000"/>
-              <w:bottom w:val="single" w:sz="8" w:space="0" w:color="000000"/>
-              <w:right w:val="single" w:sz="8" w:space="0" w:color="000000"/>
-            </w:tcBorders>
-            <w:vAlign w:val="center"/>
-          </w:tcPr>
-          <w:p>
-            <w:pPr>
-              <w:jc w:val="both"/>
+            <w:tcW w:w="2835" w:type="dxa"/>
+            <w:tcBorders>
+              <w:top w:val="single" w:sz="8" w:space="0" w:color="000000"/>
+              <w:left w:val="single" w:sz="8" w:space="0" w:color="000000"/>
+              <w:bottom w:val="single" w:sz="8" w:space="0" w:color="000000"/>
+              <w:right w:val="single" w:sz="8" w:space="0" w:color="000000"/>
+            </w:tcBorders>
+            <w:vAlign w:val="center"/>
+          </w:tcPr>
+          <w:p>
+            <w:pPr>
+              <w:jc w:val="left"/>
               <w:rPr>
                 <w:sz w:val="24"/>
                 <w:szCs w:val="24"/>
@@ -9611,11 +9809,12 @@
       </w:tr>
       <w:tr>
         <w:trPr>
+          <w:cantSplit/>
           <w:jc w:val="center"/>
         </w:trPr>
         <w:tc>
           <w:tcPr>
-            <w:tcW w:w="3367" w:type="dxa"/>
+            <w:tcW w:w="4309" w:type="dxa"/>
             <w:tcBorders>
               <w:top w:val="single" w:sz="8" w:space="0" w:color="000000"/>
               <w:left w:val="single" w:sz="8" w:space="0" w:color="000000"/>
@@ -9643,7 +9842,7 @@
         </w:tc>
         <w:tc>
           <w:tcPr>
-            <w:tcW w:w="2248" w:type="dxa"/>
+            <w:tcW w:w="1927" w:type="dxa"/>
             <w:tcBorders>
               <w:top w:val="single" w:sz="8" w:space="0" w:color="000000"/>
               <w:left w:val="single" w:sz="8" w:space="0" w:color="000000"/>
@@ -9671,18 +9870,18 @@
         </w:tc>
         <w:tc>
           <w:tcPr>
-            <w:tcW w:w="3913" w:type="dxa"/>
-            <w:tcBorders>
-              <w:top w:val="single" w:sz="8" w:space="0" w:color="000000"/>
-              <w:left w:val="single" w:sz="8" w:space="0" w:color="000000"/>
-              <w:bottom w:val="single" w:sz="8" w:space="0" w:color="000000"/>
-              <w:right w:val="single" w:sz="8" w:space="0" w:color="000000"/>
-            </w:tcBorders>
-            <w:vAlign w:val="center"/>
-          </w:tcPr>
-          <w:p>
-            <w:pPr>
-              <w:jc w:val="both"/>
+            <w:tcW w:w="2835" w:type="dxa"/>
+            <w:tcBorders>
+              <w:top w:val="single" w:sz="8" w:space="0" w:color="000000"/>
+              <w:left w:val="single" w:sz="8" w:space="0" w:color="000000"/>
+              <w:bottom w:val="single" w:sz="8" w:space="0" w:color="000000"/>
+              <w:right w:val="single" w:sz="8" w:space="0" w:color="000000"/>
+            </w:tcBorders>
+            <w:vAlign w:val="center"/>
+          </w:tcPr>
+          <w:p>
+            <w:pPr>
+              <w:jc w:val="left"/>
               <w:rPr>
                 <w:sz w:val="24"/>
                 <w:szCs w:val="24"/>
@@ -9701,11 +9900,12 @@
       </w:tr>
       <w:tr>
         <w:trPr>
+          <w:cantSplit/>
           <w:jc w:val="center"/>
         </w:trPr>
         <w:tc>
           <w:tcPr>
-            <w:tcW w:w="3367" w:type="dxa"/>
+            <w:tcW w:w="4309" w:type="dxa"/>
             <w:tcBorders>
               <w:top w:val="single" w:sz="8" w:space="0" w:color="000000"/>
               <w:left w:val="single" w:sz="8" w:space="0" w:color="000000"/>
@@ -9733,7 +9933,7 @@
         </w:tc>
         <w:tc>
           <w:tcPr>
-            <w:tcW w:w="2248" w:type="dxa"/>
+            <w:tcW w:w="1927" w:type="dxa"/>
             <w:tcBorders>
               <w:top w:val="single" w:sz="8" w:space="0" w:color="000000"/>
               <w:left w:val="single" w:sz="8" w:space="0" w:color="000000"/>
@@ -9761,18 +9961,18 @@
         </w:tc>
         <w:tc>
           <w:tcPr>
-            <w:tcW w:w="3913" w:type="dxa"/>
-            <w:tcBorders>
-              <w:top w:val="single" w:sz="8" w:space="0" w:color="000000"/>
-              <w:left w:val="single" w:sz="8" w:space="0" w:color="000000"/>
-              <w:bottom w:val="single" w:sz="8" w:space="0" w:color="000000"/>
-              <w:right w:val="single" w:sz="8" w:space="0" w:color="000000"/>
-            </w:tcBorders>
-            <w:vAlign w:val="center"/>
-          </w:tcPr>
-          <w:p>
-            <w:pPr>
-              <w:jc w:val="both"/>
+            <w:tcW w:w="2835" w:type="dxa"/>
+            <w:tcBorders>
+              <w:top w:val="single" w:sz="8" w:space="0" w:color="000000"/>
+              <w:left w:val="single" w:sz="8" w:space="0" w:color="000000"/>
+              <w:bottom w:val="single" w:sz="8" w:space="0" w:color="000000"/>
+              <w:right w:val="single" w:sz="8" w:space="0" w:color="000000"/>
+            </w:tcBorders>
+            <w:vAlign w:val="center"/>
+          </w:tcPr>
+          <w:p>
+            <w:pPr>
+              <w:jc w:val="left"/>
               <w:rPr>
                 <w:sz w:val="24"/>
                 <w:szCs w:val="24"/>
@@ -9791,11 +9991,12 @@
       </w:tr>
       <w:tr>
         <w:trPr>
+          <w:cantSplit/>
           <w:jc w:val="center"/>
         </w:trPr>
         <w:tc>
           <w:tcPr>
-            <w:tcW w:w="3367" w:type="dxa"/>
+            <w:tcW w:w="4309" w:type="dxa"/>
             <w:tcBorders>
               <w:top w:val="single" w:sz="8" w:space="0" w:color="000000"/>
               <w:left w:val="single" w:sz="8" w:space="0" w:color="000000"/>
@@ -9823,7 +10024,7 @@
         </w:tc>
         <w:tc>
           <w:tcPr>
-            <w:tcW w:w="2248" w:type="dxa"/>
+            <w:tcW w:w="1927" w:type="dxa"/>
             <w:tcBorders>
               <w:top w:val="single" w:sz="8" w:space="0" w:color="000000"/>
               <w:left w:val="single" w:sz="8" w:space="0" w:color="000000"/>
@@ -9851,18 +10052,18 @@
         </w:tc>
         <w:tc>
           <w:tcPr>
-            <w:tcW w:w="3913" w:type="dxa"/>
-            <w:tcBorders>
-              <w:top w:val="single" w:sz="8" w:space="0" w:color="000000"/>
-              <w:left w:val="single" w:sz="8" w:space="0" w:color="000000"/>
-              <w:bottom w:val="single" w:sz="8" w:space="0" w:color="000000"/>
-              <w:right w:val="single" w:sz="8" w:space="0" w:color="000000"/>
-            </w:tcBorders>
-            <w:vAlign w:val="center"/>
-          </w:tcPr>
-          <w:p>
-            <w:pPr>
-              <w:jc w:val="both"/>
+            <w:tcW w:w="2835" w:type="dxa"/>
+            <w:tcBorders>
+              <w:top w:val="single" w:sz="8" w:space="0" w:color="000000"/>
+              <w:left w:val="single" w:sz="8" w:space="0" w:color="000000"/>
+              <w:bottom w:val="single" w:sz="8" w:space="0" w:color="000000"/>
+              <w:right w:val="single" w:sz="8" w:space="0" w:color="000000"/>
+            </w:tcBorders>
+            <w:vAlign w:val="center"/>
+          </w:tcPr>
+          <w:p>
+            <w:pPr>
+              <w:jc w:val="left"/>
               <w:rPr>
                 <w:sz w:val="24"/>
                 <w:szCs w:val="24"/>
@@ -9881,11 +10082,12 @@
       </w:tr>
       <w:tr>
         <w:trPr>
+          <w:cantSplit/>
           <w:jc w:val="center"/>
         </w:trPr>
         <w:tc>
           <w:tcPr>
-            <w:tcW w:w="3367" w:type="dxa"/>
+            <w:tcW w:w="4309" w:type="dxa"/>
             <w:tcBorders>
               <w:top w:val="single" w:sz="8" w:space="0" w:color="000000"/>
               <w:left w:val="single" w:sz="8" w:space="0" w:color="000000"/>
@@ -9913,7 +10115,7 @@
         </w:tc>
         <w:tc>
           <w:tcPr>
-            <w:tcW w:w="2248" w:type="dxa"/>
+            <w:tcW w:w="1927" w:type="dxa"/>
             <w:tcBorders>
               <w:top w:val="single" w:sz="8" w:space="0" w:color="000000"/>
               <w:left w:val="single" w:sz="8" w:space="0" w:color="000000"/>
@@ -9941,18 +10143,18 @@
         </w:tc>
         <w:tc>
           <w:tcPr>
-            <w:tcW w:w="3913" w:type="dxa"/>
-            <w:tcBorders>
-              <w:top w:val="single" w:sz="8" w:space="0" w:color="000000"/>
-              <w:left w:val="single" w:sz="8" w:space="0" w:color="000000"/>
-              <w:bottom w:val="single" w:sz="8" w:space="0" w:color="000000"/>
-              <w:right w:val="single" w:sz="8" w:space="0" w:color="000000"/>
-            </w:tcBorders>
-            <w:vAlign w:val="center"/>
-          </w:tcPr>
-          <w:p>
-            <w:pPr>
-              <w:jc w:val="both"/>
+            <w:tcW w:w="2835" w:type="dxa"/>
+            <w:tcBorders>
+              <w:top w:val="single" w:sz="8" w:space="0" w:color="000000"/>
+              <w:left w:val="single" w:sz="8" w:space="0" w:color="000000"/>
+              <w:bottom w:val="single" w:sz="8" w:space="0" w:color="000000"/>
+              <w:right w:val="single" w:sz="8" w:space="0" w:color="000000"/>
+            </w:tcBorders>
+            <w:vAlign w:val="center"/>
+          </w:tcPr>
+          <w:p>
+            <w:pPr>
+              <w:jc w:val="left"/>
               <w:rPr>
                 <w:sz w:val="24"/>
                 <w:szCs w:val="24"/>
@@ -9971,11 +10173,12 @@
       </w:tr>
       <w:tr>
         <w:trPr>
+          <w:cantSplit/>
           <w:jc w:val="center"/>
         </w:trPr>
         <w:tc>
           <w:tcPr>
-            <w:tcW w:w="3367" w:type="dxa"/>
+            <w:tcW w:w="4309" w:type="dxa"/>
             <w:tcBorders>
               <w:top w:val="single" w:sz="8" w:space="0" w:color="000000"/>
               <w:left w:val="single" w:sz="8" w:space="0" w:color="000000"/>
@@ -10003,7 +10206,7 @@
         </w:tc>
         <w:tc>
           <w:tcPr>
-            <w:tcW w:w="2248" w:type="dxa"/>
+            <w:tcW w:w="1927" w:type="dxa"/>
             <w:tcBorders>
               <w:top w:val="single" w:sz="8" w:space="0" w:color="000000"/>
               <w:left w:val="single" w:sz="8" w:space="0" w:color="000000"/>
@@ -10031,18 +10234,18 @@
         </w:tc>
         <w:tc>
           <w:tcPr>
-            <w:tcW w:w="3913" w:type="dxa"/>
-            <w:tcBorders>
-              <w:top w:val="single" w:sz="8" w:space="0" w:color="000000"/>
-              <w:left w:val="single" w:sz="8" w:space="0" w:color="000000"/>
-              <w:bottom w:val="single" w:sz="8" w:space="0" w:color="000000"/>
-              <w:right w:val="single" w:sz="8" w:space="0" w:color="000000"/>
-            </w:tcBorders>
-            <w:vAlign w:val="center"/>
-          </w:tcPr>
-          <w:p>
-            <w:pPr>
-              <w:jc w:val="both"/>
+            <w:tcW w:w="2835" w:type="dxa"/>
+            <w:tcBorders>
+              <w:top w:val="single" w:sz="8" w:space="0" w:color="000000"/>
+              <w:left w:val="single" w:sz="8" w:space="0" w:color="000000"/>
+              <w:bottom w:val="single" w:sz="8" w:space="0" w:color="000000"/>
+              <w:right w:val="single" w:sz="8" w:space="0" w:color="000000"/>
+            </w:tcBorders>
+            <w:vAlign w:val="center"/>
+          </w:tcPr>
+          <w:p>
+            <w:pPr>
+              <w:jc w:val="left"/>
               <w:rPr>
                 <w:sz w:val="24"/>
                 <w:szCs w:val="24"/>
@@ -10087,6 +10290,7 @@
     <w:p>
       <w:pPr>
         <w:pStyle w:val="Heading2"/>
+        <w:keepNext/>
         <w:numPr>
           <w:ilvl w:val="1"/>
           <w:numId w:val="7"/>
@@ -10107,27 +10311,30 @@
         <w:tblLook w:val="0400" w:firstRow="0" w:lastRow="0" w:firstColumn="0" w:lastColumn="0" w:noHBand="0" w:noVBand="1"/>
       </w:tblPr>
       <w:tblGrid>
-        <w:gridCol w:w="3367"/>
-        <w:gridCol w:w="2248"/>
-        <w:gridCol w:w="3913"/>
+        <w:gridCol w:w="4309"/>
+        <w:gridCol w:w="1927"/>
+        <w:gridCol w:w="2835"/>
       </w:tblGrid>
       <w:tr>
         <w:trPr>
+          <w:cantSplit/>
+          <w:tblHeader/>
           <w:jc w:val="center"/>
         </w:trPr>
         <w:tc>
           <w:tcPr>
-            <w:tcW w:w="3367" w:type="dxa"/>
-            <w:tcBorders>
-              <w:top w:val="single" w:sz="8" w:space="0" w:color="000000"/>
-              <w:left w:val="single" w:sz="8" w:space="0" w:color="000000"/>
-              <w:bottom w:val="single" w:sz="8" w:space="0" w:color="000000"/>
-              <w:right w:val="single" w:sz="8" w:space="0" w:color="000000"/>
-            </w:tcBorders>
-            <w:vAlign w:val="center"/>
-          </w:tcPr>
-          <w:p>
-            <w:pPr>
+            <w:tcW w:w="4309" w:type="dxa"/>
+            <w:tcBorders>
+              <w:top w:val="single" w:sz="8" w:space="0" w:color="000000"/>
+              <w:left w:val="single" w:sz="8" w:space="0" w:color="000000"/>
+              <w:bottom w:val="single" w:sz="8" w:space="0" w:color="000000"/>
+              <w:right w:val="single" w:sz="8" w:space="0" w:color="000000"/>
+            </w:tcBorders>
+            <w:vAlign w:val="center"/>
+          </w:tcPr>
+          <w:p>
+            <w:pPr>
+              <w:keepNext/>
               <w:jc w:val="center"/>
               <w:rPr>
                 <w:sz w:val="24"/>
@@ -10147,17 +10354,18 @@
         </w:tc>
         <w:tc>
           <w:tcPr>
-            <w:tcW w:w="2248" w:type="dxa"/>
-            <w:tcBorders>
-              <w:top w:val="single" w:sz="8" w:space="0" w:color="000000"/>
-              <w:left w:val="single" w:sz="8" w:space="0" w:color="000000"/>
-              <w:bottom w:val="single" w:sz="8" w:space="0" w:color="000000"/>
-              <w:right w:val="single" w:sz="8" w:space="0" w:color="000000"/>
-            </w:tcBorders>
-            <w:vAlign w:val="center"/>
-          </w:tcPr>
-          <w:p>
-            <w:pPr>
+            <w:tcW w:w="1927" w:type="dxa"/>
+            <w:tcBorders>
+              <w:top w:val="single" w:sz="8" w:space="0" w:color="000000"/>
+              <w:left w:val="single" w:sz="8" w:space="0" w:color="000000"/>
+              <w:bottom w:val="single" w:sz="8" w:space="0" w:color="000000"/>
+              <w:right w:val="single" w:sz="8" w:space="0" w:color="000000"/>
+            </w:tcBorders>
+            <w:vAlign w:val="center"/>
+          </w:tcPr>
+          <w:p>
+            <w:pPr>
+              <w:keepNext/>
               <w:jc w:val="center"/>
               <w:rPr>
                 <w:sz w:val="24"/>
@@ -10177,17 +10385,18 @@
         </w:tc>
         <w:tc>
           <w:tcPr>
-            <w:tcW w:w="3913" w:type="dxa"/>
-            <w:tcBorders>
-              <w:top w:val="single" w:sz="8" w:space="0" w:color="000000"/>
-              <w:left w:val="single" w:sz="8" w:space="0" w:color="000000"/>
-              <w:bottom w:val="single" w:sz="8" w:space="0" w:color="000000"/>
-              <w:right w:val="single" w:sz="8" w:space="0" w:color="000000"/>
-            </w:tcBorders>
-            <w:vAlign w:val="center"/>
-          </w:tcPr>
-          <w:p>
-            <w:pPr>
+            <w:tcW w:w="2835" w:type="dxa"/>
+            <w:tcBorders>
+              <w:top w:val="single" w:sz="8" w:space="0" w:color="000000"/>
+              <w:left w:val="single" w:sz="8" w:space="0" w:color="000000"/>
+              <w:bottom w:val="single" w:sz="8" w:space="0" w:color="000000"/>
+              <w:right w:val="single" w:sz="8" w:space="0" w:color="000000"/>
+            </w:tcBorders>
+            <w:vAlign w:val="center"/>
+          </w:tcPr>
+          <w:p>
+            <w:pPr>
+              <w:keepNext/>
               <w:jc w:val="center"/>
               <w:rPr>
                 <w:sz w:val="24"/>
@@ -10208,11 +10417,12 @@
       </w:tr>
       <w:tr>
         <w:trPr>
+          <w:cantSplit/>
           <w:jc w:val="center"/>
         </w:trPr>
         <w:tc>
           <w:tcPr>
-            <w:tcW w:w="3367" w:type="dxa"/>
+            <w:tcW w:w="4309" w:type="dxa"/>
             <w:tcBorders>
               <w:top w:val="single" w:sz="8" w:space="0" w:color="000000"/>
               <w:left w:val="single" w:sz="8" w:space="0" w:color="000000"/>
@@ -10240,7 +10450,7 @@
         </w:tc>
         <w:tc>
           <w:tcPr>
-            <w:tcW w:w="2248" w:type="dxa"/>
+            <w:tcW w:w="1927" w:type="dxa"/>
             <w:tcBorders>
               <w:top w:val="single" w:sz="8" w:space="0" w:color="000000"/>
               <w:left w:val="single" w:sz="8" w:space="0" w:color="000000"/>
@@ -10268,18 +10478,18 @@
         </w:tc>
         <w:tc>
           <w:tcPr>
-            <w:tcW w:w="3913" w:type="dxa"/>
-            <w:tcBorders>
-              <w:top w:val="single" w:sz="8" w:space="0" w:color="000000"/>
-              <w:left w:val="single" w:sz="8" w:space="0" w:color="000000"/>
-              <w:bottom w:val="single" w:sz="8" w:space="0" w:color="000000"/>
-              <w:right w:val="single" w:sz="8" w:space="0" w:color="000000"/>
-            </w:tcBorders>
-            <w:vAlign w:val="center"/>
-          </w:tcPr>
-          <w:p>
-            <w:pPr>
-              <w:jc w:val="both"/>
+            <w:tcW w:w="2835" w:type="dxa"/>
+            <w:tcBorders>
+              <w:top w:val="single" w:sz="8" w:space="0" w:color="000000"/>
+              <w:left w:val="single" w:sz="8" w:space="0" w:color="000000"/>
+              <w:bottom w:val="single" w:sz="8" w:space="0" w:color="000000"/>
+              <w:right w:val="single" w:sz="8" w:space="0" w:color="000000"/>
+            </w:tcBorders>
+            <w:vAlign w:val="center"/>
+          </w:tcPr>
+          <w:p>
+            <w:pPr>
+              <w:jc w:val="left"/>
               <w:rPr>
                 <w:sz w:val="24"/>
                 <w:szCs w:val="24"/>
@@ -10298,39 +10508,40 @@
       </w:tr>
       <w:tr>
         <w:trPr>
+          <w:cantSplit/>
           <w:jc w:val="center"/>
         </w:trPr>
         <w:tc>
           <w:tcPr>
-            <w:tcW w:w="3367" w:type="dxa"/>
-            <w:tcBorders>
-              <w:top w:val="single" w:sz="8" w:space="0" w:color="000000"/>
-              <w:left w:val="single" w:sz="8" w:space="0" w:color="000000"/>
-              <w:bottom w:val="single" w:sz="8" w:space="0" w:color="000000"/>
-              <w:right w:val="single" w:sz="8" w:space="0" w:color="000000"/>
-            </w:tcBorders>
-            <w:vAlign w:val="center"/>
-          </w:tcPr>
-          <w:p>
-            <w:pPr>
-              <w:rPr>
-                <w:sz w:val="24"/>
-                <w:szCs w:val="24"/>
-              </w:rPr>
-            </w:pPr>
-            <w:r>
-              <w:rPr>
-                <w:b w:val="0"/>
-                <w:sz w:val="24"/>
-                <w:szCs w:val="24"/>
-              </w:rPr>
-              <w:t>2. Beri tahu COO dan Legal &amp; Compliance bahwa insiden melibatkan data pribadi.</w:t>
-            </w:r>
-          </w:p>
-        </w:tc>
-        <w:tc>
-          <w:tcPr>
-            <w:tcW w:w="2248" w:type="dxa"/>
+            <w:tcW w:w="4309" w:type="dxa"/>
+            <w:tcBorders>
+              <w:top w:val="single" w:sz="8" w:space="0" w:color="000000"/>
+              <w:left w:val="single" w:sz="8" w:space="0" w:color="000000"/>
+              <w:bottom w:val="single" w:sz="8" w:space="0" w:color="000000"/>
+              <w:right w:val="single" w:sz="8" w:space="0" w:color="000000"/>
+            </w:tcBorders>
+            <w:vAlign w:val="center"/>
+          </w:tcPr>
+          <w:p>
+            <w:pPr>
+              <w:rPr>
+                <w:sz w:val="24"/>
+                <w:szCs w:val="24"/>
+              </w:rPr>
+            </w:pPr>
+            <w:r>
+              <w:rPr>
+                <w:b w:val="0"/>
+                <w:sz w:val="24"/>
+                <w:szCs w:val="24"/>
+              </w:rPr>
+              <w:t>2. Jika insiden melibatkan data pribadi, beri tahu COO dan Legal &amp; Compliance.</w:t>
+            </w:r>
+          </w:p>
+        </w:tc>
+        <w:tc>
+          <w:tcPr>
+            <w:tcW w:w="1927" w:type="dxa"/>
             <w:tcBorders>
               <w:top w:val="single" w:sz="8" w:space="0" w:color="000000"/>
               <w:left w:val="single" w:sz="8" w:space="0" w:color="000000"/>
@@ -10358,18 +10569,18 @@
         </w:tc>
         <w:tc>
           <w:tcPr>
-            <w:tcW w:w="3913" w:type="dxa"/>
-            <w:tcBorders>
-              <w:top w:val="single" w:sz="8" w:space="0" w:color="000000"/>
-              <w:left w:val="single" w:sz="8" w:space="0" w:color="000000"/>
-              <w:bottom w:val="single" w:sz="8" w:space="0" w:color="000000"/>
-              <w:right w:val="single" w:sz="8" w:space="0" w:color="000000"/>
-            </w:tcBorders>
-            <w:vAlign w:val="center"/>
-          </w:tcPr>
-          <w:p>
-            <w:pPr>
-              <w:jc w:val="both"/>
+            <w:tcW w:w="2835" w:type="dxa"/>
+            <w:tcBorders>
+              <w:top w:val="single" w:sz="8" w:space="0" w:color="000000"/>
+              <w:left w:val="single" w:sz="8" w:space="0" w:color="000000"/>
+              <w:bottom w:val="single" w:sz="8" w:space="0" w:color="000000"/>
+              <w:right w:val="single" w:sz="8" w:space="0" w:color="000000"/>
+            </w:tcBorders>
+            <w:vAlign w:val="center"/>
+          </w:tcPr>
+          <w:p>
+            <w:pPr>
+              <w:jc w:val="left"/>
               <w:rPr>
                 <w:sz w:val="24"/>
                 <w:szCs w:val="24"/>
@@ -10388,39 +10599,40 @@
       </w:tr>
       <w:tr>
         <w:trPr>
+          <w:cantSplit/>
           <w:jc w:val="center"/>
         </w:trPr>
         <w:tc>
           <w:tcPr>
-            <w:tcW w:w="3367" w:type="dxa"/>
-            <w:tcBorders>
-              <w:top w:val="single" w:sz="8" w:space="0" w:color="000000"/>
-              <w:left w:val="single" w:sz="8" w:space="0" w:color="000000"/>
-              <w:bottom w:val="single" w:sz="8" w:space="0" w:color="000000"/>
-              <w:right w:val="single" w:sz="8" w:space="0" w:color="000000"/>
-            </w:tcBorders>
-            <w:vAlign w:val="center"/>
-          </w:tcPr>
-          <w:p>
-            <w:pPr>
-              <w:rPr>
-                <w:sz w:val="24"/>
-                <w:szCs w:val="24"/>
-              </w:rPr>
-            </w:pPr>
-            <w:r>
-              <w:rPr>
-                <w:b w:val="0"/>
-                <w:sz w:val="24"/>
-                <w:szCs w:val="24"/>
-              </w:rPr>
-              <w:t>3. Putuskan pemberitahuan kepada subjek data dan lembaga berwenang menurut UU PDP, paling lambat 3 x 24 jam sejak diketahui.</w:t>
-            </w:r>
-          </w:p>
-        </w:tc>
-        <w:tc>
-          <w:tcPr>
-            <w:tcW w:w="2248" w:type="dxa"/>
+            <w:tcW w:w="4309" w:type="dxa"/>
+            <w:tcBorders>
+              <w:top w:val="single" w:sz="8" w:space="0" w:color="000000"/>
+              <w:left w:val="single" w:sz="8" w:space="0" w:color="000000"/>
+              <w:bottom w:val="single" w:sz="8" w:space="0" w:color="000000"/>
+              <w:right w:val="single" w:sz="8" w:space="0" w:color="000000"/>
+            </w:tcBorders>
+            <w:vAlign w:val="center"/>
+          </w:tcPr>
+          <w:p>
+            <w:pPr>
+              <w:rPr>
+                <w:sz w:val="24"/>
+                <w:szCs w:val="24"/>
+              </w:rPr>
+            </w:pPr>
+            <w:r>
+              <w:rPr>
+                <w:b w:val="0"/>
+                <w:sz w:val="24"/>
+                <w:szCs w:val="24"/>
+              </w:rPr>
+              <w:t>3. Putuskan pemberitahuan kepada subjek data dan lembaga berwenang sesuai UU PDP, paling lambat 3 x 24 jam sejak diketahui.</w:t>
+            </w:r>
+          </w:p>
+        </w:tc>
+        <w:tc>
+          <w:tcPr>
+            <w:tcW w:w="1927" w:type="dxa"/>
             <w:tcBorders>
               <w:top w:val="single" w:sz="8" w:space="0" w:color="000000"/>
               <w:left w:val="single" w:sz="8" w:space="0" w:color="000000"/>
@@ -10448,18 +10660,18 @@
         </w:tc>
         <w:tc>
           <w:tcPr>
-            <w:tcW w:w="3913" w:type="dxa"/>
-            <w:tcBorders>
-              <w:top w:val="single" w:sz="8" w:space="0" w:color="000000"/>
-              <w:left w:val="single" w:sz="8" w:space="0" w:color="000000"/>
-              <w:bottom w:val="single" w:sz="8" w:space="0" w:color="000000"/>
-              <w:right w:val="single" w:sz="8" w:space="0" w:color="000000"/>
-            </w:tcBorders>
-            <w:vAlign w:val="center"/>
-          </w:tcPr>
-          <w:p>
-            <w:pPr>
-              <w:jc w:val="both"/>
+            <w:tcW w:w="2835" w:type="dxa"/>
+            <w:tcBorders>
+              <w:top w:val="single" w:sz="8" w:space="0" w:color="000000"/>
+              <w:left w:val="single" w:sz="8" w:space="0" w:color="000000"/>
+              <w:bottom w:val="single" w:sz="8" w:space="0" w:color="000000"/>
+              <w:right w:val="single" w:sz="8" w:space="0" w:color="000000"/>
+            </w:tcBorders>
+            <w:vAlign w:val="center"/>
+          </w:tcPr>
+          <w:p>
+            <w:pPr>
+              <w:jc w:val="left"/>
               <w:rPr>
                 <w:sz w:val="24"/>
                 <w:szCs w:val="24"/>
@@ -10478,11 +10690,12 @@
       </w:tr>
       <w:tr>
         <w:trPr>
+          <w:cantSplit/>
           <w:jc w:val="center"/>
         </w:trPr>
         <w:tc>
           <w:tcPr>
-            <w:tcW w:w="3367" w:type="dxa"/>
+            <w:tcW w:w="4309" w:type="dxa"/>
             <w:tcBorders>
               <w:top w:val="single" w:sz="8" w:space="0" w:color="000000"/>
               <w:left w:val="single" w:sz="8" w:space="0" w:color="000000"/>
@@ -10510,7 +10723,7 @@
         </w:tc>
         <w:tc>
           <w:tcPr>
-            <w:tcW w:w="2248" w:type="dxa"/>
+            <w:tcW w:w="1927" w:type="dxa"/>
             <w:tcBorders>
               <w:top w:val="single" w:sz="8" w:space="0" w:color="000000"/>
               <w:left w:val="single" w:sz="8" w:space="0" w:color="000000"/>
@@ -10538,18 +10751,18 @@
         </w:tc>
         <w:tc>
           <w:tcPr>
-            <w:tcW w:w="3913" w:type="dxa"/>
-            <w:tcBorders>
-              <w:top w:val="single" w:sz="8" w:space="0" w:color="000000"/>
-              <w:left w:val="single" w:sz="8" w:space="0" w:color="000000"/>
-              <w:bottom w:val="single" w:sz="8" w:space="0" w:color="000000"/>
-              <w:right w:val="single" w:sz="8" w:space="0" w:color="000000"/>
-            </w:tcBorders>
-            <w:vAlign w:val="center"/>
-          </w:tcPr>
-          <w:p>
-            <w:pPr>
-              <w:jc w:val="both"/>
+            <w:tcW w:w="2835" w:type="dxa"/>
+            <w:tcBorders>
+              <w:top w:val="single" w:sz="8" w:space="0" w:color="000000"/>
+              <w:left w:val="single" w:sz="8" w:space="0" w:color="000000"/>
+              <w:bottom w:val="single" w:sz="8" w:space="0" w:color="000000"/>
+              <w:right w:val="single" w:sz="8" w:space="0" w:color="000000"/>
+            </w:tcBorders>
+            <w:vAlign w:val="center"/>
+          </w:tcPr>
+          <w:p>
+            <w:pPr>
+              <w:jc w:val="left"/>
               <w:rPr>
                 <w:sz w:val="24"/>
                 <w:szCs w:val="24"/>
@@ -10568,11 +10781,12 @@
       </w:tr>
       <w:tr>
         <w:trPr>
+          <w:cantSplit/>
           <w:jc w:val="center"/>
         </w:trPr>
         <w:tc>
           <w:tcPr>
-            <w:tcW w:w="3367" w:type="dxa"/>
+            <w:tcW w:w="4309" w:type="dxa"/>
             <w:tcBorders>
               <w:top w:val="single" w:sz="8" w:space="0" w:color="000000"/>
               <w:left w:val="single" w:sz="8" w:space="0" w:color="000000"/>
@@ -10600,7 +10814,7 @@
         </w:tc>
         <w:tc>
           <w:tcPr>
-            <w:tcW w:w="2248" w:type="dxa"/>
+            <w:tcW w:w="1927" w:type="dxa"/>
             <w:tcBorders>
               <w:top w:val="single" w:sz="8" w:space="0" w:color="000000"/>
               <w:left w:val="single" w:sz="8" w:space="0" w:color="000000"/>
@@ -10628,18 +10842,18 @@
         </w:tc>
         <w:tc>
           <w:tcPr>
-            <w:tcW w:w="3913" w:type="dxa"/>
-            <w:tcBorders>
-              <w:top w:val="single" w:sz="8" w:space="0" w:color="000000"/>
-              <w:left w:val="single" w:sz="8" w:space="0" w:color="000000"/>
-              <w:bottom w:val="single" w:sz="8" w:space="0" w:color="000000"/>
-              <w:right w:val="single" w:sz="8" w:space="0" w:color="000000"/>
-            </w:tcBorders>
-            <w:vAlign w:val="center"/>
-          </w:tcPr>
-          <w:p>
-            <w:pPr>
-              <w:jc w:val="both"/>
+            <w:tcW w:w="2835" w:type="dxa"/>
+            <w:tcBorders>
+              <w:top w:val="single" w:sz="8" w:space="0" w:color="000000"/>
+              <w:left w:val="single" w:sz="8" w:space="0" w:color="000000"/>
+              <w:bottom w:val="single" w:sz="8" w:space="0" w:color="000000"/>
+              <w:right w:val="single" w:sz="8" w:space="0" w:color="000000"/>
+            </w:tcBorders>
+            <w:vAlign w:val="center"/>
+          </w:tcPr>
+          <w:p>
+            <w:pPr>
+              <w:jc w:val="left"/>
               <w:rPr>
                 <w:sz w:val="24"/>
                 <w:szCs w:val="24"/>
@@ -10684,6 +10898,7 @@
     <w:p>
       <w:pPr>
         <w:pStyle w:val="Heading2"/>
+        <w:keepNext/>
         <w:numPr>
           <w:ilvl w:val="1"/>
           <w:numId w:val="7"/>
@@ -10704,27 +10919,30 @@
         <w:tblLook w:val="0400" w:firstRow="0" w:lastRow="0" w:firstColumn="0" w:lastColumn="0" w:noHBand="0" w:noVBand="1"/>
       </w:tblPr>
       <w:tblGrid>
-        <w:gridCol w:w="3367"/>
-        <w:gridCol w:w="2248"/>
-        <w:gridCol w:w="3913"/>
+        <w:gridCol w:w="4309"/>
+        <w:gridCol w:w="1927"/>
+        <w:gridCol w:w="2835"/>
       </w:tblGrid>
       <w:tr>
         <w:trPr>
+          <w:cantSplit/>
+          <w:tblHeader/>
           <w:jc w:val="center"/>
         </w:trPr>
         <w:tc>
           <w:tcPr>
-            <w:tcW w:w="3367" w:type="dxa"/>
-            <w:tcBorders>
-              <w:top w:val="single" w:sz="8" w:space="0" w:color="000000"/>
-              <w:left w:val="single" w:sz="8" w:space="0" w:color="000000"/>
-              <w:bottom w:val="single" w:sz="8" w:space="0" w:color="000000"/>
-              <w:right w:val="single" w:sz="8" w:space="0" w:color="000000"/>
-            </w:tcBorders>
-            <w:vAlign w:val="center"/>
-          </w:tcPr>
-          <w:p>
-            <w:pPr>
+            <w:tcW w:w="4309" w:type="dxa"/>
+            <w:tcBorders>
+              <w:top w:val="single" w:sz="8" w:space="0" w:color="000000"/>
+              <w:left w:val="single" w:sz="8" w:space="0" w:color="000000"/>
+              <w:bottom w:val="single" w:sz="8" w:space="0" w:color="000000"/>
+              <w:right w:val="single" w:sz="8" w:space="0" w:color="000000"/>
+            </w:tcBorders>
+            <w:vAlign w:val="center"/>
+          </w:tcPr>
+          <w:p>
+            <w:pPr>
+              <w:keepNext/>
               <w:jc w:val="center"/>
               <w:rPr>
                 <w:sz w:val="24"/>
@@ -10744,17 +10962,18 @@
         </w:tc>
         <w:tc>
           <w:tcPr>
-            <w:tcW w:w="2248" w:type="dxa"/>
-            <w:tcBorders>
-              <w:top w:val="single" w:sz="8" w:space="0" w:color="000000"/>
-              <w:left w:val="single" w:sz="8" w:space="0" w:color="000000"/>
-              <w:bottom w:val="single" w:sz="8" w:space="0" w:color="000000"/>
-              <w:right w:val="single" w:sz="8" w:space="0" w:color="000000"/>
-            </w:tcBorders>
-            <w:vAlign w:val="center"/>
-          </w:tcPr>
-          <w:p>
-            <w:pPr>
+            <w:tcW w:w="1927" w:type="dxa"/>
+            <w:tcBorders>
+              <w:top w:val="single" w:sz="8" w:space="0" w:color="000000"/>
+              <w:left w:val="single" w:sz="8" w:space="0" w:color="000000"/>
+              <w:bottom w:val="single" w:sz="8" w:space="0" w:color="000000"/>
+              <w:right w:val="single" w:sz="8" w:space="0" w:color="000000"/>
+            </w:tcBorders>
+            <w:vAlign w:val="center"/>
+          </w:tcPr>
+          <w:p>
+            <w:pPr>
+              <w:keepNext/>
               <w:jc w:val="center"/>
               <w:rPr>
                 <w:sz w:val="24"/>
@@ -10774,17 +10993,18 @@
         </w:tc>
         <w:tc>
           <w:tcPr>
-            <w:tcW w:w="3913" w:type="dxa"/>
-            <w:tcBorders>
-              <w:top w:val="single" w:sz="8" w:space="0" w:color="000000"/>
-              <w:left w:val="single" w:sz="8" w:space="0" w:color="000000"/>
-              <w:bottom w:val="single" w:sz="8" w:space="0" w:color="000000"/>
-              <w:right w:val="single" w:sz="8" w:space="0" w:color="000000"/>
-            </w:tcBorders>
-            <w:vAlign w:val="center"/>
-          </w:tcPr>
-          <w:p>
-            <w:pPr>
+            <w:tcW w:w="2835" w:type="dxa"/>
+            <w:tcBorders>
+              <w:top w:val="single" w:sz="8" w:space="0" w:color="000000"/>
+              <w:left w:val="single" w:sz="8" w:space="0" w:color="000000"/>
+              <w:bottom w:val="single" w:sz="8" w:space="0" w:color="000000"/>
+              <w:right w:val="single" w:sz="8" w:space="0" w:color="000000"/>
+            </w:tcBorders>
+            <w:vAlign w:val="center"/>
+          </w:tcPr>
+          <w:p>
+            <w:pPr>
+              <w:keepNext/>
               <w:jc w:val="center"/>
               <w:rPr>
                 <w:sz w:val="24"/>
@@ -10805,11 +11025,12 @@
       </w:tr>
       <w:tr>
         <w:trPr>
+          <w:cantSplit/>
           <w:jc w:val="center"/>
         </w:trPr>
         <w:tc>
           <w:tcPr>
-            <w:tcW w:w="3367" w:type="dxa"/>
+            <w:tcW w:w="4309" w:type="dxa"/>
             <w:tcBorders>
               <w:top w:val="single" w:sz="8" w:space="0" w:color="000000"/>
               <w:left w:val="single" w:sz="8" w:space="0" w:color="000000"/>
@@ -10837,7 +11058,7 @@
         </w:tc>
         <w:tc>
           <w:tcPr>
-            <w:tcW w:w="2248" w:type="dxa"/>
+            <w:tcW w:w="1927" w:type="dxa"/>
             <w:tcBorders>
               <w:top w:val="single" w:sz="8" w:space="0" w:color="000000"/>
               <w:left w:val="single" w:sz="8" w:space="0" w:color="000000"/>
@@ -10865,18 +11086,18 @@
         </w:tc>
         <w:tc>
           <w:tcPr>
-            <w:tcW w:w="3913" w:type="dxa"/>
-            <w:tcBorders>
-              <w:top w:val="single" w:sz="8" w:space="0" w:color="000000"/>
-              <w:left w:val="single" w:sz="8" w:space="0" w:color="000000"/>
-              <w:bottom w:val="single" w:sz="8" w:space="0" w:color="000000"/>
-              <w:right w:val="single" w:sz="8" w:space="0" w:color="000000"/>
-            </w:tcBorders>
-            <w:vAlign w:val="center"/>
-          </w:tcPr>
-          <w:p>
-            <w:pPr>
-              <w:jc w:val="both"/>
+            <w:tcW w:w="2835" w:type="dxa"/>
+            <w:tcBorders>
+              <w:top w:val="single" w:sz="8" w:space="0" w:color="000000"/>
+              <w:left w:val="single" w:sz="8" w:space="0" w:color="000000"/>
+              <w:bottom w:val="single" w:sz="8" w:space="0" w:color="000000"/>
+              <w:right w:val="single" w:sz="8" w:space="0" w:color="000000"/>
+            </w:tcBorders>
+            <w:vAlign w:val="center"/>
+          </w:tcPr>
+          <w:p>
+            <w:pPr>
+              <w:jc w:val="left"/>
               <w:rPr>
                 <w:sz w:val="24"/>
                 <w:szCs w:val="24"/>
@@ -10895,11 +11116,12 @@
       </w:tr>
       <w:tr>
         <w:trPr>
+          <w:cantSplit/>
           <w:jc w:val="center"/>
         </w:trPr>
         <w:tc>
           <w:tcPr>
-            <w:tcW w:w="3367" w:type="dxa"/>
+            <w:tcW w:w="4309" w:type="dxa"/>
             <w:tcBorders>
               <w:top w:val="single" w:sz="8" w:space="0" w:color="000000"/>
               <w:left w:val="single" w:sz="8" w:space="0" w:color="000000"/>
@@ -10927,7 +11149,7 @@
         </w:tc>
         <w:tc>
           <w:tcPr>
-            <w:tcW w:w="2248" w:type="dxa"/>
+            <w:tcW w:w="1927" w:type="dxa"/>
             <w:tcBorders>
               <w:top w:val="single" w:sz="8" w:space="0" w:color="000000"/>
               <w:left w:val="single" w:sz="8" w:space="0" w:color="000000"/>
@@ -10955,18 +11177,18 @@
         </w:tc>
         <w:tc>
           <w:tcPr>
-            <w:tcW w:w="3913" w:type="dxa"/>
-            <w:tcBorders>
-              <w:top w:val="single" w:sz="8" w:space="0" w:color="000000"/>
-              <w:left w:val="single" w:sz="8" w:space="0" w:color="000000"/>
-              <w:bottom w:val="single" w:sz="8" w:space="0" w:color="000000"/>
-              <w:right w:val="single" w:sz="8" w:space="0" w:color="000000"/>
-            </w:tcBorders>
-            <w:vAlign w:val="center"/>
-          </w:tcPr>
-          <w:p>
-            <w:pPr>
-              <w:jc w:val="both"/>
+            <w:tcW w:w="2835" w:type="dxa"/>
+            <w:tcBorders>
+              <w:top w:val="single" w:sz="8" w:space="0" w:color="000000"/>
+              <w:left w:val="single" w:sz="8" w:space="0" w:color="000000"/>
+              <w:bottom w:val="single" w:sz="8" w:space="0" w:color="000000"/>
+              <w:right w:val="single" w:sz="8" w:space="0" w:color="000000"/>
+            </w:tcBorders>
+            <w:vAlign w:val="center"/>
+          </w:tcPr>
+          <w:p>
+            <w:pPr>
+              <w:jc w:val="left"/>
               <w:rPr>
                 <w:sz w:val="24"/>
                 <w:szCs w:val="24"/>
@@ -10985,11 +11207,12 @@
       </w:tr>
       <w:tr>
         <w:trPr>
+          <w:cantSplit/>
           <w:jc w:val="center"/>
         </w:trPr>
         <w:tc>
           <w:tcPr>
-            <w:tcW w:w="3367" w:type="dxa"/>
+            <w:tcW w:w="4309" w:type="dxa"/>
             <w:tcBorders>
               <w:top w:val="single" w:sz="8" w:space="0" w:color="000000"/>
               <w:left w:val="single" w:sz="8" w:space="0" w:color="000000"/>
@@ -11017,7 +11240,7 @@
         </w:tc>
         <w:tc>
           <w:tcPr>
-            <w:tcW w:w="2248" w:type="dxa"/>
+            <w:tcW w:w="1927" w:type="dxa"/>
             <w:tcBorders>
               <w:top w:val="single" w:sz="8" w:space="0" w:color="000000"/>
               <w:left w:val="single" w:sz="8" w:space="0" w:color="000000"/>
@@ -11045,18 +11268,18 @@
         </w:tc>
         <w:tc>
           <w:tcPr>
-            <w:tcW w:w="3913" w:type="dxa"/>
-            <w:tcBorders>
-              <w:top w:val="single" w:sz="8" w:space="0" w:color="000000"/>
-              <w:left w:val="single" w:sz="8" w:space="0" w:color="000000"/>
-              <w:bottom w:val="single" w:sz="8" w:space="0" w:color="000000"/>
-              <w:right w:val="single" w:sz="8" w:space="0" w:color="000000"/>
-            </w:tcBorders>
-            <w:vAlign w:val="center"/>
-          </w:tcPr>
-          <w:p>
-            <w:pPr>
-              <w:jc w:val="both"/>
+            <w:tcW w:w="2835" w:type="dxa"/>
+            <w:tcBorders>
+              <w:top w:val="single" w:sz="8" w:space="0" w:color="000000"/>
+              <w:left w:val="single" w:sz="8" w:space="0" w:color="000000"/>
+              <w:bottom w:val="single" w:sz="8" w:space="0" w:color="000000"/>
+              <w:right w:val="single" w:sz="8" w:space="0" w:color="000000"/>
+            </w:tcBorders>
+            <w:vAlign w:val="center"/>
+          </w:tcPr>
+          <w:p>
+            <w:pPr>
+              <w:jc w:val="left"/>
               <w:rPr>
                 <w:sz w:val="24"/>
                 <w:szCs w:val="24"/>
@@ -11075,11 +11298,12 @@
       </w:tr>
       <w:tr>
         <w:trPr>
+          <w:cantSplit/>
           <w:jc w:val="center"/>
         </w:trPr>
         <w:tc>
           <w:tcPr>
-            <w:tcW w:w="3367" w:type="dxa"/>
+            <w:tcW w:w="4309" w:type="dxa"/>
             <w:tcBorders>
               <w:top w:val="single" w:sz="8" w:space="0" w:color="000000"/>
               <w:left w:val="single" w:sz="8" w:space="0" w:color="000000"/>
@@ -11107,7 +11331,7 @@
         </w:tc>
         <w:tc>
           <w:tcPr>
-            <w:tcW w:w="2248" w:type="dxa"/>
+            <w:tcW w:w="1927" w:type="dxa"/>
             <w:tcBorders>
               <w:top w:val="single" w:sz="8" w:space="0" w:color="000000"/>
               <w:left w:val="single" w:sz="8" w:space="0" w:color="000000"/>
@@ -11135,18 +11359,18 @@
         </w:tc>
         <w:tc>
           <w:tcPr>
-            <w:tcW w:w="3913" w:type="dxa"/>
-            <w:tcBorders>
-              <w:top w:val="single" w:sz="8" w:space="0" w:color="000000"/>
-              <w:left w:val="single" w:sz="8" w:space="0" w:color="000000"/>
-              <w:bottom w:val="single" w:sz="8" w:space="0" w:color="000000"/>
-              <w:right w:val="single" w:sz="8" w:space="0" w:color="000000"/>
-            </w:tcBorders>
-            <w:vAlign w:val="center"/>
-          </w:tcPr>
-          <w:p>
-            <w:pPr>
-              <w:jc w:val="both"/>
+            <w:tcW w:w="2835" w:type="dxa"/>
+            <w:tcBorders>
+              <w:top w:val="single" w:sz="8" w:space="0" w:color="000000"/>
+              <w:left w:val="single" w:sz="8" w:space="0" w:color="000000"/>
+              <w:bottom w:val="single" w:sz="8" w:space="0" w:color="000000"/>
+              <w:right w:val="single" w:sz="8" w:space="0" w:color="000000"/>
+            </w:tcBorders>
+            <w:vAlign w:val="center"/>
+          </w:tcPr>
+          <w:p>
+            <w:pPr>
+              <w:jc w:val="left"/>
               <w:rPr>
                 <w:sz w:val="24"/>
                 <w:szCs w:val="24"/>
@@ -11165,39 +11389,40 @@
       </w:tr>
       <w:tr>
         <w:trPr>
+          <w:cantSplit/>
           <w:jc w:val="center"/>
         </w:trPr>
         <w:tc>
           <w:tcPr>
-            <w:tcW w:w="3367" w:type="dxa"/>
-            <w:tcBorders>
-              <w:top w:val="single" w:sz="8" w:space="0" w:color="000000"/>
-              <w:left w:val="single" w:sz="8" w:space="0" w:color="000000"/>
-              <w:bottom w:val="single" w:sz="8" w:space="0" w:color="000000"/>
-              <w:right w:val="single" w:sz="8" w:space="0" w:color="000000"/>
-            </w:tcBorders>
-            <w:vAlign w:val="center"/>
-          </w:tcPr>
-          <w:p>
-            <w:pPr>
-              <w:rPr>
-                <w:sz w:val="24"/>
-                <w:szCs w:val="24"/>
-              </w:rPr>
-            </w:pPr>
-            <w:r>
-              <w:rPr>
-                <w:b w:val="0"/>
-                <w:sz w:val="24"/>
-                <w:szCs w:val="24"/>
-              </w:rPr>
-              <w:t>5. Catat tindakan korektif dengan pemilik dan tenggat di SNX-OPS-FRM-10.</w:t>
-            </w:r>
-          </w:p>
-        </w:tc>
-        <w:tc>
-          <w:tcPr>
-            <w:tcW w:w="2248" w:type="dxa"/>
+            <w:tcW w:w="4309" w:type="dxa"/>
+            <w:tcBorders>
+              <w:top w:val="single" w:sz="8" w:space="0" w:color="000000"/>
+              <w:left w:val="single" w:sz="8" w:space="0" w:color="000000"/>
+              <w:bottom w:val="single" w:sz="8" w:space="0" w:color="000000"/>
+              <w:right w:val="single" w:sz="8" w:space="0" w:color="000000"/>
+            </w:tcBorders>
+            <w:vAlign w:val="center"/>
+          </w:tcPr>
+          <w:p>
+            <w:pPr>
+              <w:rPr>
+                <w:sz w:val="24"/>
+                <w:szCs w:val="24"/>
+              </w:rPr>
+            </w:pPr>
+            <w:r>
+              <w:rPr>
+                <w:b w:val="0"/>
+                <w:sz w:val="24"/>
+                <w:szCs w:val="24"/>
+              </w:rPr>
+              <w:t>5. Catat corrective action dengan pemilik dan tenggat di SNX-OPS-FRM-10.</w:t>
+            </w:r>
+          </w:p>
+        </w:tc>
+        <w:tc>
+          <w:tcPr>
+            <w:tcW w:w="1927" w:type="dxa"/>
             <w:tcBorders>
               <w:top w:val="single" w:sz="8" w:space="0" w:color="000000"/>
               <w:left w:val="single" w:sz="8" w:space="0" w:color="000000"/>
@@ -11225,41 +11450,42 @@
         </w:tc>
         <w:tc>
           <w:tcPr>
-            <w:tcW w:w="3913" w:type="dxa"/>
-            <w:tcBorders>
-              <w:top w:val="single" w:sz="8" w:space="0" w:color="000000"/>
-              <w:left w:val="single" w:sz="8" w:space="0" w:color="000000"/>
-              <w:bottom w:val="single" w:sz="8" w:space="0" w:color="000000"/>
-              <w:right w:val="single" w:sz="8" w:space="0" w:color="000000"/>
-            </w:tcBorders>
-            <w:vAlign w:val="center"/>
-          </w:tcPr>
-          <w:p>
-            <w:pPr>
-              <w:jc w:val="both"/>
-              <w:rPr>
-                <w:sz w:val="24"/>
-                <w:szCs w:val="24"/>
-              </w:rPr>
-            </w:pPr>
-            <w:r>
-              <w:rPr>
-                <w:b w:val="0"/>
-                <w:sz w:val="24"/>
-                <w:szCs w:val="24"/>
-              </w:rPr>
-              <w:t>Tindakan korektif di SNX-OPS-FRM-10</w:t>
+            <w:tcW w:w="2835" w:type="dxa"/>
+            <w:tcBorders>
+              <w:top w:val="single" w:sz="8" w:space="0" w:color="000000"/>
+              <w:left w:val="single" w:sz="8" w:space="0" w:color="000000"/>
+              <w:bottom w:val="single" w:sz="8" w:space="0" w:color="000000"/>
+              <w:right w:val="single" w:sz="8" w:space="0" w:color="000000"/>
+            </w:tcBorders>
+            <w:vAlign w:val="center"/>
+          </w:tcPr>
+          <w:p>
+            <w:pPr>
+              <w:jc w:val="left"/>
+              <w:rPr>
+                <w:sz w:val="24"/>
+                <w:szCs w:val="24"/>
+              </w:rPr>
+            </w:pPr>
+            <w:r>
+              <w:rPr>
+                <w:b w:val="0"/>
+                <w:sz w:val="24"/>
+                <w:szCs w:val="24"/>
+              </w:rPr>
+              <w:t>Corrective action di SNX-OPS-FRM-10</w:t>
             </w:r>
           </w:p>
         </w:tc>
       </w:tr>
       <w:tr>
         <w:trPr>
+          <w:cantSplit/>
           <w:jc w:val="center"/>
         </w:trPr>
         <w:tc>
           <w:tcPr>
-            <w:tcW w:w="3367" w:type="dxa"/>
+            <w:tcW w:w="4309" w:type="dxa"/>
             <w:tcBorders>
               <w:top w:val="single" w:sz="8" w:space="0" w:color="000000"/>
               <w:left w:val="single" w:sz="8" w:space="0" w:color="000000"/>
@@ -11287,7 +11513,7 @@
         </w:tc>
         <w:tc>
           <w:tcPr>
-            <w:tcW w:w="2248" w:type="dxa"/>
+            <w:tcW w:w="1927" w:type="dxa"/>
             <w:tcBorders>
               <w:top w:val="single" w:sz="8" w:space="0" w:color="000000"/>
               <w:left w:val="single" w:sz="8" w:space="0" w:color="000000"/>
@@ -11315,18 +11541,18 @@
         </w:tc>
         <w:tc>
           <w:tcPr>
-            <w:tcW w:w="3913" w:type="dxa"/>
-            <w:tcBorders>
-              <w:top w:val="single" w:sz="8" w:space="0" w:color="000000"/>
-              <w:left w:val="single" w:sz="8" w:space="0" w:color="000000"/>
-              <w:bottom w:val="single" w:sz="8" w:space="0" w:color="000000"/>
-              <w:right w:val="single" w:sz="8" w:space="0" w:color="000000"/>
-            </w:tcBorders>
-            <w:vAlign w:val="center"/>
-          </w:tcPr>
-          <w:p>
-            <w:pPr>
-              <w:jc w:val="both"/>
+            <w:tcW w:w="2835" w:type="dxa"/>
+            <w:tcBorders>
+              <w:top w:val="single" w:sz="8" w:space="0" w:color="000000"/>
+              <w:left w:val="single" w:sz="8" w:space="0" w:color="000000"/>
+              <w:bottom w:val="single" w:sz="8" w:space="0" w:color="000000"/>
+              <w:right w:val="single" w:sz="8" w:space="0" w:color="000000"/>
+            </w:tcBorders>
+            <w:vAlign w:val="center"/>
+          </w:tcPr>
+          <w:p>
+            <w:pPr>
+              <w:jc w:val="left"/>
               <w:rPr>
                 <w:sz w:val="24"/>
                 <w:szCs w:val="24"/>
@@ -11345,39 +11571,40 @@
       </w:tr>
       <w:tr>
         <w:trPr>
+          <w:cantSplit/>
           <w:jc w:val="center"/>
         </w:trPr>
         <w:tc>
           <w:tcPr>
-            <w:tcW w:w="3367" w:type="dxa"/>
-            <w:tcBorders>
-              <w:top w:val="single" w:sz="8" w:space="0" w:color="000000"/>
-              <w:left w:val="single" w:sz="8" w:space="0" w:color="000000"/>
-              <w:bottom w:val="single" w:sz="8" w:space="0" w:color="000000"/>
-              <w:right w:val="single" w:sz="8" w:space="0" w:color="000000"/>
-            </w:tcBorders>
-            <w:vAlign w:val="center"/>
-          </w:tcPr>
-          <w:p>
-            <w:pPr>
-              <w:rPr>
-                <w:sz w:val="24"/>
-                <w:szCs w:val="24"/>
-              </w:rPr>
-            </w:pPr>
-            <w:r>
-              <w:rPr>
-                <w:b w:val="0"/>
-                <w:sz w:val="24"/>
-                <w:szCs w:val="24"/>
-              </w:rPr>
-              <w:t>7. Perbarui SNX-ISMS-REG-02 dan SNX-ISMS-REG-03 bila insiden menunjukkan risiko baru atau kontrol yang tidak efektif.</w:t>
-            </w:r>
-          </w:p>
-        </w:tc>
-        <w:tc>
-          <w:tcPr>
-            <w:tcW w:w="2248" w:type="dxa"/>
+            <w:tcW w:w="4309" w:type="dxa"/>
+            <w:tcBorders>
+              <w:top w:val="single" w:sz="8" w:space="0" w:color="000000"/>
+              <w:left w:val="single" w:sz="8" w:space="0" w:color="000000"/>
+              <w:bottom w:val="single" w:sz="8" w:space="0" w:color="000000"/>
+              <w:right w:val="single" w:sz="8" w:space="0" w:color="000000"/>
+            </w:tcBorders>
+            <w:vAlign w:val="center"/>
+          </w:tcPr>
+          <w:p>
+            <w:pPr>
+              <w:rPr>
+                <w:sz w:val="24"/>
+                <w:szCs w:val="24"/>
+              </w:rPr>
+            </w:pPr>
+            <w:r>
+              <w:rPr>
+                <w:b w:val="0"/>
+                <w:sz w:val="24"/>
+                <w:szCs w:val="24"/>
+              </w:rPr>
+              <w:t>7. Perbarui SNX-ISMS-REG-02 dan SNX-ISMS-REG-03 jika insiden menunjukkan risiko baru atau kontrol yang tidak efektif.</w:t>
+            </w:r>
+          </w:p>
+        </w:tc>
+        <w:tc>
+          <w:tcPr>
+            <w:tcW w:w="1927" w:type="dxa"/>
             <w:tcBorders>
               <w:top w:val="single" w:sz="8" w:space="0" w:color="000000"/>
               <w:left w:val="single" w:sz="8" w:space="0" w:color="000000"/>
@@ -11405,18 +11632,18 @@
         </w:tc>
         <w:tc>
           <w:tcPr>
-            <w:tcW w:w="3913" w:type="dxa"/>
-            <w:tcBorders>
-              <w:top w:val="single" w:sz="8" w:space="0" w:color="000000"/>
-              <w:left w:val="single" w:sz="8" w:space="0" w:color="000000"/>
-              <w:bottom w:val="single" w:sz="8" w:space="0" w:color="000000"/>
-              <w:right w:val="single" w:sz="8" w:space="0" w:color="000000"/>
-            </w:tcBorders>
-            <w:vAlign w:val="center"/>
-          </w:tcPr>
-          <w:p>
-            <w:pPr>
-              <w:jc w:val="both"/>
+            <w:tcW w:w="2835" w:type="dxa"/>
+            <w:tcBorders>
+              <w:top w:val="single" w:sz="8" w:space="0" w:color="000000"/>
+              <w:left w:val="single" w:sz="8" w:space="0" w:color="000000"/>
+              <w:bottom w:val="single" w:sz="8" w:space="0" w:color="000000"/>
+              <w:right w:val="single" w:sz="8" w:space="0" w:color="000000"/>
+            </w:tcBorders>
+            <w:vAlign w:val="center"/>
+          </w:tcPr>
+          <w:p>
+            <w:pPr>
+              <w:jc w:val="left"/>
               <w:rPr>
                 <w:sz w:val="24"/>
                 <w:szCs w:val="24"/>
@@ -11435,11 +11662,12 @@
       </w:tr>
       <w:tr>
         <w:trPr>
+          <w:cantSplit/>
           <w:jc w:val="center"/>
         </w:trPr>
         <w:tc>
           <w:tcPr>
-            <w:tcW w:w="3367" w:type="dxa"/>
+            <w:tcW w:w="4309" w:type="dxa"/>
             <w:tcBorders>
               <w:top w:val="single" w:sz="8" w:space="0" w:color="000000"/>
               <w:left w:val="single" w:sz="8" w:space="0" w:color="000000"/>
@@ -11467,7 +11695,7 @@
         </w:tc>
         <w:tc>
           <w:tcPr>
-            <w:tcW w:w="2248" w:type="dxa"/>
+            <w:tcW w:w="1927" w:type="dxa"/>
             <w:tcBorders>
               <w:top w:val="single" w:sz="8" w:space="0" w:color="000000"/>
               <w:left w:val="single" w:sz="8" w:space="0" w:color="000000"/>
@@ -11495,18 +11723,18 @@
         </w:tc>
         <w:tc>
           <w:tcPr>
-            <w:tcW w:w="3913" w:type="dxa"/>
-            <w:tcBorders>
-              <w:top w:val="single" w:sz="8" w:space="0" w:color="000000"/>
-              <w:left w:val="single" w:sz="8" w:space="0" w:color="000000"/>
-              <w:bottom w:val="single" w:sz="8" w:space="0" w:color="000000"/>
-              <w:right w:val="single" w:sz="8" w:space="0" w:color="000000"/>
-            </w:tcBorders>
-            <w:vAlign w:val="center"/>
-          </w:tcPr>
-          <w:p>
-            <w:pPr>
-              <w:jc w:val="both"/>
+            <w:tcW w:w="2835" w:type="dxa"/>
+            <w:tcBorders>
+              <w:top w:val="single" w:sz="8" w:space="0" w:color="000000"/>
+              <w:left w:val="single" w:sz="8" w:space="0" w:color="000000"/>
+              <w:bottom w:val="single" w:sz="8" w:space="0" w:color="000000"/>
+              <w:right w:val="single" w:sz="8" w:space="0" w:color="000000"/>
+            </w:tcBorders>
+            <w:vAlign w:val="center"/>
+          </w:tcPr>
+          <w:p>
+            <w:pPr>
+              <w:jc w:val="left"/>
               <w:rPr>
                 <w:sz w:val="24"/>
                 <w:szCs w:val="24"/>
@@ -11525,11 +11753,12 @@
       </w:tr>
       <w:tr>
         <w:trPr>
+          <w:cantSplit/>
           <w:jc w:val="center"/>
         </w:trPr>
         <w:tc>
           <w:tcPr>
-            <w:tcW w:w="3367" w:type="dxa"/>
+            <w:tcW w:w="4309" w:type="dxa"/>
             <w:tcBorders>
               <w:top w:val="single" w:sz="8" w:space="0" w:color="000000"/>
               <w:left w:val="single" w:sz="8" w:space="0" w:color="000000"/>
@@ -11557,7 +11786,7 @@
         </w:tc>
         <w:tc>
           <w:tcPr>
-            <w:tcW w:w="2248" w:type="dxa"/>
+            <w:tcW w:w="1927" w:type="dxa"/>
             <w:tcBorders>
               <w:top w:val="single" w:sz="8" w:space="0" w:color="000000"/>
               <w:left w:val="single" w:sz="8" w:space="0" w:color="000000"/>
@@ -11585,18 +11814,18 @@
         </w:tc>
         <w:tc>
           <w:tcPr>
-            <w:tcW w:w="3913" w:type="dxa"/>
-            <w:tcBorders>
-              <w:top w:val="single" w:sz="8" w:space="0" w:color="000000"/>
-              <w:left w:val="single" w:sz="8" w:space="0" w:color="000000"/>
-              <w:bottom w:val="single" w:sz="8" w:space="0" w:color="000000"/>
-              <w:right w:val="single" w:sz="8" w:space="0" w:color="000000"/>
-            </w:tcBorders>
-            <w:vAlign w:val="center"/>
-          </w:tcPr>
-          <w:p>
-            <w:pPr>
-              <w:jc w:val="both"/>
+            <w:tcW w:w="2835" w:type="dxa"/>
+            <w:tcBorders>
+              <w:top w:val="single" w:sz="8" w:space="0" w:color="000000"/>
+              <w:left w:val="single" w:sz="8" w:space="0" w:color="000000"/>
+              <w:bottom w:val="single" w:sz="8" w:space="0" w:color="000000"/>
+              <w:right w:val="single" w:sz="8" w:space="0" w:color="000000"/>
+            </w:tcBorders>
+            <w:vAlign w:val="center"/>
+          </w:tcPr>
+          <w:p>
+            <w:pPr>
+              <w:jc w:val="left"/>
               <w:rPr>
                 <w:sz w:val="24"/>
                 <w:szCs w:val="24"/>
@@ -11769,6 +11998,7 @@
     <w:p>
       <w:pPr>
         <w:pStyle w:val="Heading1"/>
+        <w:keepNext/>
         <w:numPr>
           <w:ilvl w:val="0"/>
           <w:numId w:val="7"/>
@@ -11797,6 +12027,8 @@
       </w:tblGrid>
       <w:tr>
         <w:trPr>
+          <w:cantSplit/>
+          <w:tblHeader/>
           <w:jc w:val="center"/>
         </w:trPr>
         <w:tc>
@@ -11812,6 +12044,7 @@
           </w:tcPr>
           <w:p>
             <w:pPr>
+              <w:keepNext/>
               <w:jc w:val="center"/>
               <w:rPr>
                 <w:sz w:val="24"/>
@@ -11842,6 +12075,7 @@
           </w:tcPr>
           <w:p>
             <w:pPr>
+              <w:keepNext/>
               <w:jc w:val="center"/>
               <w:rPr>
                 <w:sz w:val="24"/>
@@ -11872,6 +12106,7 @@
           </w:tcPr>
           <w:p>
             <w:pPr>
+              <w:keepNext/>
               <w:jc w:val="center"/>
               <w:rPr>
                 <w:sz w:val="24"/>
@@ -11892,6 +12127,7 @@
       </w:tr>
       <w:tr>
         <w:trPr>
+          <w:cantSplit/>
           <w:jc w:val="center"/>
         </w:trPr>
         <w:tc>
@@ -11963,7 +12199,7 @@
           </w:tcPr>
           <w:p>
             <w:pPr>
-              <w:jc w:val="both"/>
+              <w:jc w:val="left"/>
               <w:rPr>
                 <w:sz w:val="24"/>
                 <w:szCs w:val="24"/>
@@ -11982,6 +12218,7 @@
       </w:tr>
       <w:tr>
         <w:trPr>
+          <w:cantSplit/>
           <w:jc w:val="center"/>
         </w:trPr>
         <w:tc>
@@ -12053,7 +12290,7 @@
           </w:tcPr>
           <w:p>
             <w:pPr>
-              <w:jc w:val="both"/>
+              <w:jc w:val="left"/>
               <w:rPr>
                 <w:sz w:val="24"/>
                 <w:szCs w:val="24"/>
@@ -12072,6 +12309,7 @@
       </w:tr>
       <w:tr>
         <w:trPr>
+          <w:cantSplit/>
           <w:jc w:val="center"/>
         </w:trPr>
         <w:tc>
@@ -12143,7 +12381,7 @@
           </w:tcPr>
           <w:p>
             <w:pPr>
-              <w:jc w:val="both"/>
+              <w:jc w:val="left"/>
               <w:rPr>
                 <w:sz w:val="24"/>
                 <w:szCs w:val="24"/>
@@ -12162,6 +12400,7 @@
       </w:tr>
       <w:tr>
         <w:trPr>
+          <w:cantSplit/>
           <w:jc w:val="center"/>
         </w:trPr>
         <w:tc>
@@ -12233,7 +12472,7 @@
           </w:tcPr>
           <w:p>
             <w:pPr>
-              <w:jc w:val="both"/>
+              <w:jc w:val="left"/>
               <w:rPr>
                 <w:sz w:val="24"/>
                 <w:szCs w:val="24"/>
@@ -12252,6 +12491,7 @@
       </w:tr>
       <w:tr>
         <w:trPr>
+          <w:cantSplit/>
           <w:jc w:val="center"/>
         </w:trPr>
         <w:tc>
@@ -12323,7 +12563,7 @@
           </w:tcPr>
           <w:p>
             <w:pPr>
-              <w:jc w:val="both"/>
+              <w:jc w:val="left"/>
               <w:rPr>
                 <w:sz w:val="24"/>
                 <w:szCs w:val="24"/>
@@ -12342,6 +12582,7 @@
       </w:tr>
       <w:tr>
         <w:trPr>
+          <w:cantSplit/>
           <w:jc w:val="center"/>
         </w:trPr>
         <w:tc>
@@ -12413,7 +12654,7 @@
           </w:tcPr>
           <w:p>
             <w:pPr>
-              <w:jc w:val="both"/>
+              <w:jc w:val="left"/>
               <w:rPr>
                 <w:sz w:val="24"/>
                 <w:szCs w:val="24"/>
@@ -12432,6 +12673,7 @@
       </w:tr>
       <w:tr>
         <w:trPr>
+          <w:cantSplit/>
           <w:jc w:val="center"/>
         </w:trPr>
         <w:tc>
@@ -12503,7 +12745,7 @@
           </w:tcPr>
           <w:p>
             <w:pPr>
-              <w:jc w:val="both"/>
+              <w:jc w:val="left"/>
               <w:rPr>
                 <w:sz w:val="24"/>
                 <w:szCs w:val="24"/>
@@ -12522,6 +12764,7 @@
       </w:tr>
       <w:tr>
         <w:trPr>
+          <w:cantSplit/>
           <w:jc w:val="center"/>
         </w:trPr>
         <w:tc>
@@ -12593,7 +12836,7 @@
           </w:tcPr>
           <w:p>
             <w:pPr>
-              <w:jc w:val="both"/>
+              <w:jc w:val="left"/>
               <w:rPr>
                 <w:sz w:val="24"/>
                 <w:szCs w:val="24"/>
@@ -12612,6 +12855,7 @@
       </w:tr>
       <w:tr>
         <w:trPr>
+          <w:cantSplit/>
           <w:jc w:val="center"/>
         </w:trPr>
         <w:tc>
@@ -12683,7 +12927,7 @@
           </w:tcPr>
           <w:p>
             <w:pPr>
-              <w:jc w:val="both"/>
+              <w:jc w:val="left"/>
               <w:rPr>
                 <w:sz w:val="24"/>
                 <w:szCs w:val="24"/>
@@ -12702,6 +12946,7 @@
       </w:tr>
       <w:tr>
         <w:trPr>
+          <w:cantSplit/>
           <w:jc w:val="center"/>
         </w:trPr>
         <w:tc>
@@ -12773,7 +13018,7 @@
           </w:tcPr>
           <w:p>
             <w:pPr>
-              <w:jc w:val="both"/>
+              <w:jc w:val="left"/>
               <w:rPr>
                 <w:sz w:val="24"/>
                 <w:szCs w:val="24"/>
@@ -12792,6 +13037,7 @@
       </w:tr>
       <w:tr>
         <w:trPr>
+          <w:cantSplit/>
           <w:jc w:val="center"/>
         </w:trPr>
         <w:tc>
@@ -12863,7 +13109,7 @@
           </w:tcPr>
           <w:p>
             <w:pPr>
-              <w:jc w:val="both"/>
+              <w:jc w:val="left"/>
               <w:rPr>
                 <w:sz w:val="24"/>
                 <w:szCs w:val="24"/>
@@ -12882,6 +13128,7 @@
       </w:tr>
       <w:tr>
         <w:trPr>
+          <w:cantSplit/>
           <w:jc w:val="center"/>
         </w:trPr>
         <w:tc>
@@ -12953,7 +13200,7 @@
           </w:tcPr>
           <w:p>
             <w:pPr>
-              <w:jc w:val="both"/>
+              <w:jc w:val="left"/>
               <w:rPr>
                 <w:sz w:val="24"/>
                 <w:szCs w:val="24"/>
@@ -12972,6 +13219,7 @@
       </w:tr>
       <w:tr>
         <w:trPr>
+          <w:cantSplit/>
           <w:jc w:val="center"/>
         </w:trPr>
         <w:tc>
@@ -13043,7 +13291,7 @@
           </w:tcPr>
           <w:p>
             <w:pPr>
-              <w:jc w:val="both"/>
+              <w:jc w:val="left"/>
               <w:rPr>
                 <w:sz w:val="24"/>
                 <w:szCs w:val="24"/>
@@ -13062,6 +13310,7 @@
       </w:tr>
       <w:tr>
         <w:trPr>
+          <w:cantSplit/>
           <w:jc w:val="center"/>
         </w:trPr>
         <w:tc>
@@ -13133,7 +13382,7 @@
           </w:tcPr>
           <w:p>
             <w:pPr>
-              <w:jc w:val="both"/>
+              <w:jc w:val="left"/>
               <w:rPr>
                 <w:sz w:val="24"/>
                 <w:szCs w:val="24"/>
@@ -13152,6 +13401,7 @@
       </w:tr>
       <w:tr>
         <w:trPr>
+          <w:cantSplit/>
           <w:jc w:val="center"/>
         </w:trPr>
         <w:tc>
@@ -13178,7 +13428,7 @@
                 <w:sz w:val="24"/>
                 <w:szCs w:val="24"/>
               </w:rPr>
-              <w:t>Indikator: insiden berulang dengan akar yang sama</w:t>
+              <w:t>Indikator: insiden berulang dengan root cause yang sama</w:t>
             </w:r>
           </w:p>
         </w:tc>
@@ -13223,7 +13473,7 @@
           </w:tcPr>
           <w:p>
             <w:pPr>
-              <w:jc w:val="both"/>
+              <w:jc w:val="left"/>
               <w:rPr>
                 <w:sz w:val="24"/>
                 <w:szCs w:val="24"/>
@@ -13252,6 +13502,7 @@
     <w:p>
       <w:pPr>
         <w:pStyle w:val="Heading1"/>
+        <w:keepNext/>
         <w:numPr>
           <w:ilvl w:val="0"/>
           <w:numId w:val="7"/>
@@ -13284,6 +13535,10 @@
         <w:gridCol w:w="6765"/>
       </w:tblGrid>
       <w:tr>
+        <w:trPr>
+          <w:cantSplit/>
+          <w:tblHeader/>
+        </w:trPr>
         <w:tc>
           <w:tcPr>
             <w:tcW w:w="2745" w:type="dxa"/>
@@ -13296,6 +13551,7 @@
           </w:tcPr>
           <w:p>
             <w:pPr>
+              <w:keepNext/>
               <w:spacing w:after="120" w:line="252" w:lineRule="auto"/>
               <w:rPr>
                 <w:sz w:val="24"/>
@@ -13324,8 +13580,9 @@
           </w:tcPr>
           <w:p>
             <w:pPr>
+              <w:keepNext/>
               <w:spacing w:after="120" w:line="252" w:lineRule="auto"/>
-              <w:jc w:val="both"/>
+              <w:jc w:val="left"/>
               <w:rPr>
                 <w:sz w:val="24"/>
                 <w:szCs w:val="24"/>
@@ -13343,6 +13600,9 @@
         </w:tc>
       </w:tr>
       <w:tr>
+        <w:trPr>
+          <w:cantSplit/>
+        </w:trPr>
         <w:tc>
           <w:tcPr>
             <w:tcW w:w="2745" w:type="dxa"/>
@@ -13384,7 +13644,7 @@
           <w:p>
             <w:pPr>
               <w:spacing w:after="120" w:line="252" w:lineRule="auto"/>
-              <w:jc w:val="both"/>
+              <w:jc w:val="left"/>
               <w:rPr>
                 <w:sz w:val="24"/>
                 <w:szCs w:val="24"/>
@@ -13402,6 +13662,9 @@
         </w:tc>
       </w:tr>
       <w:tr>
+        <w:trPr>
+          <w:cantSplit/>
+        </w:trPr>
         <w:tc>
           <w:tcPr>
             <w:tcW w:w="2745" w:type="dxa"/>
@@ -13443,7 +13706,7 @@
           <w:p>
             <w:pPr>
               <w:spacing w:after="120" w:line="252" w:lineRule="auto"/>
-              <w:jc w:val="both"/>
+              <w:jc w:val="left"/>
               <w:rPr>
                 <w:sz w:val="24"/>
                 <w:szCs w:val="24"/>
@@ -13461,6 +13724,9 @@
         </w:tc>
       </w:tr>
       <w:tr>
+        <w:trPr>
+          <w:cantSplit/>
+        </w:trPr>
         <w:tc>
           <w:tcPr>
             <w:tcW w:w="2745" w:type="dxa"/>
@@ -13485,7 +13751,7 @@
                 <w:sz w:val="24"/>
                 <w:szCs w:val="24"/>
               </w:rPr>
-              <w:t>Laporan tidak lewat Zammad atau Service Hub</w:t>
+              <w:t>Laporan tidak melalui Zammad atau Service Hub</w:t>
             </w:r>
           </w:p>
         </w:tc>
@@ -13502,24 +13768,27 @@
           <w:p>
             <w:pPr>
               <w:spacing w:after="120" w:line="252" w:lineRule="auto"/>
-              <w:jc w:val="both"/>
-              <w:rPr>
-                <w:sz w:val="24"/>
-                <w:szCs w:val="24"/>
-              </w:rPr>
-            </w:pPr>
-            <w:r>
-              <w:rPr>
-                <w:b w:val="0"/>
-                <w:sz w:val="24"/>
-                <w:szCs w:val="24"/>
-              </w:rPr>
-              <w:t>Seluruh personel melapor lewat kanal on-call (butir 6.2).</w:t>
+              <w:jc w:val="left"/>
+              <w:rPr>
+                <w:sz w:val="24"/>
+                <w:szCs w:val="24"/>
+              </w:rPr>
+            </w:pPr>
+            <w:r>
+              <w:rPr>
+                <w:b w:val="0"/>
+                <w:sz w:val="24"/>
+                <w:szCs w:val="24"/>
+              </w:rPr>
+              <w:t>Seluruh personel melapor melalui kanal on-call (butir 6.2).</w:t>
             </w:r>
           </w:p>
         </w:tc>
       </w:tr>
       <w:tr>
+        <w:trPr>
+          <w:cantSplit/>
+        </w:trPr>
         <w:tc>
           <w:tcPr>
             <w:tcW w:w="2745" w:type="dxa"/>
@@ -13561,24 +13830,27 @@
           <w:p>
             <w:pPr>
               <w:spacing w:after="120" w:line="252" w:lineRule="auto"/>
-              <w:jc w:val="both"/>
-              <w:rPr>
-                <w:sz w:val="24"/>
-                <w:szCs w:val="24"/>
-              </w:rPr>
-            </w:pPr>
-            <w:r>
-              <w:rPr>
-                <w:b w:val="0"/>
-                <w:sz w:val="24"/>
-                <w:szCs w:val="24"/>
-              </w:rPr>
-              <w:t>SOC Analyst menutup event dengan alasan dan usulan tuning rule di tiket (butir 6.3).</w:t>
+              <w:jc w:val="left"/>
+              <w:rPr>
+                <w:sz w:val="24"/>
+                <w:szCs w:val="24"/>
+              </w:rPr>
+            </w:pPr>
+            <w:r>
+              <w:rPr>
+                <w:b w:val="0"/>
+                <w:sz w:val="24"/>
+                <w:szCs w:val="24"/>
+              </w:rPr>
+              <w:t>SOC Analyst menutup event dengan alasan dan usulan tuning rule di ticket (butir 6.3).</w:t>
             </w:r>
           </w:p>
         </w:tc>
       </w:tr>
       <w:tr>
+        <w:trPr>
+          <w:cantSplit/>
+        </w:trPr>
         <w:tc>
           <w:tcPr>
             <w:tcW w:w="2745" w:type="dxa"/>
@@ -13620,7 +13892,7 @@
           <w:p>
             <w:pPr>
               <w:spacing w:after="120" w:line="252" w:lineRule="auto"/>
-              <w:jc w:val="both"/>
+              <w:jc w:val="left"/>
               <w:rPr>
                 <w:sz w:val="24"/>
                 <w:szCs w:val="24"/>
@@ -13638,6 +13910,9 @@
         </w:tc>
       </w:tr>
       <w:tr>
+        <w:trPr>
+          <w:cantSplit/>
+        </w:trPr>
         <w:tc>
           <w:tcPr>
             <w:tcW w:w="2745" w:type="dxa"/>
@@ -13679,7 +13954,7 @@
           <w:p>
             <w:pPr>
               <w:spacing w:after="120" w:line="252" w:lineRule="auto"/>
-              <w:jc w:val="both"/>
+              <w:jc w:val="left"/>
               <w:rPr>
                 <w:sz w:val="24"/>
                 <w:szCs w:val="24"/>
@@ -13697,6 +13972,9 @@
         </w:tc>
       </w:tr>
       <w:tr>
+        <w:trPr>
+          <w:cantSplit/>
+        </w:trPr>
         <w:tc>
           <w:tcPr>
             <w:tcW w:w="2745" w:type="dxa"/>
@@ -13738,24 +14016,27 @@
           <w:p>
             <w:pPr>
               <w:spacing w:after="120" w:line="252" w:lineRule="auto"/>
-              <w:jc w:val="both"/>
-              <w:rPr>
-                <w:sz w:val="24"/>
-                <w:szCs w:val="24"/>
-              </w:rPr>
-            </w:pPr>
-            <w:r>
-              <w:rPr>
-                <w:b w:val="0"/>
-                <w:sz w:val="24"/>
-                <w:szCs w:val="24"/>
-              </w:rPr>
-              <w:t>COO dan Legal &amp; Compliance memutuskan pemberitahuan menurut UU PDP (butir 6.6).</w:t>
+              <w:jc w:val="left"/>
+              <w:rPr>
+                <w:sz w:val="24"/>
+                <w:szCs w:val="24"/>
+              </w:rPr>
+            </w:pPr>
+            <w:r>
+              <w:rPr>
+                <w:b w:val="0"/>
+                <w:sz w:val="24"/>
+                <w:szCs w:val="24"/>
+              </w:rPr>
+              <w:t>COO dan Legal &amp; Compliance memutuskan pemberitahuan sesuai UU PDP (butir 6.6).</w:t>
             </w:r>
           </w:p>
         </w:tc>
       </w:tr>
       <w:tr>
+        <w:trPr>
+          <w:cantSplit/>
+        </w:trPr>
         <w:tc>
           <w:tcPr>
             <w:tcW w:w="2745" w:type="dxa"/>
@@ -13797,7 +14078,7 @@
           <w:p>
             <w:pPr>
               <w:spacing w:after="120" w:line="252" w:lineRule="auto"/>
-              <w:jc w:val="both"/>
+              <w:jc w:val="left"/>
               <w:rPr>
                 <w:sz w:val="24"/>
                 <w:szCs w:val="24"/>
@@ -13868,7 +14149,7 @@
           <w:sz w:val="24"/>
           <w:szCs w:val="24"/>
         </w:rPr>
-        <w:t xml:space="preserve">Lead SOC memantau kepatuhan lewat empat indikator kinerja di bagian 8 dan, sebagai pemilik SOP, meninjau dokumen ini setiap tahun.</w:t>
+        <w:t xml:space="preserve">Lead SOC memantau kepatuhan melalui empat indikator kinerja di bagian 8. Sebagai pemilik SOP, Lead SOC meninjau dokumen ini setiap tahun.</w:t>
       </w:r>
     </w:p>
     <w:p>
@@ -13920,6 +14201,7 @@
     </w:p>
     <w:p>
       <w:pPr>
+        <w:keepNext/>
         <w:pBdr>
           <w:top w:val="nil"/>
           <w:left w:val="nil"/>
@@ -13966,6 +14248,8 @@
       </w:tblGrid>
       <w:tr>
         <w:trPr>
+          <w:cantSplit/>
+          <w:tblHeader/>
           <w:jc w:val="center"/>
         </w:trPr>
         <w:tc>
@@ -13975,6 +14259,7 @@
           </w:tcPr>
           <w:p>
             <w:pPr>
+              <w:keepNext/>
               <w:jc w:val="center"/>
               <w:rPr>
                 <w:sz w:val="24"/>
@@ -13999,6 +14284,7 @@
           </w:tcPr>
           <w:p>
             <w:pPr>
+              <w:keepNext/>
               <w:jc w:val="center"/>
               <w:rPr>
                 <w:sz w:val="24"/>
@@ -14019,6 +14305,7 @@
       </w:tr>
       <w:tr>
         <w:trPr>
+          <w:cantSplit/>
           <w:jc w:val="center"/>
         </w:trPr>
         <w:tc>
@@ -14068,6 +14355,7 @@
       </w:tr>
       <w:tr>
         <w:trPr>
+          <w:cantSplit/>
           <w:jc w:val="center"/>
         </w:trPr>
         <w:tc>
@@ -14117,6 +14405,7 @@
       </w:tr>
       <w:tr>
         <w:trPr>
+          <w:cantSplit/>
           <w:jc w:val="center"/>
         </w:trPr>
         <w:tc>
@@ -14166,6 +14455,7 @@
       </w:tr>
       <w:tr>
         <w:trPr>
+          <w:cantSplit/>
           <w:jc w:val="center"/>
         </w:trPr>
         <w:tc>
@@ -14208,13 +14498,14 @@
                 <w:sz w:val="24"/>
                 <w:szCs w:val="24"/>
               </w:rPr>
-              <w:t>Root Cause Analysis &amp; Corrective Action Report; RCA dan tindakan korektif.</w:t>
+              <w:t>Root Cause Analysis &amp; Corrective Action Report; RCA dan corrective action.</w:t>
             </w:r>
           </w:p>
         </w:tc>
       </w:tr>
       <w:tr>
         <w:trPr>
+          <w:cantSplit/>
           <w:jc w:val="center"/>
         </w:trPr>
         <w:tc>
@@ -14264,6 +14555,7 @@
       </w:tr>
       <w:tr>
         <w:trPr>
+          <w:cantSplit/>
           <w:jc w:val="center"/>
         </w:trPr>
         <w:tc>
@@ -14313,6 +14605,7 @@
       </w:tr>
       <w:tr>
         <w:trPr>
+          <w:cantSplit/>
           <w:jc w:val="center"/>
         </w:trPr>
         <w:tc>
@@ -14362,6 +14655,7 @@
       </w:tr>
       <w:tr>
         <w:trPr>
+          <w:cantSplit/>
           <w:jc w:val="center"/>
         </w:trPr>
         <w:tc>
@@ -14411,6 +14705,7 @@
       </w:tr>
       <w:tr>
         <w:trPr>
+          <w:cantSplit/>
           <w:jc w:val="center"/>
         </w:trPr>
         <w:tc>
@@ -14460,6 +14755,7 @@
       </w:tr>
       <w:tr>
         <w:trPr>
+          <w:cantSplit/>
           <w:jc w:val="center"/>
         </w:trPr>
         <w:tc>
@@ -14509,6 +14805,7 @@
       </w:tr>
       <w:tr>
         <w:trPr>
+          <w:cantSplit/>
           <w:jc w:val="center"/>
         </w:trPr>
         <w:tc>
@@ -14558,6 +14855,7 @@
       </w:tr>
       <w:tr>
         <w:trPr>
+          <w:cantSplit/>
           <w:jc w:val="center"/>
         </w:trPr>
         <w:tc>
@@ -14607,6 +14905,7 @@
       </w:tr>
       <w:tr>
         <w:trPr>
+          <w:cantSplit/>
           <w:jc w:val="center"/>
         </w:trPr>
         <w:tc>
@@ -14657,6 +14956,7 @@
     </w:tbl>
     <w:p>
       <w:pPr>
+        <w:keepNext/>
         <w:pBdr>
           <w:top w:val="nil"/>
           <w:left w:val="nil"/>
@@ -14696,6 +14996,8 @@
       </w:tblGrid>
       <w:tr>
         <w:trPr>
+          <w:cantSplit/>
+          <w:tblHeader/>
           <w:jc w:val="center"/>
         </w:trPr>
         <w:tc>
@@ -14711,6 +15013,7 @@
           </w:tcPr>
           <w:p>
             <w:pPr>
+              <w:keepNext/>
               <w:jc w:val="center"/>
               <w:rPr>
                 <w:sz w:val="24"/>
@@ -14741,6 +15044,7 @@
           </w:tcPr>
           <w:p>
             <w:pPr>
+              <w:keepNext/>
               <w:jc w:val="center"/>
               <w:rPr>
                 <w:sz w:val="24"/>
@@ -14771,6 +15075,7 @@
           </w:tcPr>
           <w:p>
             <w:pPr>
+              <w:keepNext/>
               <w:jc w:val="center"/>
               <w:rPr>
                 <w:sz w:val="24"/>
@@ -14791,6 +15096,7 @@
       </w:tr>
       <w:tr>
         <w:trPr>
+          <w:cantSplit/>
           <w:jc w:val="center"/>
         </w:trPr>
         <w:tc>
@@ -14862,7 +15168,7 @@
           </w:tcPr>
           <w:p>
             <w:pPr>
-              <w:jc w:val="both"/>
+              <w:jc w:val="left"/>
               <w:rPr>
                 <w:sz w:val="24"/>
                 <w:szCs w:val="24"/>
@@ -14881,6 +15187,7 @@
       </w:tr>
       <w:tr>
         <w:trPr>
+          <w:cantSplit/>
           <w:jc w:val="center"/>
         </w:trPr>
         <w:tc>
@@ -14952,7 +15259,7 @@
           </w:tcPr>
           <w:p>
             <w:pPr>
-              <w:jc w:val="both"/>
+              <w:jc w:val="left"/>
               <w:rPr>
                 <w:sz w:val="24"/>
                 <w:szCs w:val="24"/>
@@ -14971,6 +15278,7 @@
       </w:tr>
       <w:tr>
         <w:trPr>
+          <w:cantSplit/>
           <w:jc w:val="center"/>
         </w:trPr>
         <w:tc>
@@ -15042,7 +15350,7 @@
           </w:tcPr>
           <w:p>
             <w:pPr>
-              <w:jc w:val="both"/>
+              <w:jc w:val="left"/>
               <w:rPr>
                 <w:sz w:val="24"/>
                 <w:szCs w:val="24"/>
@@ -15061,6 +15369,7 @@
       </w:tr>
       <w:tr>
         <w:trPr>
+          <w:cantSplit/>
           <w:jc w:val="center"/>
         </w:trPr>
         <w:tc>
@@ -15132,7 +15441,7 @@
           </w:tcPr>
           <w:p>
             <w:pPr>
-              <w:jc w:val="both"/>
+              <w:jc w:val="left"/>
               <w:rPr>
                 <w:sz w:val="24"/>
                 <w:szCs w:val="24"/>
@@ -15151,6 +15460,7 @@
       </w:tr>
       <w:tr>
         <w:trPr>
+          <w:cantSplit/>
           <w:jc w:val="center"/>
         </w:trPr>
         <w:tc>
@@ -15222,7 +15532,7 @@
           </w:tcPr>
           <w:p>
             <w:pPr>
-              <w:jc w:val="both"/>
+              <w:jc w:val="left"/>
               <w:rPr>
                 <w:sz w:val="24"/>
                 <w:szCs w:val="24"/>

--- a/out/08_ISMS/SNX-ISMS-SOP-01 Information Security Incident Management (Rev00 DRAFT).docx
+++ b/out/08_ISMS/SNX-ISMS-SOP-01 Information Security Incident Management (Rev00 DRAFT).docx
@@ -4877,7 +4877,7 @@
           <w:sz w:val="24"/>
           <w:szCs w:val="24"/>
         </w:rPr>
-        <w:t xml:space="preserve">Pengumpulan bukti (Annex A 5.28): bukti dikumpulkan tanpa mengubah aslinya dan dicatat dengan chain of custody (butir 6.5). Bukti disimpan di lokasi berklasifikasi RESTRICTED (Internal).</w:t>
+        <w:t xml:space="preserve">Pengumpulan bukti (Annex A 5.28): bukti dikumpulkan tanpa mengubah aslinya dan dicatat dengan chain of custody (butir 6.5). Bukti disimpan di lokasi berklasifikasi RESTRICTED (Internal) sesuai SNX-ISMS-PRO-01.</w:t>
       </w:r>
     </w:p>
     <w:p>
